--- a/assets/lessons/telescope-research/public-use-report.docx
+++ b/assets/lessons/telescope-research/public-use-report.docx
@@ -2657,16 +2657,34 @@
 <w:hdr xmlns:m="http://schemas.openxmlformats.org/officeDocument/2006/math" xmlns:mc="http://schemas.openxmlformats.org/markup-compatibility/2006" xmlns:mo="http://schemas.microsoft.com/office/mac/office/2008/main" xmlns:mv="urn:schemas-microsoft-com:mac:vml" xmlns:o="urn:schemas-microsoft-com:office:office" xmlns:r="http://schemas.openxmlformats.org/officeDocument/2006/relationships" xmlns:v="urn:schemas-microsoft-com:vml" xmlns:w10="urn:schemas-microsoft-com:office:word" xmlns:w14="http://schemas.microsoft.com/office/word/2010/wordml" xmlns:w="http://schemas.openxmlformats.org/wordprocessingml/2006/main" xmlns:wne="http://schemas.microsoft.com/office/word/2006/wordml" xmlns:wp14="http://schemas.microsoft.com/office/word/2010/wordprocessingDrawing" xmlns:wp="http://schemas.openxmlformats.org/drawingml/2006/wordprocessingDrawing" xmlns:wpc="http://schemas.microsoft.com/office/word/2010/wordprocessingCanvas" xmlns:wpg="http://schemas.microsoft.com/office/word/2010/wordprocessingGroup" xmlns:wpi="http://schemas.microsoft.com/office/word/2010/wordprocessingInk" xmlns:wps="http://schemas.microsoft.com/office/word/2010/wordprocessingShape" mc:Ignorable="w14 wp14">
   <w:p>
     <w:pPr>
-      <w:pStyle w:val="header"/>
+      <w:pStyle w:val="Header"/>
+      <w:tabs>
+        <w:tab w:pos="9820" w:val="right"/>
+      </w:tabs>
+      <w:spacing w:before="0" w:after="0" w:lineRule="exact" w:line="480"/>
+      <w:shd w:val="clear" w:fill="002855"/>
+      <w:pBdr>
+        <w:bottom w:val="single" w:sz="16" w:space="0" w:color="EEAA00"/>
+      </w:pBdr>
     </w:pPr>
     <w:r>
       <w:rPr>
-        <w:rFonts w:ascii="Arial" w:hAnsi="Arial" w:cs="Arial" w:eastAsia="Arial"/>
+        <w:rFonts w:ascii="Arial" w:hAnsi="Arial"/>
         <w:b/>
-        <w:color w:val="002855"/>
+        <w:color w:val="FFFFFF"/>
+        <w:sz w:val="32"/>
+      </w:rPr>
+      <w:t xml:space="preserve">  WVU DSPIRA</w:t>
+    </w:r>
+    <w:r>
+      <w:rPr>
+        <w:rFonts w:ascii="Arial" w:hAnsi="Arial"/>
+        <w:b w:val="0"/>
+        <w:color w:val="FFFFFF"/>
         <w:sz w:val="18"/>
       </w:rPr>
-      <w:t>WVU DSPIRA</w:t>
+      <w:tab/>
+      <w:t>WEST VIRGINIA UNIVERSITY</w:t>
     </w:r>
   </w:p>
 </w:hdr>

--- a/assets/lessons/telescope-research/public-use-report.docx
+++ b/assets/lessons/telescope-research/public-use-report.docx
@@ -1,52 +1,27 @@
 
 <file path=word/document.xml><?xml version="1.0" encoding="utf-8"?>
-<w:document xmlns:mc="http://schemas.openxmlformats.org/markup-compatibility/2006" xmlns:o="urn:schemas-microsoft-com:office:office" xmlns:r="http://schemas.openxmlformats.org/officeDocument/2006/relationships" xmlns:m="http://schemas.openxmlformats.org/officeDocument/2006/math" xmlns:v="urn:schemas-microsoft-com:vml" xmlns:wp="http://schemas.openxmlformats.org/drawingml/2006/wordprocessingDrawing" xmlns:w10="urn:schemas-microsoft-com:office:word" xmlns:w="http://schemas.openxmlformats.org/wordprocessingml/2006/main" xmlns:wne="http://schemas.microsoft.com/office/word/2006/wordml" xmlns:sl="http://schemas.openxmlformats.org/schemaLibrary/2006/main" xmlns:a="http://schemas.openxmlformats.org/drawingml/2006/main" xmlns:pic="http://schemas.openxmlformats.org/drawingml/2006/picture" xmlns:c="http://schemas.openxmlformats.org/drawingml/2006/chart" xmlns:lc="http://schemas.openxmlformats.org/drawingml/2006/lockedCanvas" xmlns:dgm="http://schemas.openxmlformats.org/drawingml/2006/diagram" xmlns:wps="http://schemas.microsoft.com/office/word/2010/wordprocessingShape" xmlns:wpg="http://schemas.microsoft.com/office/word/2010/wordprocessingGroup" xmlns:w14="http://schemas.microsoft.com/office/word/2010/wordml" xmlns:w15="http://schemas.microsoft.com/office/word/2012/wordml" xmlns:w16="http://schemas.microsoft.com/office/word/2018/wordml" xmlns:w16cex="http://schemas.microsoft.com/office/word/2018/wordml/cex" xmlns:w16cid="http://schemas.microsoft.com/office/word/2016/wordml/cid" xmlns="http://schemas.microsoft.com/office/tasks/2019/documenttasks" xmlns:cr="http://schemas.microsoft.com/office/comments/2020/reactions">
+<w:document xmlns:wpc="http://schemas.microsoft.com/office/word/2010/wordprocessingCanvas" xmlns:cx="http://schemas.microsoft.com/office/drawing/2014/chartex" xmlns:cx1="http://schemas.microsoft.com/office/drawing/2015/9/8/chartex" xmlns:cx2="http://schemas.microsoft.com/office/drawing/2015/10/21/chartex" xmlns:cx3="http://schemas.microsoft.com/office/drawing/2016/5/9/chartex" xmlns:cx4="http://schemas.microsoft.com/office/drawing/2016/5/10/chartex" xmlns:cx5="http://schemas.microsoft.com/office/drawing/2016/5/11/chartex" xmlns:cx6="http://schemas.microsoft.com/office/drawing/2016/5/12/chartex" xmlns:cx7="http://schemas.microsoft.com/office/drawing/2016/5/13/chartex" xmlns:cx8="http://schemas.microsoft.com/office/drawing/2016/5/14/chartex" xmlns:mc="http://schemas.openxmlformats.org/markup-compatibility/2006" xmlns:aink="http://schemas.microsoft.com/office/drawing/2016/ink" xmlns:am3d="http://schemas.microsoft.com/office/drawing/2017/model3d" xmlns:o="urn:schemas-microsoft-com:office:office" xmlns:oel="http://schemas.microsoft.com/office/2019/extlst" xmlns:r="http://schemas.openxmlformats.org/officeDocument/2006/relationships" xmlns:m="http://schemas.openxmlformats.org/officeDocument/2006/math" xmlns:v="urn:schemas-microsoft-com:vml" xmlns:wp14="http://schemas.microsoft.com/office/word/2010/wordprocessingDrawing" xmlns:wp="http://schemas.openxmlformats.org/drawingml/2006/wordprocessingDrawing" xmlns:w10="urn:schemas-microsoft-com:office:word" xmlns:w="http://schemas.openxmlformats.org/wordprocessingml/2006/main" xmlns:w14="http://schemas.microsoft.com/office/word/2010/wordml" xmlns:w15="http://schemas.microsoft.com/office/word/2012/wordml" xmlns:w16cex="http://schemas.microsoft.com/office/word/2018/wordml/cex" xmlns:w16cid="http://schemas.microsoft.com/office/word/2016/wordml/cid" xmlns:w16="http://schemas.microsoft.com/office/word/2018/wordml" xmlns:w16du="http://schemas.microsoft.com/office/word/2023/wordml/word16du" xmlns:w16sdtdh="http://schemas.microsoft.com/office/word/2020/wordml/sdtdatahash" xmlns:w16sdtfl="http://schemas.microsoft.com/office/word/2024/wordml/sdtformatlock" xmlns:w16se="http://schemas.microsoft.com/office/word/2015/wordml/symex" xmlns:wpg="http://schemas.microsoft.com/office/word/2010/wordprocessingGroup" xmlns:wpi="http://schemas.microsoft.com/office/word/2010/wordprocessingInk" xmlns:wne="http://schemas.microsoft.com/office/word/2006/wordml" xmlns:wps="http://schemas.microsoft.com/office/word/2010/wordprocessingShape" mc:Ignorable="w14 w15 w16se w16cid w16 w16cex w16sdtdh w16sdtfl w16du wp14">
   <w:body>
     <w:p>
       <w:pPr>
         <w:pStyle w:val="Title"/>
         <w:keepNext/>
         <w:widowControl w:val="0"/>
-        <w:spacing w:line="264" w:lineRule="auto" w:after="160"/>
-        <w:jc w:val="left"/>
         <w:rPr>
-          <w:b w:val="1"/>
-          <w:bCs w:val="1"/>
+          <w:b/>
+          <w:bCs/>
           <w:sz w:val="28"/>
           <w:szCs w:val="28"/>
         </w:rPr>
       </w:pPr>
       <w:r>
-        <w:rPr>
-          <w:b/>
-          <w:bCs w:val="1"/>
-          <w:i w:val="0"/>
-          <w:color w:val="000000"/>
-          <w:sz w:val="48"/>
-          <w:szCs w:val="22"/>
-          <w:u w:val="none"/>
-          <w:rtl w:val="0"/>
-          <w:rFonts w:ascii="Arial" w:hAnsi="Arial" w:cs="Arial" w:eastAsia="Arial"/>
-        </w:rPr>
-        <w:t xml:space="preserve">Testing the Effectiveness of the DSPIRA Radio Telescope for Public Use</w:t>
-      </w:r>
-      <w:r>
-        <w:rPr>
-          <w:u w:val="none"/>
-          <w:rtl w:val="0"/>
-          <w:rFonts w:ascii="Arial" w:hAnsi="Arial" w:cs="Arial" w:eastAsia="Arial"/>
-          <w:b/>
-          <w:i w:val="0"/>
-          <w:color w:val="000000"/>
-          <w:sz w:val="48"/>
-          <w:szCs w:val="22"/>
-        </w:rPr>
+        <w:t>Testing the Effectiveness of the DSPIRA Radio Telescope for Public Use</w:t>
       </w:r>
     </w:p>
     <w:p>
       <w:pPr>
         <w:widowControl w:val="0"/>
-        <w:spacing w:line="264" w:lineRule="auto" w:after="120"/>
+        <w:spacing w:after="120"/>
         <w:jc w:val="center"/>
         <w:rPr>
           <w:sz w:val="24"/>
@@ -54,19 +29,13 @@
         </w:rPr>
       </w:pPr>
       <w:r>
-        <w:rPr>
-          <w:sz w:val="22"/>
-          <w:szCs w:val="22"/>
-          <w:rtl w:val="0"/>
-          <w:rFonts w:ascii="Arial" w:hAnsi="Arial" w:cs="Arial" w:eastAsia="Arial"/>
-        </w:rPr>
-        <w:t xml:space="preserve">Victoria Blanton and DJ Pisano</w:t>
+        <w:t>Victoria Blanton and DJ Pisano</w:t>
       </w:r>
     </w:p>
     <w:p>
       <w:pPr>
         <w:widowControl w:val="0"/>
-        <w:spacing w:line="264" w:lineRule="auto" w:after="120"/>
+        <w:spacing w:after="120"/>
         <w:jc w:val="center"/>
         <w:rPr>
           <w:sz w:val="24"/>
@@ -74,90 +43,26 @@
         </w:rPr>
       </w:pPr>
       <w:r>
-        <w:rPr>
-          <w:sz w:val="22"/>
-          <w:szCs w:val="22"/>
-          <w:rtl w:val="0"/>
-          <w:rFonts w:ascii="Arial" w:hAnsi="Arial" w:cs="Arial" w:eastAsia="Arial"/>
-        </w:rPr>
-        <w:t xml:space="preserve">WVU SURE Program and WVU Physics and Astronomy Department</w:t>
+        <w:t>WVU SURE Program and WVU Physics and Astronomy Department</w:t>
       </w:r>
     </w:p>
     <w:p>
       <w:pPr>
+        <w:pStyle w:val="Heading2"/>
         <w:widowControl w:val="0"/>
-        <w:spacing w:line="240" w:lineRule="auto"/>
-        <w:jc w:val="center"/>
         <w:rPr>
-          <w:b w:val="1"/>
-          <w:bCs w:val="1"/>
-          <w:sz w:val="24"/>
           <w:szCs w:val="24"/>
           <w:u w:val="single"/>
         </w:rPr>
       </w:pPr>
       <w:r>
-        <w:rPr>
-          <w:rtl w:val="0"/>
-          <w:rFonts w:ascii="Arial" w:hAnsi="Arial" w:cs="Arial" w:eastAsia="Arial"/>
-          <w:sz w:val="22"/>
-          <w:szCs w:val="22"/>
-        </w:rPr>
+        <w:t>ABSTRACT</w:t>
       </w:r>
     </w:p>
     <w:p>
       <w:pPr>
         <w:widowControl w:val="0"/>
-        <w:spacing w:line="240" w:lineRule="auto"/>
-        <w:jc w:val="center"/>
-        <w:rPr>
-          <w:b w:val="1"/>
-          <w:bCs w:val="1"/>
-          <w:sz w:val="24"/>
-          <w:szCs w:val="24"/>
-          <w:u w:val="single"/>
-        </w:rPr>
-      </w:pPr>
-      <w:r>
-        <w:rPr>
-          <w:rtl w:val="0"/>
-          <w:rFonts w:ascii="Arial" w:hAnsi="Arial" w:cs="Arial" w:eastAsia="Arial"/>
-          <w:sz w:val="22"/>
-          <w:szCs w:val="22"/>
-        </w:rPr>
-      </w:r>
-    </w:p>
-    <w:p>
-      <w:pPr>
-        <w:keepNext/>
-        <w:widowControl w:val="0"/>
-        <w:spacing w:line="264" w:lineRule="auto" w:after="120"/>
-        <w:jc w:val="center"/>
-        <w:rPr>
-          <w:b w:val="1"/>
-          <w:bCs w:val="1"/>
-          <w:sz w:val="24"/>
-          <w:szCs w:val="24"/>
-          <w:u w:val="single"/>
-        </w:rPr>
-      </w:pPr>
-      <w:r>
-        <w:rPr>
-          <w:b w:val="1"/>
-          <w:bCs w:val="1"/>
-          <w:sz w:val="22"/>
-          <w:szCs w:val="22"/>
-          <w:u w:val="single"/>
-          <w:rtl w:val="0"/>
-          <w:rFonts w:ascii="Arial" w:hAnsi="Arial" w:cs="Arial" w:eastAsia="Arial"/>
-        </w:rPr>
-        <w:t xml:space="preserve">ABSTRACT</w:t>
-      </w:r>
-    </w:p>
-    <w:p>
-      <w:pPr>
-        <w:widowControl w:val="0"/>
-        <w:spacing w:line="264" w:lineRule="auto" w:after="120"/>
+        <w:spacing w:after="120"/>
         <w:ind w:firstLine="720"/>
         <w:rPr>
           <w:sz w:val="24"/>
@@ -165,51 +70,7 @@
         </w:rPr>
       </w:pPr>
       <w:r>
-        <w:rPr>
-          <w:sz w:val="22"/>
-          <w:szCs w:val="22"/>
-          <w:rtl w:val="0"/>
-          <w:rFonts w:ascii="Arial" w:hAnsi="Arial" w:cs="Arial" w:eastAsia="Arial"/>
-        </w:rPr>
-        <w:t xml:space="preserve">Radio astronomy can be an expensive and inaccessible activity which can discourage its exploration and popularity. The DSPIRA radio telescope is designed by Greenbank Observatory, the NSF, and WVU. Materials used are publicly available, have varying price ranges for all components, and have options of self-construction or pre-built for certain, more complex components. The total price will average under $300. After completion, we will make a digital neutral hydrogen (HI) map which will be compared with pre-existing maps to test its accuracy. Through HI detection, we can measure the rotation and weight of the Milky Way while locating HI clusters that suggest future star formation. This contributes to our understanding of how our galaxy moves and evolves. With the success of the radio telescope project, we hope to contribute to the study of astronomy while encouraging others to take an interest in its increased availability.</w:t>
-      </w:r>
-    </w:p>
-    <w:p>
-      <w:pPr>
-        <w:widowControl w:val="0"/>
-        <w:spacing w:line="240" w:lineRule="auto"/>
-        <w:ind w:left="0" w:firstLine="0"/>
-        <w:rPr>
-          <w:sz w:val="24"/>
-          <w:szCs w:val="24"/>
-        </w:rPr>
-      </w:pPr>
-      <w:r>
-        <w:rPr>
-          <w:rtl w:val="0"/>
-          <w:rFonts w:ascii="Arial" w:hAnsi="Arial" w:cs="Arial" w:eastAsia="Arial"/>
-          <w:sz w:val="22"/>
-          <w:szCs w:val="22"/>
-        </w:rPr>
-      </w:r>
-    </w:p>
-    <w:p>
-      <w:pPr>
-        <w:widowControl w:val="0"/>
-        <w:spacing w:line="240" w:lineRule="auto"/>
-        <w:ind w:firstLine="720"/>
-        <w:rPr>
-          <w:sz w:val="24"/>
-          <w:szCs w:val="24"/>
-        </w:rPr>
-      </w:pPr>
-      <w:r>
-        <w:rPr>
-          <w:rtl w:val="0"/>
-          <w:rFonts w:ascii="Arial" w:hAnsi="Arial" w:cs="Arial" w:eastAsia="Arial"/>
-          <w:sz w:val="22"/>
-          <w:szCs w:val="22"/>
-        </w:rPr>
+        <w:t>Radio astronomy can be an expensive and inaccessible activity which can discourage its exploration and popularity. The DSPIRA radio telescope is designed by Greenbank Observatory, the NSF, and WVU. Materials used are publicly available, have varying price ranges for all components, and have options of self-construction or pre-built for certain, more complex components. The total price will average under $300. After completion, we will make a digital neutral hydrogen (HI) map which will be compared with pre-existing maps to test its accuracy. Through HI detection, we can measure the rotation and weight of the Milky Way while locating HI clusters that suggest future star formation. This contributes to our understanding of how our galaxy moves and evolves. With the success of the radio telescope project, we hope to contribute to the study of astronomy while encouraging others to take an interest in its increased availability.</w:t>
       </w:r>
     </w:p>
     <w:p>
@@ -223,33 +84,24 @@
       </w:pPr>
       <w:r>
         <w:rPr>
-          <w:rtl w:val="0"/>
-          <w:rFonts w:ascii="Arial" w:hAnsi="Arial" w:cs="Arial" w:eastAsia="Arial"/>
-          <w:sz w:val="22"/>
-          <w:szCs w:val="22"/>
-        </w:rPr>
-      </w:r>
-      <w:r>
-        <w:rPr>
-          <w:rFonts w:ascii="Arial" w:hAnsi="Arial" w:cs="Arial" w:eastAsia="Arial"/>
-          <w:sz w:val="22"/>
-          <w:szCs w:val="22"/>
+          <w:noProof/>
         </w:rPr>
         <w:drawing>
-          <wp:inline distT="0" distB="0" distL="0" distR="0">
-            <wp:extent cx="2012990" cy="1519238"/>
-            <wp:effectExtent b="0" l="0" r="0" t="0"/>
-            <wp:docPr descr="Radio telescope (minus electronical components). Consists of a large aluminum insulation pyramid on an adjustable wooden support stand." id="3" name="image1.jpg"/>
-            <a:graphic>
+          <wp:inline distT="0" distB="0" distL="0" distR="0" wp14:anchorId="43EC07D2" wp14:editId="50F4D124">
+            <wp:extent cx="1811691" cy="1367314"/>
+            <wp:effectExtent l="0" t="0" r="0" b="0"/>
+            <wp:docPr id="3" name="image1.jpg" descr="Radio telescope (minus electronical components). Consists of a large aluminum insulation pyramid on an adjustable wooden support stand."/>
+            <wp:cNvGraphicFramePr/>
+            <a:graphic xmlns:a="http://schemas.openxmlformats.org/drawingml/2006/main">
               <a:graphicData uri="http://schemas.openxmlformats.org/drawingml/2006/picture">
-                <pic:pic>
+                <pic:pic xmlns:pic="http://schemas.openxmlformats.org/drawingml/2006/picture">
                   <pic:nvPicPr>
-                    <pic:cNvPr descr="Radio telescope (minus electronical components). Consists of a large aluminum insulation pyramid on an adjustable wooden support stand." id="0" name="image1.jpg"/>
+                    <pic:cNvPr id="0" name="image1.jpg" descr="Radio telescope (minus electronical components). Consists of a large aluminum insulation pyramid on an adjustable wooden support stand."/>
                     <pic:cNvPicPr preferRelativeResize="0"/>
                   </pic:nvPicPr>
                   <pic:blipFill>
-                    <a:blip r:embed="rId6"/>
-                    <a:srcRect b="0" l="0" r="0" t="0"/>
+                    <a:blip r:embed="rId7"/>
+                    <a:srcRect/>
                     <a:stretch>
                       <a:fillRect/>
                     </a:stretch>
@@ -257,9 +109,11 @@
                   <pic:spPr>
                     <a:xfrm rot="5400000">
                       <a:off x="0" y="0"/>
-                      <a:ext cx="2012990" cy="1519238"/>
+                      <a:ext cx="1811691" cy="1367314"/>
                     </a:xfrm>
-                    <a:prstGeom prst="rect"/>
+                    <a:prstGeom prst="rect">
+                      <a:avLst/>
+                    </a:prstGeom>
                     <a:ln/>
                   </pic:spPr>
                 </pic:pic>
@@ -272,43 +126,7 @@
     <w:p>
       <w:pPr>
         <w:widowControl w:val="0"/>
-        <w:spacing w:line="240" w:lineRule="auto"/>
-        <w:rPr>
-          <w:sz w:val="24"/>
-          <w:szCs w:val="24"/>
-        </w:rPr>
-      </w:pPr>
-      <w:r>
-        <w:rPr>
-          <w:rtl w:val="0"/>
-          <w:rFonts w:ascii="Arial" w:hAnsi="Arial" w:cs="Arial" w:eastAsia="Arial"/>
-          <w:sz w:val="22"/>
-          <w:szCs w:val="22"/>
-        </w:rPr>
-      </w:r>
-    </w:p>
-    <w:p>
-      <w:pPr>
-        <w:widowControl w:val="0"/>
-        <w:spacing w:line="240" w:lineRule="auto"/>
-        <w:rPr>
-          <w:sz w:val="24"/>
-          <w:szCs w:val="24"/>
-        </w:rPr>
-      </w:pPr>
-      <w:r>
-        <w:rPr>
-          <w:rtl w:val="0"/>
-          <w:rFonts w:ascii="Arial" w:hAnsi="Arial" w:cs="Arial" w:eastAsia="Arial"/>
-          <w:sz w:val="22"/>
-          <w:szCs w:val="22"/>
-        </w:rPr>
-      </w:r>
-    </w:p>
-    <w:p>
-      <w:pPr>
-        <w:widowControl w:val="0"/>
-        <w:spacing w:line="264" w:lineRule="auto" w:after="120"/>
+        <w:spacing w:after="120"/>
         <w:ind w:left="1440" w:firstLine="720"/>
         <w:rPr>
           <w:sz w:val="24"/>
@@ -316,19 +134,13 @@
         </w:rPr>
       </w:pPr>
       <w:r>
-        <w:rPr>
-          <w:sz w:val="22"/>
-          <w:szCs w:val="22"/>
-          <w:rtl w:val="0"/>
-          <w:rFonts w:ascii="Arial" w:hAnsi="Arial" w:cs="Arial" w:eastAsia="Arial"/>
-        </w:rPr>
-        <w:t xml:space="preserve">Fig. 1: Radio telescope without electronic components</w:t>
+        <w:t>Fig. 1: Radio telescope without electronic components</w:t>
       </w:r>
     </w:p>
     <w:p>
       <w:pPr>
         <w:widowControl w:val="0"/>
-        <w:spacing w:line="240" w:lineRule="auto"/>
+        <w:spacing w:after="120"/>
         <w:ind w:left="1440" w:firstLine="720"/>
         <w:rPr>
           <w:sz w:val="24"/>
@@ -336,103 +148,20 @@
         </w:rPr>
       </w:pPr>
       <w:r>
-        <w:rPr>
-          <w:rtl w:val="0"/>
-          <w:rFonts w:ascii="Arial" w:hAnsi="Arial" w:cs="Arial" w:eastAsia="Arial"/>
-          <w:sz w:val="22"/>
-          <w:szCs w:val="22"/>
-        </w:rPr>
+        <w:t>Radio telescope (minus electronic components). Consists of a large aluminum insulation pyramid on an adjustable wooden support stand.</w:t>
       </w:r>
     </w:p>
     <w:p>
       <w:pPr>
+        <w:pStyle w:val="Heading2"/>
         <w:widowControl w:val="0"/>
-        <w:spacing w:line="264" w:lineRule="auto" w:after="120"/>
-        <w:ind w:left="1440" w:firstLine="720"/>
         <w:rPr>
-          <w:sz w:val="24"/>
-          <w:szCs w:val="24"/>
-        </w:rPr>
-      </w:pPr>
-      <w:r>
-        <w:rPr>
-          <w:sz w:val="22"/>
-          <w:szCs w:val="22"/>
-          <w:rtl w:val="0"/>
-          <w:rFonts w:ascii="Arial" w:hAnsi="Arial" w:cs="Arial" w:eastAsia="Arial"/>
-        </w:rPr>
-        <w:t xml:space="preserve">Radio telescope (minus electronic components). Consists of a large aluminum insulation pyramid on an adjustable wooden support stand.</w:t>
-      </w:r>
-    </w:p>
-    <w:p>
-      <w:pPr>
-        <w:widowControl w:val="0"/>
-        <w:spacing w:line="240" w:lineRule="auto"/>
-        <w:jc w:val="left"/>
-        <w:rPr>
-          <w:b w:val="1"/>
-          <w:bCs w:val="1"/>
-          <w:sz w:val="24"/>
           <w:szCs w:val="24"/>
           <w:u w:val="single"/>
         </w:rPr>
       </w:pPr>
       <w:r>
-        <w:rPr>
-          <w:rtl w:val="0"/>
-          <w:rFonts w:ascii="Arial" w:hAnsi="Arial" w:cs="Arial" w:eastAsia="Arial"/>
-          <w:sz w:val="22"/>
-          <w:szCs w:val="22"/>
-        </w:rPr>
-      </w:r>
-    </w:p>
-    <w:p>
-      <w:pPr>
-        <w:widowControl w:val="0"/>
-        <w:spacing w:line="240" w:lineRule="auto"/>
-        <w:jc w:val="center"/>
-        <w:rPr>
-          <w:b w:val="1"/>
-          <w:bCs w:val="1"/>
-          <w:sz w:val="24"/>
-          <w:szCs w:val="24"/>
-          <w:u w:val="single"/>
-        </w:rPr>
-      </w:pPr>
-      <w:r>
-        <w:rPr>
-          <w:rtl w:val="0"/>
-          <w:rFonts w:ascii="Arial" w:hAnsi="Arial" w:cs="Arial" w:eastAsia="Arial"/>
-          <w:sz w:val="22"/>
-          <w:szCs w:val="22"/>
-        </w:rPr>
-      </w:r>
-    </w:p>
-    <w:p>
-      <w:pPr>
-        <w:keepNext/>
-        <w:widowControl w:val="0"/>
-        <w:spacing w:line="264" w:lineRule="auto" w:after="120"/>
-        <w:jc w:val="center"/>
-        <w:rPr>
-          <w:b w:val="1"/>
-          <w:bCs w:val="1"/>
-          <w:sz w:val="24"/>
-          <w:szCs w:val="24"/>
-          <w:u w:val="single"/>
-        </w:rPr>
-      </w:pPr>
-      <w:r>
-        <w:rPr>
-          <w:b w:val="1"/>
-          <w:bCs w:val="1"/>
-          <w:sz w:val="22"/>
-          <w:szCs w:val="22"/>
-          <w:u w:val="single"/>
-          <w:rtl w:val="0"/>
-          <w:rFonts w:ascii="Arial" w:hAnsi="Arial" w:cs="Arial" w:eastAsia="Arial"/>
-        </w:rPr>
-        <w:t xml:space="preserve">METHODS</w:t>
+        <w:t>METHODS</w:t>
       </w:r>
     </w:p>
     <w:p>
@@ -442,7 +171,7 @@
           <w:ilvl w:val="0"/>
           <w:numId w:val="1"/>
         </w:numPr>
-        <w:spacing w:line="264" w:lineRule="auto" w:after="120"/>
+        <w:spacing w:after="120"/>
         <w:ind w:left="180" w:hanging="100"/>
         <w:rPr>
           <w:sz w:val="24"/>
@@ -450,13 +179,7 @@
         </w:rPr>
       </w:pPr>
       <w:r>
-        <w:rPr>
-          <w:sz w:val="22"/>
-          <w:szCs w:val="22"/>
-          <w:rtl w:val="0"/>
-          <w:rFonts w:ascii="Arial" w:hAnsi="Arial" w:cs="Arial" w:eastAsia="Arial"/>
-        </w:rPr>
-        <w:t xml:space="preserve">Construct the base of the telescope with wood to support the horn.</w:t>
+        <w:t>Construct the base of the telescope with wood to support the horn.</w:t>
       </w:r>
     </w:p>
     <w:p>
@@ -466,7 +189,7 @@
           <w:ilvl w:val="0"/>
           <w:numId w:val="1"/>
         </w:numPr>
-        <w:spacing w:before="40" w:line="264" w:lineRule="auto" w:after="120"/>
+        <w:spacing w:before="40" w:after="120"/>
         <w:ind w:left="180" w:hanging="100"/>
         <w:rPr>
           <w:sz w:val="24"/>
@@ -474,13 +197,7 @@
         </w:rPr>
       </w:pPr>
       <w:r>
-        <w:rPr>
-          <w:sz w:val="22"/>
-          <w:szCs w:val="22"/>
-          <w:rtl w:val="0"/>
-          <w:rFonts w:ascii="Arial" w:hAnsi="Arial" w:cs="Arial" w:eastAsia="Arial"/>
-        </w:rPr>
-        <w:t xml:space="preserve">Construct the horn in a square pyramidal shape with aluminum insulation.</w:t>
+        <w:t>Construct the horn in a square pyramidal shape with aluminum insulation.</w:t>
       </w:r>
     </w:p>
     <w:p>
@@ -490,7 +207,7 @@
           <w:ilvl w:val="0"/>
           <w:numId w:val="1"/>
         </w:numPr>
-        <w:spacing w:before="40" w:line="264" w:lineRule="auto" w:after="120"/>
+        <w:spacing w:before="40" w:after="120"/>
         <w:ind w:left="180" w:hanging="100"/>
         <w:rPr>
           <w:sz w:val="24"/>
@@ -498,13 +215,7 @@
         </w:rPr>
       </w:pPr>
       <w:r>
-        <w:rPr>
-          <w:sz w:val="22"/>
-          <w:szCs w:val="22"/>
-          <w:rtl w:val="0"/>
-          <w:rFonts w:ascii="Arial" w:hAnsi="Arial" w:cs="Arial" w:eastAsia="Arial"/>
-        </w:rPr>
-        <w:t xml:space="preserve">Solder or purchase the LNA circuit board.</w:t>
+        <w:t>Solder or purchase the LNA circuit board.</w:t>
       </w:r>
     </w:p>
     <w:p>
@@ -514,7 +225,7 @@
           <w:ilvl w:val="0"/>
           <w:numId w:val="1"/>
         </w:numPr>
-        <w:spacing w:before="40" w:line="264" w:lineRule="auto" w:after="120"/>
+        <w:spacing w:before="40" w:after="120"/>
         <w:ind w:left="180" w:hanging="100"/>
         <w:rPr>
           <w:sz w:val="24"/>
@@ -522,13 +233,7 @@
         </w:rPr>
       </w:pPr>
       <w:r>
-        <w:rPr>
-          <w:sz w:val="22"/>
-          <w:szCs w:val="22"/>
-          <w:rtl w:val="0"/>
-          <w:rFonts w:ascii="Arial" w:hAnsi="Arial" w:cs="Arial" w:eastAsia="Arial"/>
-        </w:rPr>
-        <w:t xml:space="preserve">Download the GNURadio software for the guided website.</w:t>
+        <w:t>Download the GNURadio software for the guided website.</w:t>
       </w:r>
     </w:p>
     <w:p>
@@ -538,7 +243,7 @@
           <w:ilvl w:val="0"/>
           <w:numId w:val="1"/>
         </w:numPr>
-        <w:spacing w:before="40" w:line="264" w:lineRule="auto" w:after="120"/>
+        <w:spacing w:before="40" w:after="120"/>
         <w:ind w:left="180" w:hanging="100"/>
         <w:rPr>
           <w:sz w:val="24"/>
@@ -546,13 +251,7 @@
         </w:rPr>
       </w:pPr>
       <w:r>
-        <w:rPr>
-          <w:sz w:val="22"/>
-          <w:szCs w:val="22"/>
-          <w:rtl w:val="0"/>
-          <w:rFonts w:ascii="Arial" w:hAnsi="Arial" w:cs="Arial" w:eastAsia="Arial"/>
-        </w:rPr>
-        <w:t xml:space="preserve">Connect the computer with the GNURadio software to the telescope through the LNA and SDR.</w:t>
+        <w:t>Connect the computer with the GNURadio software to the telescope through the LNA and SDR.</w:t>
       </w:r>
     </w:p>
     <w:p>
@@ -562,7 +261,7 @@
           <w:ilvl w:val="0"/>
           <w:numId w:val="1"/>
         </w:numPr>
-        <w:spacing w:before="40" w:line="264" w:lineRule="auto" w:after="120"/>
+        <w:spacing w:before="40" w:after="120"/>
         <w:ind w:left="180" w:hanging="100"/>
         <w:rPr>
           <w:sz w:val="24"/>
@@ -570,137 +269,74 @@
         </w:rPr>
       </w:pPr>
       <w:r>
-        <w:rPr>
-          <w:sz w:val="22"/>
-          <w:szCs w:val="22"/>
-          <w:rtl w:val="0"/>
-          <w:rFonts w:ascii="Arial" w:hAnsi="Arial" w:cs="Arial" w:eastAsia="Arial"/>
-        </w:rPr>
-        <w:t xml:space="preserve">Use GNURadio to analyze radio wave data received from the probe in the horn of the telescope.</w:t>
+        <w:t>Use GNURadio to analyze radio wave data received from the probe in the horn of the telescope.</w:t>
       </w:r>
     </w:p>
     <w:p>
       <w:pPr>
+        <w:pStyle w:val="Heading2"/>
         <w:widowControl w:val="0"/>
-        <w:spacing w:line="240" w:lineRule="auto"/>
-        <w:jc w:val="left"/>
         <w:rPr>
-          <w:b w:val="1"/>
-          <w:bCs w:val="1"/>
-          <w:sz w:val="24"/>
           <w:szCs w:val="24"/>
           <w:u w:val="single"/>
         </w:rPr>
       </w:pPr>
       <w:r>
-        <w:rPr>
-          <w:rtl w:val="0"/>
-          <w:rFonts w:ascii="Arial" w:hAnsi="Arial" w:cs="Arial" w:eastAsia="Arial"/>
-          <w:sz w:val="22"/>
-          <w:szCs w:val="22"/>
-        </w:rPr>
-      </w:r>
-    </w:p>
-    <w:p>
-      <w:pPr>
-        <w:keepNext/>
-        <w:widowControl w:val="0"/>
-        <w:spacing w:line="264" w:lineRule="auto" w:after="120"/>
-        <w:jc w:val="center"/>
-        <w:rPr>
-          <w:b w:val="1"/>
-          <w:bCs w:val="1"/>
-          <w:sz w:val="24"/>
-          <w:szCs w:val="24"/>
-          <w:u w:val="single"/>
-        </w:rPr>
-      </w:pPr>
-      <w:r>
-        <w:rPr>
-          <w:b w:val="1"/>
-          <w:bCs w:val="1"/>
-          <w:sz w:val="22"/>
-          <w:szCs w:val="22"/>
-          <w:u w:val="single"/>
-          <w:rtl w:val="0"/>
-          <w:rFonts w:ascii="Arial" w:hAnsi="Arial" w:cs="Arial" w:eastAsia="Arial"/>
-        </w:rPr>
-        <w:t xml:space="preserve">MATERIALS</w:t>
-      </w:r>
-    </w:p>
-    <w:p>
-      <w:pPr>
-        <w:widowControl w:val="0"/>
-        <w:jc w:val="center"/>
-        <w:rPr>
-          <w:sz w:val="24"/>
-          <w:szCs w:val="24"/>
-        </w:rPr>
-      </w:pPr>
-      <w:r>
-        <w:rPr>
-          <w:rtl w:val="0"/>
-          <w:rFonts w:ascii="Arial" w:hAnsi="Arial" w:cs="Arial" w:eastAsia="Arial"/>
-          <w:sz w:val="22"/>
-          <w:szCs w:val="22"/>
-        </w:rPr>
+        <w:lastRenderedPageBreak/>
+        <w:t>MATERIALS</w:t>
       </w:r>
     </w:p>
     <w:tbl>
       <w:tblPr>
-        <w:tblStyle w:val="Table1"/>
-        <w:tblW w:w="4080.0" w:type="dxa"/>
-        <w:jc w:val="left"/>
+        <w:tblStyle w:val="a"/>
+        <w:tblW w:w="10080" w:type="dxa"/>
+        <w:tblInd w:w="0" w:type="dxa"/>
         <w:tblBorders>
-          <w:top w:color="000000" w:space="0" w:sz="8" w:val="single"/>
-          <w:left w:color="000000" w:space="0" w:sz="8" w:val="single"/>
-          <w:bottom w:color="000000" w:space="0" w:sz="8" w:val="single"/>
-          <w:right w:color="000000" w:space="0" w:sz="8" w:val="single"/>
-          <w:insideH w:color="000000" w:space="0" w:sz="8" w:val="single"/>
-          <w:insideV w:color="000000" w:space="0" w:sz="8" w:val="single"/>
+          <w:top w:val="single" w:sz="8" w:space="0" w:color="000000"/>
+          <w:left w:val="single" w:sz="8" w:space="0" w:color="000000"/>
+          <w:bottom w:val="single" w:sz="8" w:space="0" w:color="000000"/>
+          <w:right w:val="single" w:sz="8" w:space="0" w:color="000000"/>
+          <w:insideH w:val="single" w:sz="8" w:space="0" w:color="000000"/>
+          <w:insideV w:val="single" w:sz="8" w:space="0" w:color="000000"/>
         </w:tblBorders>
         <w:tblLayout w:type="fixed"/>
-        <w:tblLook w:val="0600"/>
+        <w:tblLook w:val="0600" w:firstRow="0" w:lastRow="0" w:firstColumn="0" w:lastColumn="0" w:noHBand="1" w:noVBand="1"/>
       </w:tblPr>
       <w:tblGrid>
-        <w:gridCol w:w="1360"/>
-        <w:gridCol w:w="1360"/>
-        <w:gridCol w:w="1360"/>
-        <w:tblGridChange w:id="0">
-          <w:tblGrid>
-            <w:gridCol w:w="1360"/>
-            <w:gridCol w:w="1360"/>
-            <w:gridCol w:w="1360"/>
-          </w:tblGrid>
-        </w:tblGridChange>
+        <w:gridCol w:w="3360"/>
+        <w:gridCol w:w="3360"/>
+        <w:gridCol w:w="3360"/>
       </w:tblGrid>
       <w:tr>
         <w:trPr>
-          <w:cantSplit w:val="1"/>
-          <w:trHeight w:val="280" w:hRule="atLeast"/>
-          <w:tblHeader w:val="0"/>
+          <w:cantSplit/>
+          <w:trHeight w:val="280"/>
           <w:tblHeader/>
         </w:trPr>
         <w:tc>
           <w:tcPr>
+            <w:tcW w:w="3360" w:type="dxa"/>
             <w:tcBorders>
-              <w:top w:color="000000" w:space="0" w:sz="8" w:val="single"/>
-              <w:left w:color="000000" w:space="0" w:sz="8" w:val="single"/>
-              <w:bottom w:color="000000" w:space="0" w:sz="8" w:val="single"/>
-              <w:right w:color="000000" w:space="0" w:sz="8" w:val="single"/>
+              <w:top w:val="single" w:sz="4" w:space="0" w:color="D9D9D9"/>
+              <w:left w:val="single" w:sz="4" w:space="0" w:color="D9D9D9"/>
+              <w:bottom w:val="single" w:sz="4" w:space="0" w:color="D9D9D9"/>
+              <w:right w:val="single" w:sz="4" w:space="0" w:color="D9D9D9"/>
             </w:tcBorders>
+            <w:shd w:val="clear" w:color="auto" w:fill="002855"/>
             <w:tcMar>
-              <w:top w:w="20.0" w:type="dxa"/>
-              <w:left w:w="20.0" w:type="dxa"/>
-              <w:bottom w:w="20.0" w:type="dxa"/>
-              <w:right w:w="20.0" w:type="dxa"/>
+              <w:top w:w="90" w:type="dxa"/>
+              <w:left w:w="90" w:type="dxa"/>
+              <w:bottom w:w="90" w:type="dxa"/>
+              <w:right w:w="90" w:type="dxa"/>
             </w:tcMar>
-            <w:vAlign w:val="top"/>
+            <w:vAlign w:val="center"/>
           </w:tcPr>
           <w:p>
             <w:pPr>
+              <w:keepNext/>
+              <w:keepLines/>
               <w:widowControl w:val="0"/>
-              <w:spacing w:line="240" w:lineRule="auto"/>
+              <w:spacing w:after="40" w:line="252" w:lineRule="auto"/>
               <w:jc w:val="center"/>
               <w:rPr>
                 <w:sz w:val="24"/>
@@ -709,35 +345,37 @@
             </w:pPr>
             <w:r>
               <w:rPr>
-                <w:sz w:val="22"/>
-                <w:szCs w:val="22"/>
-                <w:rtl w:val="0"/>
-                <w:rFonts w:ascii="Arial" w:hAnsi="Arial" w:cs="Arial" w:eastAsia="Arial"/>
+                <w:b/>
+                <w:color w:val="FFFFFF"/>
               </w:rPr>
-              <w:t xml:space="preserve">Budget Item</w:t>
+              <w:t>Budget Item</w:t>
             </w:r>
           </w:p>
         </w:tc>
         <w:tc>
           <w:tcPr>
+            <w:tcW w:w="3360" w:type="dxa"/>
             <w:tcBorders>
-              <w:top w:color="000000" w:space="0" w:sz="8" w:val="single"/>
-              <w:left w:color="000000" w:space="0" w:sz="8" w:val="single"/>
-              <w:bottom w:color="000000" w:space="0" w:sz="8" w:val="single"/>
-              <w:right w:color="000000" w:space="0" w:sz="8" w:val="single"/>
+              <w:top w:val="single" w:sz="4" w:space="0" w:color="D9D9D9"/>
+              <w:left w:val="single" w:sz="4" w:space="0" w:color="D9D9D9"/>
+              <w:bottom w:val="single" w:sz="4" w:space="0" w:color="D9D9D9"/>
+              <w:right w:val="single" w:sz="4" w:space="0" w:color="D9D9D9"/>
             </w:tcBorders>
+            <w:shd w:val="clear" w:color="auto" w:fill="002855"/>
             <w:tcMar>
-              <w:top w:w="20.0" w:type="dxa"/>
-              <w:left w:w="20.0" w:type="dxa"/>
-              <w:bottom w:w="20.0" w:type="dxa"/>
-              <w:right w:w="20.0" w:type="dxa"/>
+              <w:top w:w="90" w:type="dxa"/>
+              <w:left w:w="90" w:type="dxa"/>
+              <w:bottom w:w="90" w:type="dxa"/>
+              <w:right w:w="90" w:type="dxa"/>
             </w:tcMar>
-            <w:vAlign w:val="top"/>
+            <w:vAlign w:val="center"/>
           </w:tcPr>
           <w:p>
             <w:pPr>
+              <w:keepNext/>
+              <w:keepLines/>
               <w:widowControl w:val="0"/>
-              <w:spacing w:line="240" w:lineRule="auto"/>
+              <w:spacing w:after="40" w:line="252" w:lineRule="auto"/>
               <w:jc w:val="center"/>
               <w:rPr>
                 <w:sz w:val="24"/>
@@ -746,35 +384,37 @@
             </w:pPr>
             <w:r>
               <w:rPr>
-                <w:sz w:val="22"/>
-                <w:szCs w:val="22"/>
-                <w:rtl w:val="0"/>
-                <w:rFonts w:ascii="Arial" w:hAnsi="Arial" w:cs="Arial" w:eastAsia="Arial"/>
+                <w:b/>
+                <w:color w:val="FFFFFF"/>
               </w:rPr>
-              <w:t xml:space="preserve">Cost/Unit Price</w:t>
+              <w:t>Cost/Unit Price</w:t>
             </w:r>
           </w:p>
         </w:tc>
         <w:tc>
           <w:tcPr>
+            <w:tcW w:w="3360" w:type="dxa"/>
             <w:tcBorders>
-              <w:top w:color="000000" w:space="0" w:sz="8" w:val="single"/>
-              <w:left w:color="000000" w:space="0" w:sz="8" w:val="single"/>
-              <w:bottom w:color="000000" w:space="0" w:sz="8" w:val="single"/>
-              <w:right w:color="000000" w:space="0" w:sz="8" w:val="single"/>
+              <w:top w:val="single" w:sz="4" w:space="0" w:color="D9D9D9"/>
+              <w:left w:val="single" w:sz="4" w:space="0" w:color="D9D9D9"/>
+              <w:bottom w:val="single" w:sz="4" w:space="0" w:color="D9D9D9"/>
+              <w:right w:val="single" w:sz="4" w:space="0" w:color="D9D9D9"/>
             </w:tcBorders>
+            <w:shd w:val="clear" w:color="auto" w:fill="002855"/>
             <w:tcMar>
-              <w:top w:w="20.0" w:type="dxa"/>
-              <w:left w:w="20.0" w:type="dxa"/>
-              <w:bottom w:w="20.0" w:type="dxa"/>
-              <w:right w:w="20.0" w:type="dxa"/>
+              <w:top w:w="90" w:type="dxa"/>
+              <w:left w:w="90" w:type="dxa"/>
+              <w:bottom w:w="90" w:type="dxa"/>
+              <w:right w:w="90" w:type="dxa"/>
             </w:tcMar>
-            <w:vAlign w:val="top"/>
+            <w:vAlign w:val="center"/>
           </w:tcPr>
           <w:p>
             <w:pPr>
+              <w:keepNext/>
+              <w:keepLines/>
               <w:widowControl w:val="0"/>
-              <w:spacing w:line="240" w:lineRule="auto"/>
+              <w:spacing w:after="40" w:line="252" w:lineRule="auto"/>
               <w:jc w:val="center"/>
               <w:rPr>
                 <w:sz w:val="24"/>
@@ -783,42 +423,43 @@
             </w:pPr>
             <w:r>
               <w:rPr>
-                <w:sz w:val="22"/>
-                <w:szCs w:val="22"/>
-                <w:rtl w:val="0"/>
-                <w:rFonts w:ascii="Arial" w:hAnsi="Arial" w:cs="Arial" w:eastAsia="Arial"/>
+                <w:b/>
+                <w:color w:val="FFFFFF"/>
               </w:rPr>
-              <w:t xml:space="preserve">Extended Cost</w:t>
+              <w:t>Extended Cost</w:t>
             </w:r>
           </w:p>
         </w:tc>
       </w:tr>
       <w:tr>
         <w:trPr>
-          <w:cantSplit w:val="1"/>
-          <w:trHeight w:val="280" w:hRule="atLeast"/>
-          <w:tblHeader w:val="0"/>
+          <w:cantSplit/>
+          <w:trHeight w:val="280"/>
         </w:trPr>
         <w:tc>
           <w:tcPr>
+            <w:tcW w:w="3360" w:type="dxa"/>
             <w:tcBorders>
-              <w:top w:color="000000" w:space="0" w:sz="8" w:val="single"/>
-              <w:left w:color="000000" w:space="0" w:sz="8" w:val="single"/>
-              <w:bottom w:color="000000" w:space="0" w:sz="8" w:val="single"/>
-              <w:right w:color="000000" w:space="0" w:sz="8" w:val="single"/>
+              <w:top w:val="single" w:sz="4" w:space="0" w:color="D9D9D9"/>
+              <w:left w:val="single" w:sz="4" w:space="0" w:color="D9D9D9"/>
+              <w:bottom w:val="single" w:sz="4" w:space="0" w:color="D9D9D9"/>
+              <w:right w:val="single" w:sz="4" w:space="0" w:color="D9D9D9"/>
             </w:tcBorders>
+            <w:shd w:val="clear" w:color="auto" w:fill="F3F5F7"/>
             <w:tcMar>
-              <w:top w:w="20.0" w:type="dxa"/>
-              <w:left w:w="20.0" w:type="dxa"/>
-              <w:bottom w:w="20.0" w:type="dxa"/>
-              <w:right w:w="20.0" w:type="dxa"/>
+              <w:top w:w="90" w:type="dxa"/>
+              <w:left w:w="90" w:type="dxa"/>
+              <w:bottom w:w="90" w:type="dxa"/>
+              <w:right w:w="90" w:type="dxa"/>
             </w:tcMar>
-            <w:vAlign w:val="top"/>
+            <w:vAlign w:val="center"/>
           </w:tcPr>
           <w:p>
             <w:pPr>
+              <w:keepNext/>
+              <w:keepLines/>
               <w:widowControl w:val="0"/>
-              <w:spacing w:line="240" w:lineRule="auto"/>
+              <w:spacing w:after="40" w:line="252" w:lineRule="auto"/>
               <w:jc w:val="center"/>
               <w:rPr>
                 <w:sz w:val="24"/>
@@ -826,36 +467,34 @@
               </w:rPr>
             </w:pPr>
             <w:r>
-              <w:rPr>
-                <w:sz w:val="22"/>
-                <w:szCs w:val="22"/>
-                <w:rtl w:val="0"/>
-                <w:rFonts w:ascii="Arial" w:hAnsi="Arial" w:cs="Arial" w:eastAsia="Arial"/>
-              </w:rPr>
-              <w:t xml:space="preserve">Lumber (2x4)</w:t>
+              <w:t>Lumber (2x4)</w:t>
             </w:r>
           </w:p>
         </w:tc>
         <w:tc>
           <w:tcPr>
+            <w:tcW w:w="3360" w:type="dxa"/>
             <w:tcBorders>
-              <w:top w:color="000000" w:space="0" w:sz="8" w:val="single"/>
-              <w:left w:color="000000" w:space="0" w:sz="8" w:val="single"/>
-              <w:bottom w:color="000000" w:space="0" w:sz="8" w:val="single"/>
-              <w:right w:color="000000" w:space="0" w:sz="8" w:val="single"/>
+              <w:top w:val="single" w:sz="4" w:space="0" w:color="D9D9D9"/>
+              <w:left w:val="single" w:sz="4" w:space="0" w:color="D9D9D9"/>
+              <w:bottom w:val="single" w:sz="4" w:space="0" w:color="D9D9D9"/>
+              <w:right w:val="single" w:sz="4" w:space="0" w:color="D9D9D9"/>
             </w:tcBorders>
+            <w:shd w:val="clear" w:color="auto" w:fill="F3F5F7"/>
             <w:tcMar>
-              <w:top w:w="20.0" w:type="dxa"/>
-              <w:left w:w="20.0" w:type="dxa"/>
-              <w:bottom w:w="20.0" w:type="dxa"/>
-              <w:right w:w="20.0" w:type="dxa"/>
+              <w:top w:w="90" w:type="dxa"/>
+              <w:left w:w="90" w:type="dxa"/>
+              <w:bottom w:w="90" w:type="dxa"/>
+              <w:right w:w="90" w:type="dxa"/>
             </w:tcMar>
-            <w:vAlign w:val="top"/>
+            <w:vAlign w:val="center"/>
           </w:tcPr>
           <w:p>
             <w:pPr>
+              <w:keepNext/>
+              <w:keepLines/>
               <w:widowControl w:val="0"/>
-              <w:spacing w:line="240" w:lineRule="auto"/>
+              <w:spacing w:after="40" w:line="252" w:lineRule="auto"/>
               <w:jc w:val="center"/>
               <w:rPr>
                 <w:sz w:val="24"/>
@@ -863,36 +502,34 @@
               </w:rPr>
             </w:pPr>
             <w:r>
-              <w:rPr>
-                <w:sz w:val="22"/>
-                <w:szCs w:val="22"/>
-                <w:rtl w:val="0"/>
-                <w:rFonts w:ascii="Arial" w:hAnsi="Arial" w:cs="Arial" w:eastAsia="Arial"/>
-              </w:rPr>
-              <w:t xml:space="preserve">$10/plank</w:t>
+              <w:t>$10/plank</w:t>
             </w:r>
           </w:p>
         </w:tc>
         <w:tc>
           <w:tcPr>
+            <w:tcW w:w="3360" w:type="dxa"/>
             <w:tcBorders>
-              <w:top w:color="000000" w:space="0" w:sz="8" w:val="single"/>
-              <w:left w:color="000000" w:space="0" w:sz="8" w:val="single"/>
-              <w:bottom w:color="000000" w:space="0" w:sz="8" w:val="single"/>
-              <w:right w:color="000000" w:space="0" w:sz="8" w:val="single"/>
+              <w:top w:val="single" w:sz="4" w:space="0" w:color="D9D9D9"/>
+              <w:left w:val="single" w:sz="4" w:space="0" w:color="D9D9D9"/>
+              <w:bottom w:val="single" w:sz="4" w:space="0" w:color="D9D9D9"/>
+              <w:right w:val="single" w:sz="4" w:space="0" w:color="D9D9D9"/>
             </w:tcBorders>
+            <w:shd w:val="clear" w:color="auto" w:fill="F3F5F7"/>
             <w:tcMar>
-              <w:top w:w="20.0" w:type="dxa"/>
-              <w:left w:w="20.0" w:type="dxa"/>
-              <w:bottom w:w="20.0" w:type="dxa"/>
-              <w:right w:w="20.0" w:type="dxa"/>
+              <w:top w:w="90" w:type="dxa"/>
+              <w:left w:w="90" w:type="dxa"/>
+              <w:bottom w:w="90" w:type="dxa"/>
+              <w:right w:w="90" w:type="dxa"/>
             </w:tcMar>
-            <w:vAlign w:val="top"/>
+            <w:vAlign w:val="center"/>
           </w:tcPr>
           <w:p>
             <w:pPr>
+              <w:keepNext/>
+              <w:keepLines/>
               <w:widowControl w:val="0"/>
-              <w:spacing w:line="240" w:lineRule="auto"/>
+              <w:spacing w:after="40" w:line="252" w:lineRule="auto"/>
               <w:jc w:val="center"/>
               <w:rPr>
                 <w:sz w:val="24"/>
@@ -900,43 +537,40 @@
               </w:rPr>
             </w:pPr>
             <w:r>
-              <w:rPr>
-                <w:sz w:val="22"/>
-                <w:szCs w:val="22"/>
-                <w:rtl w:val="0"/>
-                <w:rFonts w:ascii="Arial" w:hAnsi="Arial" w:cs="Arial" w:eastAsia="Arial"/>
-              </w:rPr>
-              <w:t xml:space="preserve">$20</w:t>
+              <w:t>$20</w:t>
             </w:r>
           </w:p>
         </w:tc>
       </w:tr>
       <w:tr>
         <w:trPr>
-          <w:cantSplit w:val="1"/>
-          <w:trHeight w:val="280" w:hRule="atLeast"/>
-          <w:tblHeader w:val="0"/>
+          <w:cantSplit/>
+          <w:trHeight w:val="280"/>
         </w:trPr>
         <w:tc>
           <w:tcPr>
+            <w:tcW w:w="3360" w:type="dxa"/>
             <w:tcBorders>
-              <w:top w:color="000000" w:space="0" w:sz="8" w:val="single"/>
-              <w:left w:color="000000" w:space="0" w:sz="8" w:val="single"/>
-              <w:bottom w:color="000000" w:space="0" w:sz="8" w:val="single"/>
-              <w:right w:color="000000" w:space="0" w:sz="8" w:val="single"/>
+              <w:top w:val="single" w:sz="4" w:space="0" w:color="D9D9D9"/>
+              <w:left w:val="single" w:sz="4" w:space="0" w:color="D9D9D9"/>
+              <w:bottom w:val="single" w:sz="4" w:space="0" w:color="D9D9D9"/>
+              <w:right w:val="single" w:sz="4" w:space="0" w:color="D9D9D9"/>
             </w:tcBorders>
+            <w:shd w:val="clear" w:color="auto" w:fill="FFFFFF"/>
             <w:tcMar>
-              <w:top w:w="20.0" w:type="dxa"/>
-              <w:left w:w="20.0" w:type="dxa"/>
-              <w:bottom w:w="20.0" w:type="dxa"/>
-              <w:right w:w="20.0" w:type="dxa"/>
+              <w:top w:w="90" w:type="dxa"/>
+              <w:left w:w="90" w:type="dxa"/>
+              <w:bottom w:w="90" w:type="dxa"/>
+              <w:right w:w="90" w:type="dxa"/>
             </w:tcMar>
-            <w:vAlign w:val="top"/>
+            <w:vAlign w:val="center"/>
           </w:tcPr>
           <w:p>
             <w:pPr>
+              <w:keepNext/>
+              <w:keepLines/>
               <w:widowControl w:val="0"/>
-              <w:spacing w:line="240" w:lineRule="auto"/>
+              <w:spacing w:after="40" w:line="252" w:lineRule="auto"/>
               <w:jc w:val="center"/>
               <w:rPr>
                 <w:sz w:val="24"/>
@@ -944,36 +578,34 @@
               </w:rPr>
             </w:pPr>
             <w:r>
-              <w:rPr>
-                <w:sz w:val="22"/>
-                <w:szCs w:val="22"/>
-                <w:rtl w:val="0"/>
-                <w:rFonts w:ascii="Arial" w:hAnsi="Arial" w:cs="Arial" w:eastAsia="Arial"/>
-              </w:rPr>
-              <w:t xml:space="preserve">Lumber (2x2)</w:t>
+              <w:t>Lumber (2x2)</w:t>
             </w:r>
           </w:p>
         </w:tc>
         <w:tc>
           <w:tcPr>
+            <w:tcW w:w="3360" w:type="dxa"/>
             <w:tcBorders>
-              <w:top w:color="000000" w:space="0" w:sz="8" w:val="single"/>
-              <w:left w:color="000000" w:space="0" w:sz="8" w:val="single"/>
-              <w:bottom w:color="000000" w:space="0" w:sz="8" w:val="single"/>
-              <w:right w:color="000000" w:space="0" w:sz="8" w:val="single"/>
+              <w:top w:val="single" w:sz="4" w:space="0" w:color="D9D9D9"/>
+              <w:left w:val="single" w:sz="4" w:space="0" w:color="D9D9D9"/>
+              <w:bottom w:val="single" w:sz="4" w:space="0" w:color="D9D9D9"/>
+              <w:right w:val="single" w:sz="4" w:space="0" w:color="D9D9D9"/>
             </w:tcBorders>
+            <w:shd w:val="clear" w:color="auto" w:fill="FFFFFF"/>
             <w:tcMar>
-              <w:top w:w="20.0" w:type="dxa"/>
-              <w:left w:w="20.0" w:type="dxa"/>
-              <w:bottom w:w="20.0" w:type="dxa"/>
-              <w:right w:w="20.0" w:type="dxa"/>
+              <w:top w:w="90" w:type="dxa"/>
+              <w:left w:w="90" w:type="dxa"/>
+              <w:bottom w:w="90" w:type="dxa"/>
+              <w:right w:w="90" w:type="dxa"/>
             </w:tcMar>
-            <w:vAlign w:val="top"/>
+            <w:vAlign w:val="center"/>
           </w:tcPr>
           <w:p>
             <w:pPr>
+              <w:keepNext/>
+              <w:keepLines/>
               <w:widowControl w:val="0"/>
-              <w:spacing w:line="240" w:lineRule="auto"/>
+              <w:spacing w:after="40" w:line="252" w:lineRule="auto"/>
               <w:jc w:val="center"/>
               <w:rPr>
                 <w:sz w:val="24"/>
@@ -981,36 +613,34 @@
               </w:rPr>
             </w:pPr>
             <w:r>
-              <w:rPr>
-                <w:sz w:val="22"/>
-                <w:szCs w:val="22"/>
-                <w:rtl w:val="0"/>
-                <w:rFonts w:ascii="Arial" w:hAnsi="Arial" w:cs="Arial" w:eastAsia="Arial"/>
-              </w:rPr>
-              <w:t xml:space="preserve">$8/plank</w:t>
+              <w:t>$8/plank</w:t>
             </w:r>
           </w:p>
         </w:tc>
         <w:tc>
           <w:tcPr>
+            <w:tcW w:w="3360" w:type="dxa"/>
             <w:tcBorders>
-              <w:top w:color="000000" w:space="0" w:sz="8" w:val="single"/>
-              <w:left w:color="000000" w:space="0" w:sz="8" w:val="single"/>
-              <w:bottom w:color="000000" w:space="0" w:sz="8" w:val="single"/>
-              <w:right w:color="000000" w:space="0" w:sz="8" w:val="single"/>
+              <w:top w:val="single" w:sz="4" w:space="0" w:color="D9D9D9"/>
+              <w:left w:val="single" w:sz="4" w:space="0" w:color="D9D9D9"/>
+              <w:bottom w:val="single" w:sz="4" w:space="0" w:color="D9D9D9"/>
+              <w:right w:val="single" w:sz="4" w:space="0" w:color="D9D9D9"/>
             </w:tcBorders>
+            <w:shd w:val="clear" w:color="auto" w:fill="FFFFFF"/>
             <w:tcMar>
-              <w:top w:w="20.0" w:type="dxa"/>
-              <w:left w:w="20.0" w:type="dxa"/>
-              <w:bottom w:w="20.0" w:type="dxa"/>
-              <w:right w:w="20.0" w:type="dxa"/>
+              <w:top w:w="90" w:type="dxa"/>
+              <w:left w:w="90" w:type="dxa"/>
+              <w:bottom w:w="90" w:type="dxa"/>
+              <w:right w:w="90" w:type="dxa"/>
             </w:tcMar>
-            <w:vAlign w:val="top"/>
+            <w:vAlign w:val="center"/>
           </w:tcPr>
           <w:p>
             <w:pPr>
+              <w:keepNext/>
+              <w:keepLines/>
               <w:widowControl w:val="0"/>
-              <w:spacing w:line="240" w:lineRule="auto"/>
+              <w:spacing w:after="40" w:line="252" w:lineRule="auto"/>
               <w:jc w:val="center"/>
               <w:rPr>
                 <w:sz w:val="24"/>
@@ -1018,43 +648,40 @@
               </w:rPr>
             </w:pPr>
             <w:r>
-              <w:rPr>
-                <w:sz w:val="22"/>
-                <w:szCs w:val="22"/>
-                <w:rtl w:val="0"/>
-                <w:rFonts w:ascii="Arial" w:hAnsi="Arial" w:cs="Arial" w:eastAsia="Arial"/>
-              </w:rPr>
-              <w:t xml:space="preserve">$8</w:t>
+              <w:t>$8</w:t>
             </w:r>
           </w:p>
         </w:tc>
       </w:tr>
       <w:tr>
         <w:trPr>
-          <w:cantSplit w:val="1"/>
-          <w:trHeight w:val="360" w:hRule="atLeast"/>
-          <w:tblHeader w:val="0"/>
+          <w:cantSplit/>
+          <w:trHeight w:val="360"/>
         </w:trPr>
         <w:tc>
           <w:tcPr>
+            <w:tcW w:w="3360" w:type="dxa"/>
             <w:tcBorders>
-              <w:top w:color="000000" w:space="0" w:sz="8" w:val="single"/>
-              <w:left w:color="000000" w:space="0" w:sz="8" w:val="single"/>
-              <w:bottom w:color="000000" w:space="0" w:sz="8" w:val="single"/>
-              <w:right w:color="000000" w:space="0" w:sz="8" w:val="single"/>
+              <w:top w:val="single" w:sz="4" w:space="0" w:color="D9D9D9"/>
+              <w:left w:val="single" w:sz="4" w:space="0" w:color="D9D9D9"/>
+              <w:bottom w:val="single" w:sz="4" w:space="0" w:color="D9D9D9"/>
+              <w:right w:val="single" w:sz="4" w:space="0" w:color="D9D9D9"/>
             </w:tcBorders>
+            <w:shd w:val="clear" w:color="auto" w:fill="F3F5F7"/>
             <w:tcMar>
-              <w:top w:w="20.0" w:type="dxa"/>
-              <w:left w:w="20.0" w:type="dxa"/>
-              <w:bottom w:w="20.0" w:type="dxa"/>
-              <w:right w:w="20.0" w:type="dxa"/>
+              <w:top w:w="90" w:type="dxa"/>
+              <w:left w:w="90" w:type="dxa"/>
+              <w:bottom w:w="90" w:type="dxa"/>
+              <w:right w:w="90" w:type="dxa"/>
             </w:tcMar>
-            <w:vAlign w:val="top"/>
+            <w:vAlign w:val="center"/>
           </w:tcPr>
           <w:p>
             <w:pPr>
+              <w:keepNext/>
+              <w:keepLines/>
               <w:widowControl w:val="0"/>
-              <w:spacing w:line="240" w:lineRule="auto"/>
+              <w:spacing w:after="40" w:line="252" w:lineRule="auto"/>
               <w:jc w:val="center"/>
               <w:rPr>
                 <w:sz w:val="24"/>
@@ -1062,36 +689,34 @@
               </w:rPr>
             </w:pPr>
             <w:r>
-              <w:rPr>
-                <w:sz w:val="22"/>
-                <w:szCs w:val="22"/>
-                <w:rtl w:val="0"/>
-                <w:rFonts w:ascii="Arial" w:hAnsi="Arial" w:cs="Arial" w:eastAsia="Arial"/>
-              </w:rPr>
-              <w:t xml:space="preserve">Aluminum Insulation</w:t>
+              <w:t>Aluminum Insulation</w:t>
             </w:r>
           </w:p>
         </w:tc>
         <w:tc>
           <w:tcPr>
+            <w:tcW w:w="3360" w:type="dxa"/>
             <w:tcBorders>
-              <w:top w:color="000000" w:space="0" w:sz="8" w:val="single"/>
-              <w:left w:color="000000" w:space="0" w:sz="8" w:val="single"/>
-              <w:bottom w:color="000000" w:space="0" w:sz="8" w:val="single"/>
-              <w:right w:color="000000" w:space="0" w:sz="8" w:val="single"/>
+              <w:top w:val="single" w:sz="4" w:space="0" w:color="D9D9D9"/>
+              <w:left w:val="single" w:sz="4" w:space="0" w:color="D9D9D9"/>
+              <w:bottom w:val="single" w:sz="4" w:space="0" w:color="D9D9D9"/>
+              <w:right w:val="single" w:sz="4" w:space="0" w:color="D9D9D9"/>
             </w:tcBorders>
+            <w:shd w:val="clear" w:color="auto" w:fill="F3F5F7"/>
             <w:tcMar>
-              <w:top w:w="20.0" w:type="dxa"/>
-              <w:left w:w="20.0" w:type="dxa"/>
-              <w:bottom w:w="20.0" w:type="dxa"/>
-              <w:right w:w="20.0" w:type="dxa"/>
+              <w:top w:w="90" w:type="dxa"/>
+              <w:left w:w="90" w:type="dxa"/>
+              <w:bottom w:w="90" w:type="dxa"/>
+              <w:right w:w="90" w:type="dxa"/>
             </w:tcMar>
-            <w:vAlign w:val="top"/>
+            <w:vAlign w:val="center"/>
           </w:tcPr>
           <w:p>
             <w:pPr>
+              <w:keepNext/>
+              <w:keepLines/>
               <w:widowControl w:val="0"/>
-              <w:spacing w:line="240" w:lineRule="auto"/>
+              <w:spacing w:after="40" w:line="252" w:lineRule="auto"/>
               <w:jc w:val="center"/>
               <w:rPr>
                 <w:sz w:val="24"/>
@@ -1099,36 +724,34 @@
               </w:rPr>
             </w:pPr>
             <w:r>
-              <w:rPr>
-                <w:sz w:val="22"/>
-                <w:szCs w:val="22"/>
-                <w:rtl w:val="0"/>
-                <w:rFonts w:ascii="Arial" w:hAnsi="Arial" w:cs="Arial" w:eastAsia="Arial"/>
-              </w:rPr>
-              <w:t xml:space="preserve">$0.50/sq ft. (64 sq ft.)</w:t>
+              <w:t>$0.50/sq ft. (64 sq ft.)</w:t>
             </w:r>
           </w:p>
         </w:tc>
         <w:tc>
           <w:tcPr>
+            <w:tcW w:w="3360" w:type="dxa"/>
             <w:tcBorders>
-              <w:top w:color="000000" w:space="0" w:sz="8" w:val="single"/>
-              <w:left w:color="000000" w:space="0" w:sz="8" w:val="single"/>
-              <w:bottom w:color="000000" w:space="0" w:sz="8" w:val="single"/>
-              <w:right w:color="000000" w:space="0" w:sz="8" w:val="single"/>
+              <w:top w:val="single" w:sz="4" w:space="0" w:color="D9D9D9"/>
+              <w:left w:val="single" w:sz="4" w:space="0" w:color="D9D9D9"/>
+              <w:bottom w:val="single" w:sz="4" w:space="0" w:color="D9D9D9"/>
+              <w:right w:val="single" w:sz="4" w:space="0" w:color="D9D9D9"/>
             </w:tcBorders>
+            <w:shd w:val="clear" w:color="auto" w:fill="F3F5F7"/>
             <w:tcMar>
-              <w:top w:w="20.0" w:type="dxa"/>
-              <w:left w:w="20.0" w:type="dxa"/>
-              <w:bottom w:w="20.0" w:type="dxa"/>
-              <w:right w:w="20.0" w:type="dxa"/>
+              <w:top w:w="90" w:type="dxa"/>
+              <w:left w:w="90" w:type="dxa"/>
+              <w:bottom w:w="90" w:type="dxa"/>
+              <w:right w:w="90" w:type="dxa"/>
             </w:tcMar>
-            <w:vAlign w:val="top"/>
+            <w:vAlign w:val="center"/>
           </w:tcPr>
           <w:p>
             <w:pPr>
+              <w:keepNext/>
+              <w:keepLines/>
               <w:widowControl w:val="0"/>
-              <w:spacing w:line="240" w:lineRule="auto"/>
+              <w:spacing w:after="40" w:line="252" w:lineRule="auto"/>
               <w:jc w:val="center"/>
               <w:rPr>
                 <w:sz w:val="24"/>
@@ -1136,43 +759,40 @@
               </w:rPr>
             </w:pPr>
             <w:r>
-              <w:rPr>
-                <w:sz w:val="22"/>
-                <w:szCs w:val="22"/>
-                <w:rtl w:val="0"/>
-                <w:rFonts w:ascii="Arial" w:hAnsi="Arial" w:cs="Arial" w:eastAsia="Arial"/>
-              </w:rPr>
-              <w:t xml:space="preserve">$32</w:t>
+              <w:t>$32</w:t>
             </w:r>
           </w:p>
         </w:tc>
       </w:tr>
       <w:tr>
         <w:trPr>
-          <w:cantSplit w:val="1"/>
-          <w:trHeight w:val="180" w:hRule="atLeast"/>
-          <w:tblHeader w:val="0"/>
+          <w:cantSplit/>
+          <w:trHeight w:val="180"/>
         </w:trPr>
         <w:tc>
           <w:tcPr>
+            <w:tcW w:w="3360" w:type="dxa"/>
             <w:tcBorders>
-              <w:top w:color="000000" w:space="0" w:sz="8" w:val="single"/>
-              <w:left w:color="000000" w:space="0" w:sz="8" w:val="single"/>
-              <w:bottom w:color="000000" w:space="0" w:sz="8" w:val="single"/>
-              <w:right w:color="000000" w:space="0" w:sz="8" w:val="single"/>
+              <w:top w:val="single" w:sz="4" w:space="0" w:color="D9D9D9"/>
+              <w:left w:val="single" w:sz="4" w:space="0" w:color="D9D9D9"/>
+              <w:bottom w:val="single" w:sz="4" w:space="0" w:color="D9D9D9"/>
+              <w:right w:val="single" w:sz="4" w:space="0" w:color="D9D9D9"/>
             </w:tcBorders>
+            <w:shd w:val="clear" w:color="auto" w:fill="FFFFFF"/>
             <w:tcMar>
-              <w:top w:w="20.0" w:type="dxa"/>
-              <w:left w:w="20.0" w:type="dxa"/>
-              <w:bottom w:w="20.0" w:type="dxa"/>
-              <w:right w:w="20.0" w:type="dxa"/>
+              <w:top w:w="90" w:type="dxa"/>
+              <w:left w:w="90" w:type="dxa"/>
+              <w:bottom w:w="90" w:type="dxa"/>
+              <w:right w:w="90" w:type="dxa"/>
             </w:tcMar>
-            <w:vAlign w:val="top"/>
+            <w:vAlign w:val="center"/>
           </w:tcPr>
           <w:p>
             <w:pPr>
+              <w:keepNext/>
+              <w:keepLines/>
               <w:widowControl w:val="0"/>
-              <w:spacing w:line="240" w:lineRule="auto"/>
+              <w:spacing w:after="40" w:line="252" w:lineRule="auto"/>
               <w:jc w:val="center"/>
               <w:rPr>
                 <w:sz w:val="24"/>
@@ -1180,36 +800,34 @@
               </w:rPr>
             </w:pPr>
             <w:r>
-              <w:rPr>
-                <w:sz w:val="22"/>
-                <w:szCs w:val="22"/>
-                <w:rtl w:val="0"/>
-                <w:rFonts w:ascii="Arial" w:hAnsi="Arial" w:cs="Arial" w:eastAsia="Arial"/>
-              </w:rPr>
-              <w:t xml:space="preserve">Power Drill</w:t>
+              <w:t>Power Drill</w:t>
             </w:r>
           </w:p>
         </w:tc>
         <w:tc>
           <w:tcPr>
+            <w:tcW w:w="3360" w:type="dxa"/>
             <w:tcBorders>
-              <w:top w:color="000000" w:space="0" w:sz="8" w:val="single"/>
-              <w:left w:color="000000" w:space="0" w:sz="8" w:val="single"/>
-              <w:bottom w:color="000000" w:space="0" w:sz="8" w:val="single"/>
-              <w:right w:color="000000" w:space="0" w:sz="8" w:val="single"/>
+              <w:top w:val="single" w:sz="4" w:space="0" w:color="D9D9D9"/>
+              <w:left w:val="single" w:sz="4" w:space="0" w:color="D9D9D9"/>
+              <w:bottom w:val="single" w:sz="4" w:space="0" w:color="D9D9D9"/>
+              <w:right w:val="single" w:sz="4" w:space="0" w:color="D9D9D9"/>
             </w:tcBorders>
+            <w:shd w:val="clear" w:color="auto" w:fill="FFFFFF"/>
             <w:tcMar>
-              <w:top w:w="20.0" w:type="dxa"/>
-              <w:left w:w="20.0" w:type="dxa"/>
-              <w:bottom w:w="20.0" w:type="dxa"/>
-              <w:right w:w="20.0" w:type="dxa"/>
+              <w:top w:w="90" w:type="dxa"/>
+              <w:left w:w="90" w:type="dxa"/>
+              <w:bottom w:w="90" w:type="dxa"/>
+              <w:right w:w="90" w:type="dxa"/>
             </w:tcMar>
-            <w:vAlign w:val="top"/>
+            <w:vAlign w:val="center"/>
           </w:tcPr>
           <w:p>
             <w:pPr>
+              <w:keepNext/>
+              <w:keepLines/>
               <w:widowControl w:val="0"/>
-              <w:spacing w:line="240" w:lineRule="auto"/>
+              <w:spacing w:after="40" w:line="252" w:lineRule="auto"/>
               <w:jc w:val="center"/>
               <w:rPr>
                 <w:sz w:val="24"/>
@@ -1217,36 +835,34 @@
               </w:rPr>
             </w:pPr>
             <w:r>
-              <w:rPr>
-                <w:sz w:val="22"/>
-                <w:szCs w:val="22"/>
-                <w:rtl w:val="0"/>
-                <w:rFonts w:ascii="Arial" w:hAnsi="Arial" w:cs="Arial" w:eastAsia="Arial"/>
-              </w:rPr>
-              <w:t xml:space="preserve">$40</w:t>
+              <w:t>$40</w:t>
             </w:r>
           </w:p>
         </w:tc>
         <w:tc>
           <w:tcPr>
+            <w:tcW w:w="3360" w:type="dxa"/>
             <w:tcBorders>
-              <w:top w:color="000000" w:space="0" w:sz="8" w:val="single"/>
-              <w:left w:color="000000" w:space="0" w:sz="8" w:val="single"/>
-              <w:bottom w:color="000000" w:space="0" w:sz="8" w:val="single"/>
-              <w:right w:color="000000" w:space="0" w:sz="8" w:val="single"/>
+              <w:top w:val="single" w:sz="4" w:space="0" w:color="D9D9D9"/>
+              <w:left w:val="single" w:sz="4" w:space="0" w:color="D9D9D9"/>
+              <w:bottom w:val="single" w:sz="4" w:space="0" w:color="D9D9D9"/>
+              <w:right w:val="single" w:sz="4" w:space="0" w:color="D9D9D9"/>
             </w:tcBorders>
+            <w:shd w:val="clear" w:color="auto" w:fill="FFFFFF"/>
             <w:tcMar>
-              <w:top w:w="20.0" w:type="dxa"/>
-              <w:left w:w="20.0" w:type="dxa"/>
-              <w:bottom w:w="20.0" w:type="dxa"/>
-              <w:right w:w="20.0" w:type="dxa"/>
+              <w:top w:w="90" w:type="dxa"/>
+              <w:left w:w="90" w:type="dxa"/>
+              <w:bottom w:w="90" w:type="dxa"/>
+              <w:right w:w="90" w:type="dxa"/>
             </w:tcMar>
-            <w:vAlign w:val="top"/>
+            <w:vAlign w:val="center"/>
           </w:tcPr>
           <w:p>
             <w:pPr>
+              <w:keepNext/>
+              <w:keepLines/>
               <w:widowControl w:val="0"/>
-              <w:spacing w:line="240" w:lineRule="auto"/>
+              <w:spacing w:after="40" w:line="252" w:lineRule="auto"/>
               <w:jc w:val="center"/>
               <w:rPr>
                 <w:sz w:val="24"/>
@@ -1254,43 +870,40 @@
               </w:rPr>
             </w:pPr>
             <w:r>
-              <w:rPr>
-                <w:sz w:val="22"/>
-                <w:szCs w:val="22"/>
-                <w:rtl w:val="0"/>
-                <w:rFonts w:ascii="Arial" w:hAnsi="Arial" w:cs="Arial" w:eastAsia="Arial"/>
-              </w:rPr>
-              <w:t xml:space="preserve">$40</w:t>
+              <w:t>$40</w:t>
             </w:r>
           </w:p>
         </w:tc>
       </w:tr>
       <w:tr>
         <w:trPr>
-          <w:cantSplit w:val="1"/>
-          <w:trHeight w:val="160" w:hRule="atLeast"/>
-          <w:tblHeader w:val="0"/>
+          <w:cantSplit/>
+          <w:trHeight w:val="160"/>
         </w:trPr>
         <w:tc>
           <w:tcPr>
+            <w:tcW w:w="3360" w:type="dxa"/>
             <w:tcBorders>
-              <w:top w:color="000000" w:space="0" w:sz="8" w:val="single"/>
-              <w:left w:color="000000" w:space="0" w:sz="8" w:val="single"/>
-              <w:bottom w:color="000000" w:space="0" w:sz="8" w:val="single"/>
-              <w:right w:color="000000" w:space="0" w:sz="8" w:val="single"/>
+              <w:top w:val="single" w:sz="4" w:space="0" w:color="D9D9D9"/>
+              <w:left w:val="single" w:sz="4" w:space="0" w:color="D9D9D9"/>
+              <w:bottom w:val="single" w:sz="4" w:space="0" w:color="D9D9D9"/>
+              <w:right w:val="single" w:sz="4" w:space="0" w:color="D9D9D9"/>
             </w:tcBorders>
+            <w:shd w:val="clear" w:color="auto" w:fill="F3F5F7"/>
             <w:tcMar>
-              <w:top w:w="20.0" w:type="dxa"/>
-              <w:left w:w="20.0" w:type="dxa"/>
-              <w:bottom w:w="20.0" w:type="dxa"/>
-              <w:right w:w="20.0" w:type="dxa"/>
+              <w:top w:w="90" w:type="dxa"/>
+              <w:left w:w="90" w:type="dxa"/>
+              <w:bottom w:w="90" w:type="dxa"/>
+              <w:right w:w="90" w:type="dxa"/>
             </w:tcMar>
-            <w:vAlign w:val="top"/>
+            <w:vAlign w:val="center"/>
           </w:tcPr>
           <w:p>
             <w:pPr>
+              <w:keepNext/>
+              <w:keepLines/>
               <w:widowControl w:val="0"/>
-              <w:spacing w:line="240" w:lineRule="auto"/>
+              <w:spacing w:after="40" w:line="252" w:lineRule="auto"/>
               <w:jc w:val="center"/>
               <w:rPr>
                 <w:sz w:val="24"/>
@@ -1298,36 +911,34 @@
               </w:rPr>
             </w:pPr>
             <w:r>
-              <w:rPr>
-                <w:sz w:val="22"/>
-                <w:szCs w:val="22"/>
-                <w:rtl w:val="0"/>
-                <w:rFonts w:ascii="Arial" w:hAnsi="Arial" w:cs="Arial" w:eastAsia="Arial"/>
-              </w:rPr>
-              <w:t xml:space="preserve">Screws</w:t>
+              <w:t>Screws</w:t>
             </w:r>
           </w:p>
         </w:tc>
         <w:tc>
           <w:tcPr>
+            <w:tcW w:w="3360" w:type="dxa"/>
             <w:tcBorders>
-              <w:top w:color="000000" w:space="0" w:sz="8" w:val="single"/>
-              <w:left w:color="000000" w:space="0" w:sz="8" w:val="single"/>
-              <w:bottom w:color="000000" w:space="0" w:sz="8" w:val="single"/>
-              <w:right w:color="000000" w:space="0" w:sz="8" w:val="single"/>
+              <w:top w:val="single" w:sz="4" w:space="0" w:color="D9D9D9"/>
+              <w:left w:val="single" w:sz="4" w:space="0" w:color="D9D9D9"/>
+              <w:bottom w:val="single" w:sz="4" w:space="0" w:color="D9D9D9"/>
+              <w:right w:val="single" w:sz="4" w:space="0" w:color="D9D9D9"/>
             </w:tcBorders>
+            <w:shd w:val="clear" w:color="auto" w:fill="F3F5F7"/>
             <w:tcMar>
-              <w:top w:w="20.0" w:type="dxa"/>
-              <w:left w:w="20.0" w:type="dxa"/>
-              <w:bottom w:w="20.0" w:type="dxa"/>
-              <w:right w:w="20.0" w:type="dxa"/>
+              <w:top w:w="90" w:type="dxa"/>
+              <w:left w:w="90" w:type="dxa"/>
+              <w:bottom w:w="90" w:type="dxa"/>
+              <w:right w:w="90" w:type="dxa"/>
             </w:tcMar>
-            <w:vAlign w:val="top"/>
+            <w:vAlign w:val="center"/>
           </w:tcPr>
           <w:p>
             <w:pPr>
+              <w:keepNext/>
+              <w:keepLines/>
               <w:widowControl w:val="0"/>
-              <w:spacing w:line="240" w:lineRule="auto"/>
+              <w:spacing w:after="40" w:line="252" w:lineRule="auto"/>
               <w:jc w:val="center"/>
               <w:rPr>
                 <w:sz w:val="24"/>
@@ -1335,36 +946,34 @@
               </w:rPr>
             </w:pPr>
             <w:r>
-              <w:rPr>
-                <w:sz w:val="22"/>
-                <w:szCs w:val="22"/>
-                <w:rtl w:val="0"/>
-                <w:rFonts w:ascii="Arial" w:hAnsi="Arial" w:cs="Arial" w:eastAsia="Arial"/>
-              </w:rPr>
-              <w:t xml:space="preserve">$6/box</w:t>
+              <w:t>$6/box</w:t>
             </w:r>
           </w:p>
         </w:tc>
         <w:tc>
           <w:tcPr>
+            <w:tcW w:w="3360" w:type="dxa"/>
             <w:tcBorders>
-              <w:top w:color="000000" w:space="0" w:sz="8" w:val="single"/>
-              <w:left w:color="000000" w:space="0" w:sz="8" w:val="single"/>
-              <w:bottom w:color="000000" w:space="0" w:sz="8" w:val="single"/>
-              <w:right w:color="000000" w:space="0" w:sz="8" w:val="single"/>
+              <w:top w:val="single" w:sz="4" w:space="0" w:color="D9D9D9"/>
+              <w:left w:val="single" w:sz="4" w:space="0" w:color="D9D9D9"/>
+              <w:bottom w:val="single" w:sz="4" w:space="0" w:color="D9D9D9"/>
+              <w:right w:val="single" w:sz="4" w:space="0" w:color="D9D9D9"/>
             </w:tcBorders>
+            <w:shd w:val="clear" w:color="auto" w:fill="F3F5F7"/>
             <w:tcMar>
-              <w:top w:w="20.0" w:type="dxa"/>
-              <w:left w:w="20.0" w:type="dxa"/>
-              <w:bottom w:w="20.0" w:type="dxa"/>
-              <w:right w:w="20.0" w:type="dxa"/>
+              <w:top w:w="90" w:type="dxa"/>
+              <w:left w:w="90" w:type="dxa"/>
+              <w:bottom w:w="90" w:type="dxa"/>
+              <w:right w:w="90" w:type="dxa"/>
             </w:tcMar>
-            <w:vAlign w:val="top"/>
+            <w:vAlign w:val="center"/>
           </w:tcPr>
           <w:p>
             <w:pPr>
+              <w:keepNext/>
+              <w:keepLines/>
               <w:widowControl w:val="0"/>
-              <w:spacing w:line="240" w:lineRule="auto"/>
+              <w:spacing w:after="40" w:line="252" w:lineRule="auto"/>
               <w:jc w:val="center"/>
               <w:rPr>
                 <w:sz w:val="24"/>
@@ -1372,43 +981,40 @@
               </w:rPr>
             </w:pPr>
             <w:r>
-              <w:rPr>
-                <w:sz w:val="22"/>
-                <w:szCs w:val="22"/>
-                <w:rtl w:val="0"/>
-                <w:rFonts w:ascii="Arial" w:hAnsi="Arial" w:cs="Arial" w:eastAsia="Arial"/>
-              </w:rPr>
-              <w:t xml:space="preserve">$12</w:t>
+              <w:t>$12</w:t>
             </w:r>
           </w:p>
         </w:tc>
       </w:tr>
       <w:tr>
         <w:trPr>
-          <w:cantSplit w:val="1"/>
-          <w:trHeight w:val="540" w:hRule="atLeast"/>
-          <w:tblHeader w:val="0"/>
+          <w:cantSplit/>
+          <w:trHeight w:val="540"/>
         </w:trPr>
         <w:tc>
           <w:tcPr>
+            <w:tcW w:w="3360" w:type="dxa"/>
             <w:tcBorders>
-              <w:top w:color="000000" w:space="0" w:sz="8" w:val="single"/>
-              <w:left w:color="000000" w:space="0" w:sz="8" w:val="single"/>
-              <w:bottom w:color="000000" w:space="0" w:sz="8" w:val="single"/>
-              <w:right w:color="000000" w:space="0" w:sz="8" w:val="single"/>
+              <w:top w:val="single" w:sz="4" w:space="0" w:color="D9D9D9"/>
+              <w:left w:val="single" w:sz="4" w:space="0" w:color="D9D9D9"/>
+              <w:bottom w:val="single" w:sz="4" w:space="0" w:color="D9D9D9"/>
+              <w:right w:val="single" w:sz="4" w:space="0" w:color="D9D9D9"/>
             </w:tcBorders>
+            <w:shd w:val="clear" w:color="auto" w:fill="FFFFFF"/>
             <w:tcMar>
-              <w:top w:w="20.0" w:type="dxa"/>
-              <w:left w:w="20.0" w:type="dxa"/>
-              <w:bottom w:w="20.0" w:type="dxa"/>
-              <w:right w:w="20.0" w:type="dxa"/>
+              <w:top w:w="90" w:type="dxa"/>
+              <w:left w:w="90" w:type="dxa"/>
+              <w:bottom w:w="90" w:type="dxa"/>
+              <w:right w:w="90" w:type="dxa"/>
             </w:tcMar>
-            <w:vAlign w:val="top"/>
+            <w:vAlign w:val="center"/>
           </w:tcPr>
           <w:p>
             <w:pPr>
+              <w:keepNext/>
+              <w:keepLines/>
               <w:widowControl w:val="0"/>
-              <w:spacing w:line="240" w:lineRule="auto"/>
+              <w:spacing w:after="40" w:line="252" w:lineRule="auto"/>
               <w:jc w:val="center"/>
               <w:rPr>
                 <w:sz w:val="24"/>
@@ -1416,36 +1022,34 @@
               </w:rPr>
             </w:pPr>
             <w:r>
-              <w:rPr>
-                <w:sz w:val="22"/>
-                <w:szCs w:val="22"/>
-                <w:rtl w:val="0"/>
-                <w:rFonts w:ascii="Arial" w:hAnsi="Arial" w:cs="Arial" w:eastAsia="Arial"/>
-              </w:rPr>
-              <w:t xml:space="preserve">Computer (capable of running Linux)</w:t>
+              <w:t>Computer (capable of running Linux)</w:t>
             </w:r>
           </w:p>
         </w:tc>
         <w:tc>
           <w:tcPr>
+            <w:tcW w:w="3360" w:type="dxa"/>
             <w:tcBorders>
-              <w:top w:color="000000" w:space="0" w:sz="8" w:val="single"/>
-              <w:left w:color="000000" w:space="0" w:sz="8" w:val="single"/>
-              <w:bottom w:color="000000" w:space="0" w:sz="8" w:val="single"/>
-              <w:right w:color="000000" w:space="0" w:sz="8" w:val="single"/>
+              <w:top w:val="single" w:sz="4" w:space="0" w:color="D9D9D9"/>
+              <w:left w:val="single" w:sz="4" w:space="0" w:color="D9D9D9"/>
+              <w:bottom w:val="single" w:sz="4" w:space="0" w:color="D9D9D9"/>
+              <w:right w:val="single" w:sz="4" w:space="0" w:color="D9D9D9"/>
             </w:tcBorders>
+            <w:shd w:val="clear" w:color="auto" w:fill="FFFFFF"/>
             <w:tcMar>
-              <w:top w:w="20.0" w:type="dxa"/>
-              <w:left w:w="20.0" w:type="dxa"/>
-              <w:bottom w:w="20.0" w:type="dxa"/>
-              <w:right w:w="20.0" w:type="dxa"/>
+              <w:top w:w="90" w:type="dxa"/>
+              <w:left w:w="90" w:type="dxa"/>
+              <w:bottom w:w="90" w:type="dxa"/>
+              <w:right w:w="90" w:type="dxa"/>
             </w:tcMar>
-            <w:vAlign w:val="top"/>
+            <w:vAlign w:val="center"/>
           </w:tcPr>
           <w:p>
             <w:pPr>
+              <w:keepNext/>
+              <w:keepLines/>
               <w:widowControl w:val="0"/>
-              <w:spacing w:line="240" w:lineRule="auto"/>
+              <w:spacing w:after="40" w:line="252" w:lineRule="auto"/>
               <w:jc w:val="center"/>
               <w:rPr>
                 <w:sz w:val="24"/>
@@ -1453,36 +1057,34 @@
               </w:rPr>
             </w:pPr>
             <w:r>
-              <w:rPr>
-                <w:sz w:val="22"/>
-                <w:szCs w:val="22"/>
-                <w:rtl w:val="0"/>
-                <w:rFonts w:ascii="Arial" w:hAnsi="Arial" w:cs="Arial" w:eastAsia="Arial"/>
-              </w:rPr>
-              <w:t xml:space="preserve">$200</w:t>
+              <w:t>$200</w:t>
             </w:r>
           </w:p>
         </w:tc>
         <w:tc>
           <w:tcPr>
+            <w:tcW w:w="3360" w:type="dxa"/>
             <w:tcBorders>
-              <w:top w:color="000000" w:space="0" w:sz="8" w:val="single"/>
-              <w:left w:color="000000" w:space="0" w:sz="8" w:val="single"/>
-              <w:bottom w:color="000000" w:space="0" w:sz="8" w:val="single"/>
-              <w:right w:color="000000" w:space="0" w:sz="8" w:val="single"/>
+              <w:top w:val="single" w:sz="4" w:space="0" w:color="D9D9D9"/>
+              <w:left w:val="single" w:sz="4" w:space="0" w:color="D9D9D9"/>
+              <w:bottom w:val="single" w:sz="4" w:space="0" w:color="D9D9D9"/>
+              <w:right w:val="single" w:sz="4" w:space="0" w:color="D9D9D9"/>
             </w:tcBorders>
+            <w:shd w:val="clear" w:color="auto" w:fill="FFFFFF"/>
             <w:tcMar>
-              <w:top w:w="20.0" w:type="dxa"/>
-              <w:left w:w="20.0" w:type="dxa"/>
-              <w:bottom w:w="20.0" w:type="dxa"/>
-              <w:right w:w="20.0" w:type="dxa"/>
+              <w:top w:w="90" w:type="dxa"/>
+              <w:left w:w="90" w:type="dxa"/>
+              <w:bottom w:w="90" w:type="dxa"/>
+              <w:right w:w="90" w:type="dxa"/>
             </w:tcMar>
-            <w:vAlign w:val="top"/>
+            <w:vAlign w:val="center"/>
           </w:tcPr>
           <w:p>
             <w:pPr>
+              <w:keepNext/>
+              <w:keepLines/>
               <w:widowControl w:val="0"/>
-              <w:spacing w:line="240" w:lineRule="auto"/>
+              <w:spacing w:after="40" w:line="252" w:lineRule="auto"/>
               <w:jc w:val="center"/>
               <w:rPr>
                 <w:sz w:val="24"/>
@@ -1490,43 +1092,40 @@
               </w:rPr>
             </w:pPr>
             <w:r>
-              <w:rPr>
-                <w:sz w:val="22"/>
-                <w:szCs w:val="22"/>
-                <w:rtl w:val="0"/>
-                <w:rFonts w:ascii="Arial" w:hAnsi="Arial" w:cs="Arial" w:eastAsia="Arial"/>
-              </w:rPr>
-              <w:t xml:space="preserve">$200</w:t>
+              <w:t>$200</w:t>
             </w:r>
           </w:p>
         </w:tc>
       </w:tr>
       <w:tr>
         <w:trPr>
-          <w:cantSplit w:val="1"/>
-          <w:trHeight w:val="160" w:hRule="atLeast"/>
-          <w:tblHeader w:val="0"/>
+          <w:cantSplit/>
+          <w:trHeight w:val="160"/>
         </w:trPr>
         <w:tc>
           <w:tcPr>
+            <w:tcW w:w="3360" w:type="dxa"/>
             <w:tcBorders>
-              <w:top w:color="000000" w:space="0" w:sz="8" w:val="single"/>
-              <w:left w:color="000000" w:space="0" w:sz="8" w:val="single"/>
-              <w:bottom w:color="000000" w:space="0" w:sz="8" w:val="single"/>
-              <w:right w:color="000000" w:space="0" w:sz="8" w:val="single"/>
+              <w:top w:val="single" w:sz="4" w:space="0" w:color="D9D9D9"/>
+              <w:left w:val="single" w:sz="4" w:space="0" w:color="D9D9D9"/>
+              <w:bottom w:val="single" w:sz="4" w:space="0" w:color="D9D9D9"/>
+              <w:right w:val="single" w:sz="4" w:space="0" w:color="D9D9D9"/>
             </w:tcBorders>
+            <w:shd w:val="clear" w:color="auto" w:fill="F3F5F7"/>
             <w:tcMar>
-              <w:top w:w="20.0" w:type="dxa"/>
-              <w:left w:w="20.0" w:type="dxa"/>
-              <w:bottom w:w="20.0" w:type="dxa"/>
-              <w:right w:w="20.0" w:type="dxa"/>
+              <w:top w:w="90" w:type="dxa"/>
+              <w:left w:w="90" w:type="dxa"/>
+              <w:bottom w:w="90" w:type="dxa"/>
+              <w:right w:w="90" w:type="dxa"/>
             </w:tcMar>
-            <w:vAlign w:val="top"/>
+            <w:vAlign w:val="center"/>
           </w:tcPr>
           <w:p>
             <w:pPr>
+              <w:keepNext/>
+              <w:keepLines/>
               <w:widowControl w:val="0"/>
-              <w:spacing w:line="240" w:lineRule="auto"/>
+              <w:spacing w:after="40" w:line="252" w:lineRule="auto"/>
               <w:jc w:val="center"/>
               <w:rPr>
                 <w:sz w:val="24"/>
@@ -1534,36 +1133,34 @@
               </w:rPr>
             </w:pPr>
             <w:r>
-              <w:rPr>
-                <w:sz w:val="22"/>
-                <w:szCs w:val="22"/>
-                <w:rtl w:val="0"/>
-                <w:rFonts w:ascii="Arial" w:hAnsi="Arial" w:cs="Arial" w:eastAsia="Arial"/>
-              </w:rPr>
-              <w:t xml:space="preserve">Airspy</w:t>
+              <w:t>Airspy</w:t>
             </w:r>
           </w:p>
         </w:tc>
         <w:tc>
           <w:tcPr>
+            <w:tcW w:w="3360" w:type="dxa"/>
             <w:tcBorders>
-              <w:top w:color="000000" w:space="0" w:sz="8" w:val="single"/>
-              <w:left w:color="000000" w:space="0" w:sz="8" w:val="single"/>
-              <w:bottom w:color="000000" w:space="0" w:sz="8" w:val="single"/>
-              <w:right w:color="000000" w:space="0" w:sz="8" w:val="single"/>
+              <w:top w:val="single" w:sz="4" w:space="0" w:color="D9D9D9"/>
+              <w:left w:val="single" w:sz="4" w:space="0" w:color="D9D9D9"/>
+              <w:bottom w:val="single" w:sz="4" w:space="0" w:color="D9D9D9"/>
+              <w:right w:val="single" w:sz="4" w:space="0" w:color="D9D9D9"/>
             </w:tcBorders>
+            <w:shd w:val="clear" w:color="auto" w:fill="F3F5F7"/>
             <w:tcMar>
-              <w:top w:w="20.0" w:type="dxa"/>
-              <w:left w:w="20.0" w:type="dxa"/>
-              <w:bottom w:w="20.0" w:type="dxa"/>
-              <w:right w:w="20.0" w:type="dxa"/>
+              <w:top w:w="90" w:type="dxa"/>
+              <w:left w:w="90" w:type="dxa"/>
+              <w:bottom w:w="90" w:type="dxa"/>
+              <w:right w:w="90" w:type="dxa"/>
             </w:tcMar>
-            <w:vAlign w:val="top"/>
+            <w:vAlign w:val="center"/>
           </w:tcPr>
           <w:p>
             <w:pPr>
+              <w:keepNext/>
+              <w:keepLines/>
               <w:widowControl w:val="0"/>
-              <w:spacing w:line="240" w:lineRule="auto"/>
+              <w:spacing w:after="40" w:line="252" w:lineRule="auto"/>
               <w:jc w:val="center"/>
               <w:rPr>
                 <w:sz w:val="24"/>
@@ -1571,36 +1168,34 @@
               </w:rPr>
             </w:pPr>
             <w:r>
-              <w:rPr>
-                <w:sz w:val="22"/>
-                <w:szCs w:val="22"/>
-                <w:rtl w:val="0"/>
-                <w:rFonts w:ascii="Arial" w:hAnsi="Arial" w:cs="Arial" w:eastAsia="Arial"/>
-              </w:rPr>
-              <w:t xml:space="preserve">$179</w:t>
+              <w:t>$179</w:t>
             </w:r>
           </w:p>
         </w:tc>
         <w:tc>
           <w:tcPr>
+            <w:tcW w:w="3360" w:type="dxa"/>
             <w:tcBorders>
-              <w:top w:color="000000" w:space="0" w:sz="8" w:val="single"/>
-              <w:left w:color="000000" w:space="0" w:sz="8" w:val="single"/>
-              <w:bottom w:color="000000" w:space="0" w:sz="8" w:val="single"/>
-              <w:right w:color="000000" w:space="0" w:sz="8" w:val="single"/>
+              <w:top w:val="single" w:sz="4" w:space="0" w:color="D9D9D9"/>
+              <w:left w:val="single" w:sz="4" w:space="0" w:color="D9D9D9"/>
+              <w:bottom w:val="single" w:sz="4" w:space="0" w:color="D9D9D9"/>
+              <w:right w:val="single" w:sz="4" w:space="0" w:color="D9D9D9"/>
             </w:tcBorders>
+            <w:shd w:val="clear" w:color="auto" w:fill="F3F5F7"/>
             <w:tcMar>
-              <w:top w:w="20.0" w:type="dxa"/>
-              <w:left w:w="20.0" w:type="dxa"/>
-              <w:bottom w:w="20.0" w:type="dxa"/>
-              <w:right w:w="20.0" w:type="dxa"/>
+              <w:top w:w="90" w:type="dxa"/>
+              <w:left w:w="90" w:type="dxa"/>
+              <w:bottom w:w="90" w:type="dxa"/>
+              <w:right w:w="90" w:type="dxa"/>
             </w:tcMar>
-            <w:vAlign w:val="top"/>
+            <w:vAlign w:val="center"/>
           </w:tcPr>
           <w:p>
             <w:pPr>
+              <w:keepNext/>
+              <w:keepLines/>
               <w:widowControl w:val="0"/>
-              <w:spacing w:line="240" w:lineRule="auto"/>
+              <w:spacing w:after="40" w:line="252" w:lineRule="auto"/>
               <w:jc w:val="center"/>
               <w:rPr>
                 <w:sz w:val="24"/>
@@ -1608,43 +1203,40 @@
               </w:rPr>
             </w:pPr>
             <w:r>
-              <w:rPr>
-                <w:sz w:val="22"/>
-                <w:szCs w:val="22"/>
-                <w:rtl w:val="0"/>
-                <w:rFonts w:ascii="Arial" w:hAnsi="Arial" w:cs="Arial" w:eastAsia="Arial"/>
-              </w:rPr>
-              <w:t xml:space="preserve">$170</w:t>
+              <w:t>$170</w:t>
             </w:r>
           </w:p>
         </w:tc>
       </w:tr>
       <w:tr>
         <w:trPr>
-          <w:cantSplit w:val="1"/>
-          <w:trHeight w:val="180" w:hRule="atLeast"/>
-          <w:tblHeader w:val="0"/>
+          <w:cantSplit/>
+          <w:trHeight w:val="180"/>
         </w:trPr>
         <w:tc>
           <w:tcPr>
+            <w:tcW w:w="3360" w:type="dxa"/>
             <w:tcBorders>
-              <w:top w:color="000000" w:space="0" w:sz="8" w:val="single"/>
-              <w:left w:color="000000" w:space="0" w:sz="8" w:val="single"/>
-              <w:bottom w:color="000000" w:space="0" w:sz="8" w:val="single"/>
-              <w:right w:color="000000" w:space="0" w:sz="8" w:val="single"/>
+              <w:top w:val="single" w:sz="4" w:space="0" w:color="D9D9D9"/>
+              <w:left w:val="single" w:sz="4" w:space="0" w:color="D9D9D9"/>
+              <w:bottom w:val="single" w:sz="4" w:space="0" w:color="D9D9D9"/>
+              <w:right w:val="single" w:sz="4" w:space="0" w:color="D9D9D9"/>
             </w:tcBorders>
+            <w:shd w:val="clear" w:color="auto" w:fill="FFFFFF"/>
             <w:tcMar>
-              <w:top w:w="20.0" w:type="dxa"/>
-              <w:left w:w="20.0" w:type="dxa"/>
-              <w:bottom w:w="20.0" w:type="dxa"/>
-              <w:right w:w="20.0" w:type="dxa"/>
+              <w:top w:w="90" w:type="dxa"/>
+              <w:left w:w="90" w:type="dxa"/>
+              <w:bottom w:w="90" w:type="dxa"/>
+              <w:right w:w="90" w:type="dxa"/>
             </w:tcMar>
-            <w:vAlign w:val="top"/>
+            <w:vAlign w:val="center"/>
           </w:tcPr>
           <w:p>
             <w:pPr>
+              <w:keepNext/>
+              <w:keepLines/>
               <w:widowControl w:val="0"/>
-              <w:spacing w:line="240" w:lineRule="auto"/>
+              <w:spacing w:after="40" w:line="252" w:lineRule="auto"/>
               <w:jc w:val="center"/>
               <w:rPr>
                 <w:sz w:val="24"/>
@@ -1652,36 +1244,34 @@
               </w:rPr>
             </w:pPr>
             <w:r>
-              <w:rPr>
-                <w:sz w:val="22"/>
-                <w:szCs w:val="22"/>
-                <w:rtl w:val="0"/>
-                <w:rFonts w:ascii="Arial" w:hAnsi="Arial" w:cs="Arial" w:eastAsia="Arial"/>
-              </w:rPr>
-              <w:t xml:space="preserve">LNA Circuit</w:t>
+              <w:t>LNA Circuit</w:t>
             </w:r>
           </w:p>
         </w:tc>
         <w:tc>
           <w:tcPr>
+            <w:tcW w:w="3360" w:type="dxa"/>
             <w:tcBorders>
-              <w:top w:color="000000" w:space="0" w:sz="8" w:val="single"/>
-              <w:left w:color="000000" w:space="0" w:sz="8" w:val="single"/>
-              <w:bottom w:color="000000" w:space="0" w:sz="8" w:val="single"/>
-              <w:right w:color="000000" w:space="0" w:sz="8" w:val="single"/>
+              <w:top w:val="single" w:sz="4" w:space="0" w:color="D9D9D9"/>
+              <w:left w:val="single" w:sz="4" w:space="0" w:color="D9D9D9"/>
+              <w:bottom w:val="single" w:sz="4" w:space="0" w:color="D9D9D9"/>
+              <w:right w:val="single" w:sz="4" w:space="0" w:color="D9D9D9"/>
             </w:tcBorders>
+            <w:shd w:val="clear" w:color="auto" w:fill="FFFFFF"/>
             <w:tcMar>
-              <w:top w:w="20.0" w:type="dxa"/>
-              <w:left w:w="20.0" w:type="dxa"/>
-              <w:bottom w:w="20.0" w:type="dxa"/>
-              <w:right w:w="20.0" w:type="dxa"/>
+              <w:top w:w="90" w:type="dxa"/>
+              <w:left w:w="90" w:type="dxa"/>
+              <w:bottom w:w="90" w:type="dxa"/>
+              <w:right w:w="90" w:type="dxa"/>
             </w:tcMar>
-            <w:vAlign w:val="top"/>
+            <w:vAlign w:val="center"/>
           </w:tcPr>
           <w:p>
             <w:pPr>
+              <w:keepNext/>
+              <w:keepLines/>
               <w:widowControl w:val="0"/>
-              <w:spacing w:line="240" w:lineRule="auto"/>
+              <w:spacing w:after="40" w:line="252" w:lineRule="auto"/>
               <w:jc w:val="center"/>
               <w:rPr>
                 <w:sz w:val="24"/>
@@ -1689,36 +1279,34 @@
               </w:rPr>
             </w:pPr>
             <w:r>
-              <w:rPr>
-                <w:sz w:val="22"/>
-                <w:szCs w:val="22"/>
-                <w:rtl w:val="0"/>
-                <w:rFonts w:ascii="Arial" w:hAnsi="Arial" w:cs="Arial" w:eastAsia="Arial"/>
-              </w:rPr>
-              <w:t xml:space="preserve">$60</w:t>
+              <w:t>$60</w:t>
             </w:r>
           </w:p>
         </w:tc>
         <w:tc>
           <w:tcPr>
+            <w:tcW w:w="3360" w:type="dxa"/>
             <w:tcBorders>
-              <w:top w:color="000000" w:space="0" w:sz="8" w:val="single"/>
-              <w:left w:color="000000" w:space="0" w:sz="8" w:val="single"/>
-              <w:bottom w:color="000000" w:space="0" w:sz="8" w:val="single"/>
-              <w:right w:color="000000" w:space="0" w:sz="8" w:val="single"/>
+              <w:top w:val="single" w:sz="4" w:space="0" w:color="D9D9D9"/>
+              <w:left w:val="single" w:sz="4" w:space="0" w:color="D9D9D9"/>
+              <w:bottom w:val="single" w:sz="4" w:space="0" w:color="D9D9D9"/>
+              <w:right w:val="single" w:sz="4" w:space="0" w:color="D9D9D9"/>
             </w:tcBorders>
+            <w:shd w:val="clear" w:color="auto" w:fill="FFFFFF"/>
             <w:tcMar>
-              <w:top w:w="20.0" w:type="dxa"/>
-              <w:left w:w="20.0" w:type="dxa"/>
-              <w:bottom w:w="20.0" w:type="dxa"/>
-              <w:right w:w="20.0" w:type="dxa"/>
+              <w:top w:w="90" w:type="dxa"/>
+              <w:left w:w="90" w:type="dxa"/>
+              <w:bottom w:w="90" w:type="dxa"/>
+              <w:right w:w="90" w:type="dxa"/>
             </w:tcMar>
-            <w:vAlign w:val="top"/>
+            <w:vAlign w:val="center"/>
           </w:tcPr>
           <w:p>
             <w:pPr>
+              <w:keepNext/>
+              <w:keepLines/>
               <w:widowControl w:val="0"/>
-              <w:spacing w:line="240" w:lineRule="auto"/>
+              <w:spacing w:after="40" w:line="252" w:lineRule="auto"/>
               <w:jc w:val="center"/>
               <w:rPr>
                 <w:sz w:val="24"/>
@@ -1726,43 +1314,40 @@
               </w:rPr>
             </w:pPr>
             <w:r>
-              <w:rPr>
-                <w:sz w:val="22"/>
-                <w:szCs w:val="22"/>
-                <w:rtl w:val="0"/>
-                <w:rFonts w:ascii="Arial" w:hAnsi="Arial" w:cs="Arial" w:eastAsia="Arial"/>
-              </w:rPr>
-              <w:t xml:space="preserve">$60</w:t>
+              <w:t>$60</w:t>
             </w:r>
           </w:p>
         </w:tc>
       </w:tr>
       <w:tr>
         <w:trPr>
-          <w:cantSplit w:val="1"/>
-          <w:trHeight w:val="520" w:hRule="atLeast"/>
-          <w:tblHeader w:val="0"/>
+          <w:cantSplit/>
+          <w:trHeight w:val="520"/>
         </w:trPr>
         <w:tc>
           <w:tcPr>
+            <w:tcW w:w="3360" w:type="dxa"/>
             <w:tcBorders>
-              <w:top w:color="000000" w:space="0" w:sz="8" w:val="single"/>
-              <w:left w:color="000000" w:space="0" w:sz="8" w:val="single"/>
-              <w:bottom w:color="000000" w:space="0" w:sz="8" w:val="single"/>
-              <w:right w:color="000000" w:space="0" w:sz="8" w:val="single"/>
+              <w:top w:val="single" w:sz="4" w:space="0" w:color="D9D9D9"/>
+              <w:left w:val="single" w:sz="4" w:space="0" w:color="D9D9D9"/>
+              <w:bottom w:val="single" w:sz="4" w:space="0" w:color="D9D9D9"/>
+              <w:right w:val="single" w:sz="4" w:space="0" w:color="D9D9D9"/>
             </w:tcBorders>
+            <w:shd w:val="clear" w:color="auto" w:fill="F3F5F7"/>
             <w:tcMar>
-              <w:top w:w="20.0" w:type="dxa"/>
-              <w:left w:w="20.0" w:type="dxa"/>
-              <w:bottom w:w="20.0" w:type="dxa"/>
-              <w:right w:w="20.0" w:type="dxa"/>
+              <w:top w:w="90" w:type="dxa"/>
+              <w:left w:w="90" w:type="dxa"/>
+              <w:bottom w:w="90" w:type="dxa"/>
+              <w:right w:w="90" w:type="dxa"/>
             </w:tcMar>
-            <w:vAlign w:val="top"/>
+            <w:vAlign w:val="center"/>
           </w:tcPr>
           <w:p>
             <w:pPr>
+              <w:keepNext/>
+              <w:keepLines/>
               <w:widowControl w:val="0"/>
-              <w:spacing w:line="240" w:lineRule="auto"/>
+              <w:spacing w:after="40" w:line="252" w:lineRule="auto"/>
               <w:jc w:val="center"/>
               <w:rPr>
                 <w:sz w:val="24"/>
@@ -1770,36 +1355,34 @@
               </w:rPr>
             </w:pPr>
             <w:r>
-              <w:rPr>
-                <w:sz w:val="22"/>
-                <w:szCs w:val="22"/>
-                <w:rtl w:val="0"/>
-                <w:rFonts w:ascii="Arial" w:hAnsi="Arial" w:cs="Arial" w:eastAsia="Arial"/>
-              </w:rPr>
-              <w:t xml:space="preserve">Additional electrical components</w:t>
+              <w:t>Additional electrical components</w:t>
             </w:r>
           </w:p>
         </w:tc>
         <w:tc>
           <w:tcPr>
+            <w:tcW w:w="3360" w:type="dxa"/>
             <w:tcBorders>
-              <w:top w:color="000000" w:space="0" w:sz="8" w:val="single"/>
-              <w:left w:color="000000" w:space="0" w:sz="8" w:val="single"/>
-              <w:bottom w:color="000000" w:space="0" w:sz="8" w:val="single"/>
-              <w:right w:color="000000" w:space="0" w:sz="8" w:val="single"/>
+              <w:top w:val="single" w:sz="4" w:space="0" w:color="D9D9D9"/>
+              <w:left w:val="single" w:sz="4" w:space="0" w:color="D9D9D9"/>
+              <w:bottom w:val="single" w:sz="4" w:space="0" w:color="D9D9D9"/>
+              <w:right w:val="single" w:sz="4" w:space="0" w:color="D9D9D9"/>
             </w:tcBorders>
+            <w:shd w:val="clear" w:color="auto" w:fill="F3F5F7"/>
             <w:tcMar>
-              <w:top w:w="20.0" w:type="dxa"/>
-              <w:left w:w="20.0" w:type="dxa"/>
-              <w:bottom w:w="20.0" w:type="dxa"/>
-              <w:right w:w="20.0" w:type="dxa"/>
+              <w:top w:w="90" w:type="dxa"/>
+              <w:left w:w="90" w:type="dxa"/>
+              <w:bottom w:w="90" w:type="dxa"/>
+              <w:right w:w="90" w:type="dxa"/>
             </w:tcMar>
-            <w:vAlign w:val="top"/>
+            <w:vAlign w:val="center"/>
           </w:tcPr>
           <w:p>
             <w:pPr>
+              <w:keepNext/>
+              <w:keepLines/>
               <w:widowControl w:val="0"/>
-              <w:spacing w:line="240" w:lineRule="auto"/>
+              <w:spacing w:after="40" w:line="252" w:lineRule="auto"/>
               <w:jc w:val="center"/>
               <w:rPr>
                 <w:sz w:val="24"/>
@@ -1807,36 +1390,34 @@
               </w:rPr>
             </w:pPr>
             <w:r>
-              <w:rPr>
-                <w:sz w:val="22"/>
-                <w:szCs w:val="22"/>
-                <w:rtl w:val="0"/>
-                <w:rFonts w:ascii="Arial" w:hAnsi="Arial" w:cs="Arial" w:eastAsia="Arial"/>
-              </w:rPr>
-              <w:t xml:space="preserve">$30</w:t>
+              <w:t>$30</w:t>
             </w:r>
           </w:p>
         </w:tc>
         <w:tc>
           <w:tcPr>
+            <w:tcW w:w="3360" w:type="dxa"/>
             <w:tcBorders>
-              <w:top w:color="000000" w:space="0" w:sz="8" w:val="single"/>
-              <w:left w:color="000000" w:space="0" w:sz="8" w:val="single"/>
-              <w:bottom w:color="000000" w:space="0" w:sz="8" w:val="single"/>
-              <w:right w:color="000000" w:space="0" w:sz="8" w:val="single"/>
+              <w:top w:val="single" w:sz="4" w:space="0" w:color="D9D9D9"/>
+              <w:left w:val="single" w:sz="4" w:space="0" w:color="D9D9D9"/>
+              <w:bottom w:val="single" w:sz="4" w:space="0" w:color="D9D9D9"/>
+              <w:right w:val="single" w:sz="4" w:space="0" w:color="D9D9D9"/>
             </w:tcBorders>
+            <w:shd w:val="clear" w:color="auto" w:fill="F3F5F7"/>
             <w:tcMar>
-              <w:top w:w="20.0" w:type="dxa"/>
-              <w:left w:w="20.0" w:type="dxa"/>
-              <w:bottom w:w="20.0" w:type="dxa"/>
-              <w:right w:w="20.0" w:type="dxa"/>
+              <w:top w:w="90" w:type="dxa"/>
+              <w:left w:w="90" w:type="dxa"/>
+              <w:bottom w:w="90" w:type="dxa"/>
+              <w:right w:w="90" w:type="dxa"/>
             </w:tcMar>
-            <w:vAlign w:val="top"/>
+            <w:vAlign w:val="center"/>
           </w:tcPr>
           <w:p>
             <w:pPr>
+              <w:keepNext/>
+              <w:keepLines/>
               <w:widowControl w:val="0"/>
-              <w:spacing w:line="240" w:lineRule="auto"/>
+              <w:spacing w:after="40" w:line="252" w:lineRule="auto"/>
               <w:jc w:val="center"/>
               <w:rPr>
                 <w:sz w:val="24"/>
@@ -1844,43 +1425,39 @@
               </w:rPr>
             </w:pPr>
             <w:r>
-              <w:rPr>
-                <w:sz w:val="22"/>
-                <w:szCs w:val="22"/>
-                <w:rtl w:val="0"/>
-                <w:rFonts w:ascii="Arial" w:hAnsi="Arial" w:cs="Arial" w:eastAsia="Arial"/>
-              </w:rPr>
-              <w:t xml:space="preserve">$30</w:t>
+              <w:t>$30</w:t>
             </w:r>
           </w:p>
         </w:tc>
       </w:tr>
       <w:tr>
         <w:trPr>
-          <w:cantSplit w:val="1"/>
-          <w:trHeight w:val="280" w:hRule="atLeast"/>
-          <w:tblHeader w:val="0"/>
+          <w:cantSplit/>
+          <w:trHeight w:val="280"/>
         </w:trPr>
         <w:tc>
           <w:tcPr>
+            <w:tcW w:w="3360" w:type="dxa"/>
             <w:tcBorders>
-              <w:top w:color="000000" w:space="0" w:sz="8" w:val="single"/>
-              <w:left w:color="000000" w:space="0" w:sz="8" w:val="single"/>
-              <w:bottom w:color="000000" w:space="0" w:sz="8" w:val="single"/>
-              <w:right w:color="000000" w:space="0" w:sz="8" w:val="single"/>
+              <w:top w:val="single" w:sz="4" w:space="0" w:color="D9D9D9"/>
+              <w:left w:val="single" w:sz="4" w:space="0" w:color="D9D9D9"/>
+              <w:bottom w:val="single" w:sz="4" w:space="0" w:color="D9D9D9"/>
+              <w:right w:val="single" w:sz="4" w:space="0" w:color="D9D9D9"/>
             </w:tcBorders>
+            <w:shd w:val="clear" w:color="auto" w:fill="FFFFFF"/>
             <w:tcMar>
-              <w:top w:w="20.0" w:type="dxa"/>
-              <w:left w:w="20.0" w:type="dxa"/>
-              <w:bottom w:w="20.0" w:type="dxa"/>
-              <w:right w:w="20.0" w:type="dxa"/>
+              <w:top w:w="90" w:type="dxa"/>
+              <w:left w:w="90" w:type="dxa"/>
+              <w:bottom w:w="90" w:type="dxa"/>
+              <w:right w:w="90" w:type="dxa"/>
             </w:tcMar>
-            <w:vAlign w:val="top"/>
+            <w:vAlign w:val="center"/>
           </w:tcPr>
           <w:p>
             <w:pPr>
+              <w:keepLines/>
               <w:widowControl w:val="0"/>
-              <w:spacing w:line="240" w:lineRule="auto"/>
+              <w:spacing w:after="40" w:line="252" w:lineRule="auto"/>
               <w:jc w:val="center"/>
               <w:rPr>
                 <w:sz w:val="24"/>
@@ -1888,36 +1465,33 @@
               </w:rPr>
             </w:pPr>
             <w:r>
-              <w:rPr>
-                <w:sz w:val="22"/>
-                <w:szCs w:val="22"/>
-                <w:rtl w:val="0"/>
-                <w:rFonts w:ascii="Arial" w:hAnsi="Arial" w:cs="Arial" w:eastAsia="Arial"/>
-              </w:rPr>
-              <w:t xml:space="preserve">DSPIRA Software</w:t>
+              <w:t>DSPIRA Software</w:t>
             </w:r>
           </w:p>
         </w:tc>
         <w:tc>
           <w:tcPr>
+            <w:tcW w:w="3360" w:type="dxa"/>
             <w:tcBorders>
-              <w:top w:color="000000" w:space="0" w:sz="8" w:val="single"/>
-              <w:left w:color="000000" w:space="0" w:sz="8" w:val="single"/>
-              <w:bottom w:color="000000" w:space="0" w:sz="8" w:val="single"/>
-              <w:right w:color="000000" w:space="0" w:sz="8" w:val="single"/>
+              <w:top w:val="single" w:sz="4" w:space="0" w:color="D9D9D9"/>
+              <w:left w:val="single" w:sz="4" w:space="0" w:color="D9D9D9"/>
+              <w:bottom w:val="single" w:sz="4" w:space="0" w:color="D9D9D9"/>
+              <w:right w:val="single" w:sz="4" w:space="0" w:color="D9D9D9"/>
             </w:tcBorders>
+            <w:shd w:val="clear" w:color="auto" w:fill="FFFFFF"/>
             <w:tcMar>
-              <w:top w:w="20.0" w:type="dxa"/>
-              <w:left w:w="20.0" w:type="dxa"/>
-              <w:bottom w:w="20.0" w:type="dxa"/>
-              <w:right w:w="20.0" w:type="dxa"/>
+              <w:top w:w="90" w:type="dxa"/>
+              <w:left w:w="90" w:type="dxa"/>
+              <w:bottom w:w="90" w:type="dxa"/>
+              <w:right w:w="90" w:type="dxa"/>
             </w:tcMar>
-            <w:vAlign w:val="top"/>
+            <w:vAlign w:val="center"/>
           </w:tcPr>
           <w:p>
             <w:pPr>
+              <w:keepLines/>
               <w:widowControl w:val="0"/>
-              <w:spacing w:line="240" w:lineRule="auto"/>
+              <w:spacing w:after="40" w:line="252" w:lineRule="auto"/>
               <w:jc w:val="center"/>
               <w:rPr>
                 <w:sz w:val="24"/>
@@ -1925,36 +1499,33 @@
               </w:rPr>
             </w:pPr>
             <w:r>
-              <w:rPr>
-                <w:sz w:val="22"/>
-                <w:szCs w:val="22"/>
-                <w:rtl w:val="0"/>
-                <w:rFonts w:ascii="Arial" w:hAnsi="Arial" w:cs="Arial" w:eastAsia="Arial"/>
-              </w:rPr>
-              <w:t xml:space="preserve">Free</w:t>
+              <w:t>Free</w:t>
             </w:r>
           </w:p>
         </w:tc>
         <w:tc>
           <w:tcPr>
+            <w:tcW w:w="3360" w:type="dxa"/>
             <w:tcBorders>
-              <w:top w:color="000000" w:space="0" w:sz="8" w:val="single"/>
-              <w:left w:color="000000" w:space="0" w:sz="8" w:val="single"/>
-              <w:bottom w:color="000000" w:space="0" w:sz="8" w:val="single"/>
-              <w:right w:color="000000" w:space="0" w:sz="8" w:val="single"/>
+              <w:top w:val="single" w:sz="4" w:space="0" w:color="D9D9D9"/>
+              <w:left w:val="single" w:sz="4" w:space="0" w:color="D9D9D9"/>
+              <w:bottom w:val="single" w:sz="4" w:space="0" w:color="D9D9D9"/>
+              <w:right w:val="single" w:sz="4" w:space="0" w:color="D9D9D9"/>
             </w:tcBorders>
+            <w:shd w:val="clear" w:color="auto" w:fill="FFFFFF"/>
             <w:tcMar>
-              <w:top w:w="20.0" w:type="dxa"/>
-              <w:left w:w="20.0" w:type="dxa"/>
-              <w:bottom w:w="20.0" w:type="dxa"/>
-              <w:right w:w="20.0" w:type="dxa"/>
+              <w:top w:w="90" w:type="dxa"/>
+              <w:left w:w="90" w:type="dxa"/>
+              <w:bottom w:w="90" w:type="dxa"/>
+              <w:right w:w="90" w:type="dxa"/>
             </w:tcMar>
-            <w:vAlign w:val="top"/>
+            <w:vAlign w:val="center"/>
           </w:tcPr>
           <w:p>
             <w:pPr>
+              <w:keepLines/>
               <w:widowControl w:val="0"/>
-              <w:spacing w:line="240" w:lineRule="auto"/>
+              <w:spacing w:after="40" w:line="252" w:lineRule="auto"/>
               <w:jc w:val="center"/>
               <w:rPr>
                 <w:sz w:val="24"/>
@@ -1962,13 +1533,7 @@
               </w:rPr>
             </w:pPr>
             <w:r>
-              <w:rPr>
-                <w:sz w:val="22"/>
-                <w:szCs w:val="22"/>
-                <w:rtl w:val="0"/>
-                <w:rFonts w:ascii="Arial" w:hAnsi="Arial" w:cs="Arial" w:eastAsia="Arial"/>
-              </w:rPr>
-              <w:t xml:space="preserve">Free</w:t>
+              <w:t>Free</w:t>
             </w:r>
           </w:p>
         </w:tc>
@@ -1976,51 +1541,15 @@
     </w:tbl>
     <w:p>
       <w:pPr>
+        <w:pStyle w:val="Heading2"/>
         <w:widowControl w:val="0"/>
-        <w:spacing w:line="240" w:lineRule="auto"/>
-        <w:jc w:val="center"/>
         <w:rPr>
-          <w:b w:val="1"/>
-          <w:bCs w:val="1"/>
-          <w:sz w:val="24"/>
           <w:szCs w:val="24"/>
           <w:u w:val="single"/>
         </w:rPr>
       </w:pPr>
       <w:r>
-        <w:rPr>
-          <w:rtl w:val="0"/>
-          <w:rFonts w:ascii="Arial" w:hAnsi="Arial" w:cs="Arial" w:eastAsia="Arial"/>
-          <w:sz w:val="22"/>
-          <w:szCs w:val="22"/>
-        </w:rPr>
-      </w:r>
-    </w:p>
-    <w:p>
-      <w:pPr>
-        <w:keepNext/>
-        <w:widowControl w:val="0"/>
-        <w:spacing w:line="264" w:lineRule="auto" w:after="120"/>
-        <w:jc w:val="center"/>
-        <w:rPr>
-          <w:b w:val="1"/>
-          <w:bCs w:val="1"/>
-          <w:sz w:val="24"/>
-          <w:szCs w:val="24"/>
-          <w:u w:val="single"/>
-        </w:rPr>
-      </w:pPr>
-      <w:r>
-        <w:rPr>
-          <w:b w:val="1"/>
-          <w:bCs w:val="1"/>
-          <w:sz w:val="22"/>
-          <w:szCs w:val="22"/>
-          <w:u w:val="single"/>
-          <w:rtl w:val="0"/>
-          <w:rFonts w:ascii="Arial" w:hAnsi="Arial" w:cs="Arial" w:eastAsia="Arial"/>
-        </w:rPr>
-        <w:t xml:space="preserve">OBJECTIVES</w:t>
+        <w:t>OBJECTIVES</w:t>
       </w:r>
     </w:p>
     <w:p>
@@ -2030,7 +1559,7 @@
           <w:ilvl w:val="0"/>
           <w:numId w:val="2"/>
         </w:numPr>
-        <w:spacing w:line="264" w:lineRule="auto" w:after="120"/>
+        <w:spacing w:after="120"/>
         <w:ind w:left="180" w:hanging="100"/>
         <w:rPr>
           <w:sz w:val="24"/>
@@ -2038,13 +1567,7 @@
         </w:rPr>
       </w:pPr>
       <w:r>
-        <w:rPr>
-          <w:sz w:val="22"/>
-          <w:szCs w:val="22"/>
-          <w:rtl w:val="0"/>
-          <w:rFonts w:ascii="Arial" w:hAnsi="Arial" w:cs="Arial" w:eastAsia="Arial"/>
-        </w:rPr>
-        <w:t xml:space="preserve">Finish the construction of the radio telescope with the materials listed in the guide.</w:t>
+        <w:t>Finish the construction of the radio telescope with the materials listed in the guide.</w:t>
       </w:r>
     </w:p>
     <w:p>
@@ -2054,7 +1577,7 @@
           <w:ilvl w:val="0"/>
           <w:numId w:val="2"/>
         </w:numPr>
-        <w:spacing w:before="40" w:line="264" w:lineRule="auto" w:after="120"/>
+        <w:spacing w:before="40" w:after="120"/>
         <w:ind w:left="180" w:hanging="100"/>
         <w:rPr>
           <w:sz w:val="24"/>
@@ -2062,13 +1585,7 @@
         </w:rPr>
       </w:pPr>
       <w:r>
-        <w:rPr>
-          <w:sz w:val="22"/>
-          <w:szCs w:val="22"/>
-          <w:rtl w:val="0"/>
-          <w:rFonts w:ascii="Arial" w:hAnsi="Arial" w:cs="Arial" w:eastAsia="Arial"/>
-        </w:rPr>
-        <w:t xml:space="preserve">Build a circuit with the listed parts guide.</w:t>
+        <w:t>Build a circuit with the listed parts guide.</w:t>
       </w:r>
     </w:p>
     <w:p>
@@ -2078,7 +1595,7 @@
           <w:ilvl w:val="0"/>
           <w:numId w:val="2"/>
         </w:numPr>
-        <w:spacing w:before="40" w:line="264" w:lineRule="auto" w:after="120"/>
+        <w:spacing w:before="40" w:after="120"/>
         <w:ind w:left="180" w:hanging="100"/>
         <w:rPr>
           <w:sz w:val="24"/>
@@ -2086,13 +1603,7 @@
         </w:rPr>
       </w:pPr>
       <w:r>
-        <w:rPr>
-          <w:sz w:val="22"/>
-          <w:szCs w:val="22"/>
-          <w:rtl w:val="0"/>
-          <w:rFonts w:ascii="Arial" w:hAnsi="Arial" w:cs="Arial" w:eastAsia="Arial"/>
-        </w:rPr>
-        <w:t xml:space="preserve">Use the DSPIRA software to detect neutral hydrogen (HI) in the night sky.</w:t>
+        <w:t>Use the DSPIRA software to detect neutral hydrogen (HI) in the night sky.</w:t>
       </w:r>
     </w:p>
     <w:p>
@@ -2102,7 +1613,7 @@
           <w:ilvl w:val="0"/>
           <w:numId w:val="2"/>
         </w:numPr>
-        <w:spacing w:before="40" w:line="264" w:lineRule="auto" w:after="120"/>
+        <w:spacing w:before="40" w:after="120"/>
         <w:ind w:left="180" w:hanging="100"/>
         <w:rPr>
           <w:sz w:val="24"/>
@@ -2110,13 +1621,7 @@
         </w:rPr>
       </w:pPr>
       <w:r>
-        <w:rPr>
-          <w:sz w:val="22"/>
-          <w:szCs w:val="22"/>
-          <w:rtl w:val="0"/>
-          <w:rFonts w:ascii="Arial" w:hAnsi="Arial" w:cs="Arial" w:eastAsia="Arial"/>
-        </w:rPr>
-        <w:t xml:space="preserve">Compare self-created hydrogen maps with pre-existing HI maps.</w:t>
+        <w:t>Compare self-created hydrogen maps with pre-existing HI maps.</w:t>
       </w:r>
     </w:p>
     <w:p>
@@ -2126,7 +1631,7 @@
           <w:ilvl w:val="0"/>
           <w:numId w:val="2"/>
         </w:numPr>
-        <w:spacing w:before="40" w:line="264" w:lineRule="auto" w:after="120"/>
+        <w:spacing w:before="40" w:after="120"/>
         <w:ind w:left="180" w:hanging="100"/>
         <w:rPr>
           <w:sz w:val="24"/>
@@ -2134,13 +1639,7 @@
         </w:rPr>
       </w:pPr>
       <w:r>
-        <w:rPr>
-          <w:sz w:val="22"/>
-          <w:szCs w:val="22"/>
-          <w:rtl w:val="0"/>
-          <w:rFonts w:ascii="Arial" w:hAnsi="Arial" w:cs="Arial" w:eastAsia="Arial"/>
-        </w:rPr>
-        <w:t xml:space="preserve">Allow the Descriptive Astronomy 106 class to use the telescope for educational purposes.</w:t>
+        <w:t>Allow the Descriptive Astronomy 106 class to use the telescope for educational purposes.</w:t>
       </w:r>
     </w:p>
     <w:p>
@@ -2150,7 +1649,7 @@
           <w:ilvl w:val="0"/>
           <w:numId w:val="2"/>
         </w:numPr>
-        <w:spacing w:before="40" w:line="264" w:lineRule="auto" w:after="120"/>
+        <w:spacing w:before="40" w:after="120"/>
         <w:ind w:left="180" w:hanging="100"/>
         <w:rPr>
           <w:sz w:val="24"/>
@@ -2158,13 +1657,7 @@
         </w:rPr>
       </w:pPr>
       <w:r>
-        <w:rPr>
-          <w:sz w:val="22"/>
-          <w:szCs w:val="22"/>
-          <w:rtl w:val="0"/>
-          <w:rFonts w:ascii="Arial" w:hAnsi="Arial" w:cs="Arial" w:eastAsia="Arial"/>
-        </w:rPr>
-        <w:t xml:space="preserve">Submit any corrections or suggestions to the original guide creators.</w:t>
+        <w:t>Submit any corrections or suggestions to the original guide creators.</w:t>
       </w:r>
     </w:p>
     <w:p>
@@ -2178,69 +1671,24 @@
       </w:pPr>
       <w:r>
         <w:rPr>
-          <w:rtl w:val="0"/>
-          <w:rFonts w:ascii="Arial" w:hAnsi="Arial" w:cs="Arial" w:eastAsia="Arial"/>
-          <w:sz w:val="22"/>
-          <w:szCs w:val="22"/>
-        </w:rPr>
-      </w:r>
-    </w:p>
-    <w:p>
-      <w:pPr>
-        <w:widowControl w:val="0"/>
-        <w:spacing w:line="240" w:lineRule="auto"/>
-        <w:rPr>
-          <w:sz w:val="24"/>
-          <w:szCs w:val="24"/>
-        </w:rPr>
-      </w:pPr>
-      <w:r>
-        <w:rPr>
-          <w:rtl w:val="0"/>
-          <w:rFonts w:ascii="Arial" w:hAnsi="Arial" w:cs="Arial" w:eastAsia="Arial"/>
-          <w:sz w:val="22"/>
-          <w:szCs w:val="22"/>
-        </w:rPr>
-      </w:r>
-    </w:p>
-    <w:p>
-      <w:pPr>
-        <w:widowControl w:val="0"/>
-        <w:spacing w:line="240" w:lineRule="auto"/>
-        <w:rPr>
-          <w:sz w:val="24"/>
-          <w:szCs w:val="24"/>
-        </w:rPr>
-      </w:pPr>
-      <w:r>
-        <w:rPr>
-          <w:rtl w:val="0"/>
-          <w:rFonts w:ascii="Arial" w:hAnsi="Arial" w:cs="Arial" w:eastAsia="Arial"/>
-          <w:sz w:val="22"/>
-          <w:szCs w:val="22"/>
-        </w:rPr>
-      </w:r>
-      <w:r>
-        <w:rPr>
-          <w:rFonts w:ascii="Arial" w:hAnsi="Arial" w:cs="Arial" w:eastAsia="Arial"/>
-          <w:sz w:val="22"/>
-          <w:szCs w:val="22"/>
+          <w:noProof/>
         </w:rPr>
         <w:drawing>
-          <wp:inline distT="0" distB="0" distL="0" distR="0">
-            <wp:extent cx="2222281" cy="1662931"/>
-            <wp:effectExtent b="0" l="0" r="0" t="0"/>
-            <wp:docPr descr="A soldering station showing the microscope, soldering iron, unfinished circuit board, wire, sponge, and suction pen." id="1" name="image2.jpg"/>
-            <a:graphic>
+          <wp:inline distT="0" distB="0" distL="0" distR="0" wp14:anchorId="5B08215A" wp14:editId="61F45A47">
+            <wp:extent cx="2000052" cy="1496637"/>
+            <wp:effectExtent l="0" t="0" r="0" b="0"/>
+            <wp:docPr id="1" name="image2.jpg" descr="A soldering station showing the microscope, soldering iron, unfinished circuit board, wire, sponge, and suction pen."/>
+            <wp:cNvGraphicFramePr/>
+            <a:graphic xmlns:a="http://schemas.openxmlformats.org/drawingml/2006/main">
               <a:graphicData uri="http://schemas.openxmlformats.org/drawingml/2006/picture">
-                <pic:pic>
+                <pic:pic xmlns:pic="http://schemas.openxmlformats.org/drawingml/2006/picture">
                   <pic:nvPicPr>
-                    <pic:cNvPr descr="A soldering station showing the microscope, soldering iron, unfinished circuit board, wire, sponge, and suction pen." id="0" name="image2.jpg"/>
+                    <pic:cNvPr id="0" name="image2.jpg" descr="A soldering station showing the microscope, soldering iron, unfinished circuit board, wire, sponge, and suction pen."/>
                     <pic:cNvPicPr preferRelativeResize="0"/>
                   </pic:nvPicPr>
                   <pic:blipFill>
-                    <a:blip r:embed="rId7"/>
-                    <a:srcRect b="0" l="0" r="0" t="0"/>
+                    <a:blip r:embed="rId8"/>
+                    <a:srcRect/>
                     <a:stretch>
                       <a:fillRect/>
                     </a:stretch>
@@ -2248,9 +1696,11 @@
                   <pic:spPr>
                     <a:xfrm>
                       <a:off x="0" y="0"/>
-                      <a:ext cx="2222281" cy="1662931"/>
+                      <a:ext cx="2000052" cy="1496637"/>
                     </a:xfrm>
-                    <a:prstGeom prst="rect"/>
+                    <a:prstGeom prst="rect">
+                      <a:avLst/>
+                    </a:prstGeom>
                     <a:ln/>
                   </pic:spPr>
                 </pic:pic>
@@ -2263,101 +1713,29 @@
     <w:p>
       <w:pPr>
         <w:widowControl w:val="0"/>
-        <w:spacing w:line="240" w:lineRule="auto"/>
-        <w:ind w:left="0" w:firstLine="0"/>
+        <w:spacing w:after="120"/>
+        <w:ind w:left="720"/>
         <w:rPr>
           <w:sz w:val="24"/>
           <w:szCs w:val="24"/>
         </w:rPr>
       </w:pPr>
       <w:r>
-        <w:rPr>
-          <w:rtl w:val="0"/>
-          <w:rFonts w:ascii="Arial" w:hAnsi="Arial" w:cs="Arial" w:eastAsia="Arial"/>
-          <w:sz w:val="22"/>
-          <w:szCs w:val="22"/>
-        </w:rPr>
+        <w:t>Fig. 2: Soldering station with the circuit board</w:t>
       </w:r>
     </w:p>
     <w:p>
       <w:pPr>
         <w:widowControl w:val="0"/>
-        <w:spacing w:line="264" w:lineRule="auto" w:after="120"/>
-        <w:ind w:left="720" w:firstLine="0"/>
+        <w:spacing w:after="120"/>
+        <w:ind w:left="720"/>
         <w:rPr>
           <w:sz w:val="24"/>
           <w:szCs w:val="24"/>
         </w:rPr>
       </w:pPr>
       <w:r>
-        <w:rPr>
-          <w:sz w:val="22"/>
-          <w:szCs w:val="22"/>
-          <w:rtl w:val="0"/>
-          <w:rFonts w:ascii="Arial" w:hAnsi="Arial" w:cs="Arial" w:eastAsia="Arial"/>
-        </w:rPr>
-        <w:t xml:space="preserve">Fig. 2: Soldering station with the circuit board</w:t>
-      </w:r>
-    </w:p>
-    <w:p>
-      <w:pPr>
-        <w:widowControl w:val="0"/>
-        <w:spacing w:line="240" w:lineRule="auto"/>
-        <w:ind w:left="720" w:firstLine="0"/>
-        <w:rPr>
-          <w:sz w:val="24"/>
-          <w:szCs w:val="24"/>
-        </w:rPr>
-      </w:pPr>
-      <w:r>
-        <w:rPr>
-          <w:rtl w:val="0"/>
-          <w:rFonts w:ascii="Arial" w:hAnsi="Arial" w:cs="Arial" w:eastAsia="Arial"/>
-          <w:sz w:val="22"/>
-          <w:szCs w:val="22"/>
-        </w:rPr>
-      </w:r>
-    </w:p>
-    <w:p>
-      <w:pPr>
-        <w:widowControl w:val="0"/>
-        <w:spacing w:line="264" w:lineRule="auto" w:after="120"/>
-        <w:ind w:left="720" w:firstLine="0"/>
-        <w:rPr>
-          <w:sz w:val="24"/>
-          <w:szCs w:val="24"/>
-        </w:rPr>
-      </w:pPr>
-      <w:r>
-        <w:rPr>
-          <w:sz w:val="22"/>
-          <w:szCs w:val="22"/>
-          <w:rtl w:val="0"/>
-          <w:rFonts w:ascii="Arial" w:hAnsi="Arial" w:cs="Arial" w:eastAsia="Arial"/>
-        </w:rPr>
-        <w:t xml:space="preserve">A soldering station showing the microscope, soldering iron, unfinished circuit board, wire, sponge, and suction pen.</w:t>
-      </w:r>
-    </w:p>
-    <w:p>
-      <w:pPr>
-        <w:widowControl w:val="0"/>
-        <w:spacing w:line="240" w:lineRule="auto"/>
-        <w:jc w:val="center"/>
-        <w:rPr>
-          <w:b w:val="1"/>
-          <w:bCs w:val="1"/>
-          <w:sz w:val="24"/>
-          <w:szCs w:val="24"/>
-          <w:u w:val="single"/>
-        </w:rPr>
-      </w:pPr>
-      <w:r>
-        <w:rPr>
-          <w:rtl w:val="0"/>
-          <w:rFonts w:ascii="Arial" w:hAnsi="Arial" w:cs="Arial" w:eastAsia="Arial"/>
-          <w:sz w:val="22"/>
-          <w:szCs w:val="22"/>
-        </w:rPr>
+        <w:t>A soldering station showing the microscope, soldering iron, unfinished circuit board, wire, sponge, and suction pen.</w:t>
       </w:r>
     </w:p>
     <w:p>
@@ -2371,51 +1749,25 @@
       </w:pPr>
       <w:r>
         <w:rPr>
-          <w:rtl w:val="0"/>
-          <w:rFonts w:ascii="Arial" w:hAnsi="Arial" w:cs="Arial" w:eastAsia="Arial"/>
-          <w:sz w:val="22"/>
-          <w:szCs w:val="22"/>
+          <w:noProof/>
         </w:rPr>
-      </w:r>
-    </w:p>
-    <w:p>
-      <w:pPr>
-        <w:widowControl w:val="0"/>
-        <w:spacing w:line="240" w:lineRule="auto"/>
-        <w:rPr>
-          <w:sz w:val="24"/>
-          <w:szCs w:val="24"/>
-        </w:rPr>
-      </w:pPr>
-      <w:r>
-        <w:rPr>
-          <w:rtl w:val="0"/>
-          <w:rFonts w:ascii="Arial" w:hAnsi="Arial" w:cs="Arial" w:eastAsia="Arial"/>
-          <w:sz w:val="22"/>
-          <w:szCs w:val="22"/>
-        </w:rPr>
-      </w:r>
-      <w:r>
-        <w:rPr>
-          <w:rFonts w:ascii="Arial" w:hAnsi="Arial" w:cs="Arial" w:eastAsia="Arial"/>
-          <w:sz w:val="22"/>
-          <w:szCs w:val="22"/>
-        </w:rPr>
+        <w:lastRenderedPageBreak/>
         <w:drawing>
-          <wp:inline distT="0" distB="0" distL="0" distR="0">
-            <wp:extent cx="3235142" cy="1277466"/>
-            <wp:effectExtent b="0" l="0" r="0" t="0"/>
-            <wp:docPr descr="Completed circuit board under the microscope light." id="2" name="image3.jpg"/>
-            <a:graphic>
+          <wp:inline distT="0" distB="0" distL="0" distR="0" wp14:anchorId="763834CD" wp14:editId="654E8299">
+            <wp:extent cx="2911627" cy="1149719"/>
+            <wp:effectExtent l="0" t="0" r="0" b="0"/>
+            <wp:docPr id="2" name="image3.jpg" descr="Completed circuit board under the microscope light."/>
+            <wp:cNvGraphicFramePr/>
+            <a:graphic xmlns:a="http://schemas.openxmlformats.org/drawingml/2006/main">
               <a:graphicData uri="http://schemas.openxmlformats.org/drawingml/2006/picture">
-                <pic:pic>
+                <pic:pic xmlns:pic="http://schemas.openxmlformats.org/drawingml/2006/picture">
                   <pic:nvPicPr>
-                    <pic:cNvPr descr="Completed circuit board under the microscope light." id="0" name="image3.jpg"/>
+                    <pic:cNvPr id="0" name="image3.jpg" descr="Completed circuit board under the microscope light."/>
                     <pic:cNvPicPr preferRelativeResize="0"/>
                   </pic:nvPicPr>
                   <pic:blipFill>
-                    <a:blip r:embed="rId8"/>
-                    <a:srcRect b="14694" l="0" r="0" t="14027"/>
+                    <a:blip r:embed="rId9"/>
+                    <a:srcRect t="14027" b="14694"/>
                     <a:stretch>
                       <a:fillRect/>
                     </a:stretch>
@@ -2423,9 +1775,11 @@
                   <pic:spPr>
                     <a:xfrm>
                       <a:off x="0" y="0"/>
-                      <a:ext cx="3235142" cy="1277466"/>
+                      <a:ext cx="2911627" cy="1149719"/>
                     </a:xfrm>
-                    <a:prstGeom prst="rect"/>
+                    <a:prstGeom prst="rect">
+                      <a:avLst/>
+                    </a:prstGeom>
                     <a:ln/>
                   </pic:spPr>
                 </pic:pic>
@@ -2438,238 +1792,230 @@
     <w:p>
       <w:pPr>
         <w:widowControl w:val="0"/>
-        <w:spacing w:line="240" w:lineRule="auto"/>
+        <w:spacing w:after="120"/>
         <w:rPr>
           <w:sz w:val="24"/>
           <w:szCs w:val="24"/>
         </w:rPr>
       </w:pPr>
       <w:r>
-        <w:rPr>
-          <w:rtl w:val="0"/>
-          <w:rFonts w:ascii="Arial" w:hAnsi="Arial" w:cs="Arial" w:eastAsia="Arial"/>
-          <w:sz w:val="22"/>
-          <w:szCs w:val="22"/>
-        </w:rPr>
+        <w:t>Fig. 3: Completed circuit board.</w:t>
       </w:r>
     </w:p>
     <w:p>
       <w:pPr>
         <w:widowControl w:val="0"/>
-        <w:spacing w:line="264" w:lineRule="auto" w:after="120"/>
+        <w:spacing w:after="120"/>
         <w:rPr>
           <w:sz w:val="24"/>
           <w:szCs w:val="24"/>
         </w:rPr>
       </w:pPr>
       <w:r>
-        <w:rPr>
-          <w:sz w:val="22"/>
-          <w:szCs w:val="22"/>
-          <w:rtl w:val="0"/>
-          <w:rFonts w:ascii="Arial" w:hAnsi="Arial" w:cs="Arial" w:eastAsia="Arial"/>
-        </w:rPr>
-        <w:t xml:space="preserve">Fig. 3: Completed circuit board.</w:t>
+        <w:t>Completed circuit board under the microscope light.</w:t>
       </w:r>
     </w:p>
     <w:p>
       <w:pPr>
+        <w:pStyle w:val="Heading2"/>
         <w:widowControl w:val="0"/>
-        <w:spacing w:line="240" w:lineRule="auto"/>
+        <w:rPr>
+          <w:szCs w:val="24"/>
+          <w:u w:val="single"/>
+        </w:rPr>
+      </w:pPr>
+      <w:r>
+        <w:t>REFERENCES</w:t>
+      </w:r>
+    </w:p>
+    <w:p>
+      <w:pPr>
+        <w:widowControl w:val="0"/>
+        <w:spacing w:after="120"/>
         <w:rPr>
           <w:sz w:val="24"/>
           <w:szCs w:val="24"/>
         </w:rPr>
       </w:pPr>
       <w:r>
-        <w:rPr>
-          <w:rtl w:val="0"/>
-          <w:rFonts w:ascii="Arial" w:hAnsi="Arial" w:cs="Arial" w:eastAsia="Arial"/>
-          <w:sz w:val="22"/>
-          <w:szCs w:val="22"/>
-        </w:rPr>
-      </w:r>
-    </w:p>
-    <w:p>
-      <w:pPr>
-        <w:widowControl w:val="0"/>
-        <w:spacing w:line="264" w:lineRule="auto" w:after="120"/>
-        <w:rPr>
-          <w:sz w:val="24"/>
-          <w:szCs w:val="24"/>
-        </w:rPr>
-      </w:pPr>
-      <w:r>
-        <w:rPr>
-          <w:sz w:val="22"/>
-          <w:szCs w:val="22"/>
-          <w:rtl w:val="0"/>
-          <w:rFonts w:ascii="Arial" w:hAnsi="Arial" w:cs="Arial" w:eastAsia="Arial"/>
-        </w:rPr>
-        <w:t xml:space="preserve">Completed circuit board under the microscope light.</w:t>
-      </w:r>
-    </w:p>
-    <w:p>
-      <w:pPr>
-        <w:widowControl w:val="0"/>
-        <w:spacing w:line="240" w:lineRule="auto"/>
-        <w:jc w:val="center"/>
-        <w:rPr>
-          <w:b w:val="1"/>
-          <w:bCs w:val="1"/>
-          <w:sz w:val="24"/>
-          <w:szCs w:val="24"/>
-          <w:u w:val="single"/>
-        </w:rPr>
-      </w:pPr>
-      <w:r>
-        <w:rPr>
-          <w:rtl w:val="0"/>
-          <w:rFonts w:ascii="Arial" w:hAnsi="Arial" w:cs="Arial" w:eastAsia="Arial"/>
-          <w:sz w:val="22"/>
-          <w:szCs w:val="22"/>
-        </w:rPr>
-      </w:r>
-    </w:p>
-    <w:p>
-      <w:pPr>
-        <w:widowControl w:val="0"/>
-        <w:spacing w:line="240" w:lineRule="auto"/>
-        <w:jc w:val="center"/>
-        <w:rPr>
-          <w:b w:val="1"/>
-          <w:bCs w:val="1"/>
-          <w:sz w:val="24"/>
-          <w:szCs w:val="24"/>
-          <w:u w:val="single"/>
-        </w:rPr>
-      </w:pPr>
-      <w:r>
-        <w:rPr>
-          <w:rtl w:val="0"/>
-          <w:rFonts w:ascii="Arial" w:hAnsi="Arial" w:cs="Arial" w:eastAsia="Arial"/>
-          <w:sz w:val="22"/>
-          <w:szCs w:val="22"/>
-        </w:rPr>
-      </w:r>
-    </w:p>
-    <w:p>
-      <w:pPr>
-        <w:keepNext/>
-        <w:widowControl w:val="0"/>
-        <w:spacing w:line="264" w:lineRule="auto" w:after="120"/>
-        <w:jc w:val="center"/>
-        <w:rPr>
-          <w:b w:val="1"/>
-          <w:bCs w:val="1"/>
-          <w:sz w:val="24"/>
-          <w:szCs w:val="24"/>
-          <w:u w:val="single"/>
-        </w:rPr>
-      </w:pPr>
-      <w:r>
-        <w:rPr>
-          <w:b w:val="1"/>
-          <w:bCs w:val="1"/>
-          <w:sz w:val="22"/>
-          <w:szCs w:val="22"/>
-          <w:u w:val="single"/>
-          <w:rtl w:val="0"/>
-          <w:rFonts w:ascii="Arial" w:hAnsi="Arial" w:cs="Arial" w:eastAsia="Arial"/>
-        </w:rPr>
-        <w:t xml:space="preserve">REFERENCES</w:t>
-      </w:r>
-    </w:p>
-    <w:p>
-      <w:pPr>
-        <w:widowControl w:val="0"/>
-        <w:spacing w:line="264" w:lineRule="auto" w:after="120"/>
-        <w:rPr>
-          <w:sz w:val="24"/>
-          <w:szCs w:val="24"/>
-        </w:rPr>
-      </w:pPr>
-      <w:r>
-        <w:rPr>
-          <w:sz w:val="22"/>
-          <w:szCs w:val="22"/>
-          <w:rtl w:val="0"/>
-          <w:rFonts w:ascii="Arial" w:hAnsi="Arial" w:cs="Arial" w:eastAsia="Arial"/>
-        </w:rPr>
         <w:t xml:space="preserve">Green Bank Observatory, The National Science Foundation, &amp; West Virginia University. (2021). </w:t>
       </w:r>
       <w:r>
         <w:rPr>
-          <w:i w:val="1"/>
-          <w:iCs w:val="1"/>
-          <w:sz w:val="22"/>
-          <w:szCs w:val="22"/>
-          <w:rtl w:val="0"/>
-          <w:rFonts w:ascii="Arial" w:hAnsi="Arial" w:cs="Arial" w:eastAsia="Arial"/>
+          <w:i/>
+          <w:iCs/>
         </w:rPr>
-        <w:t xml:space="preserve">DSPIRA Guided Tour</w:t>
+        <w:t>DSPIRA Guided Tour</w:t>
       </w:r>
       <w:r>
-        <w:rPr>
-          <w:sz w:val="22"/>
-          <w:szCs w:val="22"/>
-          <w:rtl w:val="0"/>
-          <w:rFonts w:ascii="Arial" w:hAnsi="Arial" w:cs="Arial" w:eastAsia="Arial"/>
-        </w:rPr>
-        <w:t xml:space="preserve">. Digital Signal Processing in Radio Astronomy Lesson Portal. https://wvurail.org/dspira/</w:t>
+        <w:t>. Digital Signal Processing in Radio Astronomy Lesson Portal. https://wvurail.org/dspira/</w:t>
       </w:r>
     </w:p>
     <w:sectPr>
-      <w:headerReference w:type="default" r:id="rId9"/>
-      <w:footerReference w:type="default" r:id="rId10"/>
-      <w:pgSz w:h="15840" w:w="12240" w:orient="portrait"/>
-      <w:pgMar w:bottom="1080" w:top="1080" w:left="1080" w:right="1080" w:header="432" w:footer="432"/>
+      <w:headerReference w:type="even" r:id="rId10"/>
+      <w:headerReference w:type="default" r:id="rId11"/>
+      <w:footerReference w:type="even" r:id="rId12"/>
+      <w:footerReference w:type="default" r:id="rId13"/>
+      <w:headerReference w:type="first" r:id="rId14"/>
+      <w:footerReference w:type="first" r:id="rId15"/>
+      <w:pgSz w:w="12240" w:h="15840"/>
+      <w:pgMar w:top="1512" w:right="1080" w:bottom="1080" w:left="1080" w:header="432" w:footer="432" w:gutter="0"/>
       <w:pgNumType w:start="1"/>
+      <w:cols w:space="720"/>
     </w:sectPr>
   </w:body>
 </w:document>
 </file>
 
+<file path=word/endnotes.xml><?xml version="1.0" encoding="utf-8"?>
+<w:endnotes xmlns:wpc="http://schemas.microsoft.com/office/word/2010/wordprocessingCanvas" xmlns:cx="http://schemas.microsoft.com/office/drawing/2014/chartex" xmlns:cx1="http://schemas.microsoft.com/office/drawing/2015/9/8/chartex" xmlns:cx2="http://schemas.microsoft.com/office/drawing/2015/10/21/chartex" xmlns:cx3="http://schemas.microsoft.com/office/drawing/2016/5/9/chartex" xmlns:cx4="http://schemas.microsoft.com/office/drawing/2016/5/10/chartex" xmlns:cx5="http://schemas.microsoft.com/office/drawing/2016/5/11/chartex" xmlns:cx6="http://schemas.microsoft.com/office/drawing/2016/5/12/chartex" xmlns:cx7="http://schemas.microsoft.com/office/drawing/2016/5/13/chartex" xmlns:cx8="http://schemas.microsoft.com/office/drawing/2016/5/14/chartex" xmlns:mc="http://schemas.openxmlformats.org/markup-compatibility/2006" xmlns:aink="http://schemas.microsoft.com/office/drawing/2016/ink" xmlns:am3d="http://schemas.microsoft.com/office/drawing/2017/model3d" xmlns:o="urn:schemas-microsoft-com:office:office" xmlns:oel="http://schemas.microsoft.com/office/2019/extlst" xmlns:r="http://schemas.openxmlformats.org/officeDocument/2006/relationships" xmlns:m="http://schemas.openxmlformats.org/officeDocument/2006/math" xmlns:v="urn:schemas-microsoft-com:vml" xmlns:wp14="http://schemas.microsoft.com/office/word/2010/wordprocessingDrawing" xmlns:wp="http://schemas.openxmlformats.org/drawingml/2006/wordprocessingDrawing" xmlns:w10="urn:schemas-microsoft-com:office:word" xmlns:w="http://schemas.openxmlformats.org/wordprocessingml/2006/main" xmlns:w14="http://schemas.microsoft.com/office/word/2010/wordml" xmlns:w15="http://schemas.microsoft.com/office/word/2012/wordml" xmlns:w16cex="http://schemas.microsoft.com/office/word/2018/wordml/cex" xmlns:w16cid="http://schemas.microsoft.com/office/word/2016/wordml/cid" xmlns:w16="http://schemas.microsoft.com/office/word/2018/wordml" xmlns:w16du="http://schemas.microsoft.com/office/word/2023/wordml/word16du" xmlns:w16sdtdh="http://schemas.microsoft.com/office/word/2020/wordml/sdtdatahash" xmlns:w16sdtfl="http://schemas.microsoft.com/office/word/2024/wordml/sdtformatlock" xmlns:w16se="http://schemas.microsoft.com/office/word/2015/wordml/symex" xmlns:wpg="http://schemas.microsoft.com/office/word/2010/wordprocessingGroup" xmlns:wpi="http://schemas.microsoft.com/office/word/2010/wordprocessingInk" xmlns:wne="http://schemas.microsoft.com/office/word/2006/wordml" xmlns:wps="http://schemas.microsoft.com/office/word/2010/wordprocessingShape" mc:Ignorable="w14 w15 w16se w16cid w16 w16cex w16sdtdh w16sdtfl w16du wp14">
+  <w:endnote w:type="separator" w:id="-1">
+    <w:p>
+      <w:pPr>
+        <w:spacing w:after="0" w:line="240" w:lineRule="auto"/>
+      </w:pPr>
+      <w:r>
+        <w:separator/>
+      </w:r>
+    </w:p>
+  </w:endnote>
+  <w:endnote w:type="continuationSeparator" w:id="0">
+    <w:p>
+      <w:pPr>
+        <w:spacing w:after="0" w:line="240" w:lineRule="auto"/>
+      </w:pPr>
+      <w:r>
+        <w:continuationSeparator/>
+      </w:r>
+    </w:p>
+  </w:endnote>
+</w:endnotes>
+</file>
+
 <file path=word/footer1.xml><?xml version="1.0" encoding="utf-8"?>
-<w:ftr xmlns:m="http://schemas.openxmlformats.org/officeDocument/2006/math" xmlns:mc="http://schemas.openxmlformats.org/markup-compatibility/2006" xmlns:mo="http://schemas.microsoft.com/office/mac/office/2008/main" xmlns:mv="urn:schemas-microsoft-com:mac:vml" xmlns:o="urn:schemas-microsoft-com:office:office" xmlns:r="http://schemas.openxmlformats.org/officeDocument/2006/relationships" xmlns:v="urn:schemas-microsoft-com:vml" xmlns:w10="urn:schemas-microsoft-com:office:word" xmlns:w14="http://schemas.microsoft.com/office/word/2010/wordml" xmlns:w="http://schemas.openxmlformats.org/wordprocessingml/2006/main" xmlns:wne="http://schemas.microsoft.com/office/word/2006/wordml" xmlns:wp14="http://schemas.microsoft.com/office/word/2010/wordprocessingDrawing" xmlns:wp="http://schemas.openxmlformats.org/drawingml/2006/wordprocessingDrawing" xmlns:wpc="http://schemas.microsoft.com/office/word/2010/wordprocessingCanvas" xmlns:wpg="http://schemas.microsoft.com/office/word/2010/wordprocessingGroup" xmlns:wpi="http://schemas.microsoft.com/office/word/2010/wordprocessingInk" xmlns:wps="http://schemas.microsoft.com/office/word/2010/wordprocessingShape" mc:Ignorable="w14 wp14">
+<w:ftr xmlns:wpc="http://schemas.microsoft.com/office/word/2010/wordprocessingCanvas" xmlns:cx="http://schemas.microsoft.com/office/drawing/2014/chartex" xmlns:cx1="http://schemas.microsoft.com/office/drawing/2015/9/8/chartex" xmlns:cx2="http://schemas.microsoft.com/office/drawing/2015/10/21/chartex" xmlns:cx3="http://schemas.microsoft.com/office/drawing/2016/5/9/chartex" xmlns:cx4="http://schemas.microsoft.com/office/drawing/2016/5/10/chartex" xmlns:cx5="http://schemas.microsoft.com/office/drawing/2016/5/11/chartex" xmlns:cx6="http://schemas.microsoft.com/office/drawing/2016/5/12/chartex" xmlns:cx7="http://schemas.microsoft.com/office/drawing/2016/5/13/chartex" xmlns:cx8="http://schemas.microsoft.com/office/drawing/2016/5/14/chartex" xmlns:mc="http://schemas.openxmlformats.org/markup-compatibility/2006" xmlns:aink="http://schemas.microsoft.com/office/drawing/2016/ink" xmlns:am3d="http://schemas.microsoft.com/office/drawing/2017/model3d" xmlns:o="urn:schemas-microsoft-com:office:office" xmlns:oel="http://schemas.microsoft.com/office/2019/extlst" xmlns:r="http://schemas.openxmlformats.org/officeDocument/2006/relationships" xmlns:m="http://schemas.openxmlformats.org/officeDocument/2006/math" xmlns:v="urn:schemas-microsoft-com:vml" xmlns:wp14="http://schemas.microsoft.com/office/word/2010/wordprocessingDrawing" xmlns:wp="http://schemas.openxmlformats.org/drawingml/2006/wordprocessingDrawing" xmlns:w10="urn:schemas-microsoft-com:office:word" xmlns:w="http://schemas.openxmlformats.org/wordprocessingml/2006/main" xmlns:w14="http://schemas.microsoft.com/office/word/2010/wordml" xmlns:w15="http://schemas.microsoft.com/office/word/2012/wordml" xmlns:w16cex="http://schemas.microsoft.com/office/word/2018/wordml/cex" xmlns:w16cid="http://schemas.microsoft.com/office/word/2016/wordml/cid" xmlns:w16="http://schemas.microsoft.com/office/word/2018/wordml" xmlns:w16du="http://schemas.microsoft.com/office/word/2023/wordml/word16du" xmlns:w16sdtdh="http://schemas.microsoft.com/office/word/2020/wordml/sdtdatahash" xmlns:w16sdtfl="http://schemas.microsoft.com/office/word/2024/wordml/sdtformatlock" xmlns:w16se="http://schemas.microsoft.com/office/word/2015/wordml/symex" xmlns:wpg="http://schemas.microsoft.com/office/word/2010/wordprocessingGroup" xmlns:wpi="http://schemas.microsoft.com/office/word/2010/wordprocessingInk" xmlns:wne="http://schemas.microsoft.com/office/word/2006/wordml" xmlns:wps="http://schemas.microsoft.com/office/word/2010/wordprocessingShape" mc:Ignorable="w14 w15 w16se w16cid w16 w16cex w16sdtdh w16sdtfl w16du wp14">
   <w:p>
     <w:pPr>
-      <w:pStyle w:val="footer"/>
+      <w:pStyle w:val="Footer"/>
+    </w:pPr>
+  </w:p>
+</w:ftr>
+</file>
+
+<file path=word/footer2.xml><?xml version="1.0" encoding="utf-8"?>
+<w:ftr xmlns:wpc="http://schemas.microsoft.com/office/word/2010/wordprocessingCanvas" xmlns:cx="http://schemas.microsoft.com/office/drawing/2014/chartex" xmlns:cx1="http://schemas.microsoft.com/office/drawing/2015/9/8/chartex" xmlns:cx2="http://schemas.microsoft.com/office/drawing/2015/10/21/chartex" xmlns:cx3="http://schemas.microsoft.com/office/drawing/2016/5/9/chartex" xmlns:cx4="http://schemas.microsoft.com/office/drawing/2016/5/10/chartex" xmlns:cx5="http://schemas.microsoft.com/office/drawing/2016/5/11/chartex" xmlns:cx6="http://schemas.microsoft.com/office/drawing/2016/5/12/chartex" xmlns:cx7="http://schemas.microsoft.com/office/drawing/2016/5/13/chartex" xmlns:cx8="http://schemas.microsoft.com/office/drawing/2016/5/14/chartex" xmlns:mc="http://schemas.openxmlformats.org/markup-compatibility/2006" xmlns:aink="http://schemas.microsoft.com/office/drawing/2016/ink" xmlns:am3d="http://schemas.microsoft.com/office/drawing/2017/model3d" xmlns:o="urn:schemas-microsoft-com:office:office" xmlns:oel="http://schemas.microsoft.com/office/2019/extlst" xmlns:r="http://schemas.openxmlformats.org/officeDocument/2006/relationships" xmlns:m="http://schemas.openxmlformats.org/officeDocument/2006/math" xmlns:v="urn:schemas-microsoft-com:vml" xmlns:wp14="http://schemas.microsoft.com/office/word/2010/wordprocessingDrawing" xmlns:wp="http://schemas.openxmlformats.org/drawingml/2006/wordprocessingDrawing" xmlns:w10="urn:schemas-microsoft-com:office:word" xmlns:w="http://schemas.openxmlformats.org/wordprocessingml/2006/main" xmlns:w14="http://schemas.microsoft.com/office/word/2010/wordml" xmlns:w15="http://schemas.microsoft.com/office/word/2012/wordml" xmlns:w16cex="http://schemas.microsoft.com/office/word/2018/wordml/cex" xmlns:w16cid="http://schemas.microsoft.com/office/word/2016/wordml/cid" xmlns:w16="http://schemas.microsoft.com/office/word/2018/wordml" xmlns:w16du="http://schemas.microsoft.com/office/word/2023/wordml/word16du" xmlns:w16sdtdh="http://schemas.microsoft.com/office/word/2020/wordml/sdtdatahash" xmlns:w16sdtfl="http://schemas.microsoft.com/office/word/2024/wordml/sdtformatlock" xmlns:w16se="http://schemas.microsoft.com/office/word/2015/wordml/symex" xmlns:wpg="http://schemas.microsoft.com/office/word/2010/wordprocessingGroup" xmlns:wpi="http://schemas.microsoft.com/office/word/2010/wordprocessingInk" xmlns:wne="http://schemas.microsoft.com/office/word/2006/wordml" xmlns:wps="http://schemas.microsoft.com/office/word/2010/wordprocessingShape" mc:Ignorable="w14 w15 w16se w16cid w16 w16cex w16sdtdh w16sdtfl w16du wp14">
+  <w:p>
+    <w:pPr>
+      <w:pStyle w:val="Footer"/>
       <w:tabs>
-        <w:tab w:pos="10080" w:val="right"/>
+        <w:tab w:val="right" w:pos="10080"/>
       </w:tabs>
     </w:pPr>
     <w:r>
       <w:t>wvurail.org/dspira</w:t>
+    </w:r>
+    <w:r>
       <w:tab/>
       <w:t xml:space="preserve">Page </w:t>
     </w:r>
-    <w:fldSimple w:instr="PAGE"/>
+    <w:r>
+      <w:fldChar w:fldCharType="begin"/>
+    </w:r>
+    <w:r>
+      <w:instrText>PAGE</w:instrText>
+    </w:r>
+    <w:r>
+      <w:fldChar w:fldCharType="separate"/>
+    </w:r>
+    <w:r>
+      <w:t>1</w:t>
+    </w:r>
+    <w:r>
+      <w:fldChar w:fldCharType="end"/>
+    </w:r>
     <w:r>
       <w:t xml:space="preserve"> of </w:t>
     </w:r>
-    <w:fldSimple w:instr="NUMPAGES"/>
+    <w:r>
+      <w:fldChar w:fldCharType="begin"/>
+    </w:r>
+    <w:r>
+      <w:instrText>NUMPAGES</w:instrText>
+    </w:r>
+    <w:r>
+      <w:fldChar w:fldCharType="separate"/>
+    </w:r>
+    <w:r>
+      <w:t>2</w:t>
+    </w:r>
+    <w:r>
+      <w:fldChar w:fldCharType="end"/>
+    </w:r>
   </w:p>
 </w:ftr>
 </file>
 
+<file path=word/footer3.xml><?xml version="1.0" encoding="utf-8"?>
+<w:ftr xmlns:wpc="http://schemas.microsoft.com/office/word/2010/wordprocessingCanvas" xmlns:cx="http://schemas.microsoft.com/office/drawing/2014/chartex" xmlns:cx1="http://schemas.microsoft.com/office/drawing/2015/9/8/chartex" xmlns:cx2="http://schemas.microsoft.com/office/drawing/2015/10/21/chartex" xmlns:cx3="http://schemas.microsoft.com/office/drawing/2016/5/9/chartex" xmlns:cx4="http://schemas.microsoft.com/office/drawing/2016/5/10/chartex" xmlns:cx5="http://schemas.microsoft.com/office/drawing/2016/5/11/chartex" xmlns:cx6="http://schemas.microsoft.com/office/drawing/2016/5/12/chartex" xmlns:cx7="http://schemas.microsoft.com/office/drawing/2016/5/13/chartex" xmlns:cx8="http://schemas.microsoft.com/office/drawing/2016/5/14/chartex" xmlns:mc="http://schemas.openxmlformats.org/markup-compatibility/2006" xmlns:aink="http://schemas.microsoft.com/office/drawing/2016/ink" xmlns:am3d="http://schemas.microsoft.com/office/drawing/2017/model3d" xmlns:o="urn:schemas-microsoft-com:office:office" xmlns:oel="http://schemas.microsoft.com/office/2019/extlst" xmlns:r="http://schemas.openxmlformats.org/officeDocument/2006/relationships" xmlns:m="http://schemas.openxmlformats.org/officeDocument/2006/math" xmlns:v="urn:schemas-microsoft-com:vml" xmlns:wp14="http://schemas.microsoft.com/office/word/2010/wordprocessingDrawing" xmlns:wp="http://schemas.openxmlformats.org/drawingml/2006/wordprocessingDrawing" xmlns:w10="urn:schemas-microsoft-com:office:word" xmlns:w="http://schemas.openxmlformats.org/wordprocessingml/2006/main" xmlns:w14="http://schemas.microsoft.com/office/word/2010/wordml" xmlns:w15="http://schemas.microsoft.com/office/word/2012/wordml" xmlns:w16cex="http://schemas.microsoft.com/office/word/2018/wordml/cex" xmlns:w16cid="http://schemas.microsoft.com/office/word/2016/wordml/cid" xmlns:w16="http://schemas.microsoft.com/office/word/2018/wordml" xmlns:w16du="http://schemas.microsoft.com/office/word/2023/wordml/word16du" xmlns:w16sdtdh="http://schemas.microsoft.com/office/word/2020/wordml/sdtdatahash" xmlns:w16sdtfl="http://schemas.microsoft.com/office/word/2024/wordml/sdtformatlock" xmlns:w16se="http://schemas.microsoft.com/office/word/2015/wordml/symex" xmlns:wpg="http://schemas.microsoft.com/office/word/2010/wordprocessingGroup" xmlns:wpi="http://schemas.microsoft.com/office/word/2010/wordprocessingInk" xmlns:wne="http://schemas.microsoft.com/office/word/2006/wordml" xmlns:wps="http://schemas.microsoft.com/office/word/2010/wordprocessingShape" mc:Ignorable="w14 w15 w16se w16cid w16 w16cex w16sdtdh w16sdtfl w16du wp14">
+  <w:p>
+    <w:pPr>
+      <w:pStyle w:val="Footer"/>
+    </w:pPr>
+  </w:p>
+</w:ftr>
+</file>
+
+<file path=word/footnotes.xml><?xml version="1.0" encoding="utf-8"?>
+<w:footnotes xmlns:wpc="http://schemas.microsoft.com/office/word/2010/wordprocessingCanvas" xmlns:cx="http://schemas.microsoft.com/office/drawing/2014/chartex" xmlns:cx1="http://schemas.microsoft.com/office/drawing/2015/9/8/chartex" xmlns:cx2="http://schemas.microsoft.com/office/drawing/2015/10/21/chartex" xmlns:cx3="http://schemas.microsoft.com/office/drawing/2016/5/9/chartex" xmlns:cx4="http://schemas.microsoft.com/office/drawing/2016/5/10/chartex" xmlns:cx5="http://schemas.microsoft.com/office/drawing/2016/5/11/chartex" xmlns:cx6="http://schemas.microsoft.com/office/drawing/2016/5/12/chartex" xmlns:cx7="http://schemas.microsoft.com/office/drawing/2016/5/13/chartex" xmlns:cx8="http://schemas.microsoft.com/office/drawing/2016/5/14/chartex" xmlns:mc="http://schemas.openxmlformats.org/markup-compatibility/2006" xmlns:aink="http://schemas.microsoft.com/office/drawing/2016/ink" xmlns:am3d="http://schemas.microsoft.com/office/drawing/2017/model3d" xmlns:o="urn:schemas-microsoft-com:office:office" xmlns:oel="http://schemas.microsoft.com/office/2019/extlst" xmlns:r="http://schemas.openxmlformats.org/officeDocument/2006/relationships" xmlns:m="http://schemas.openxmlformats.org/officeDocument/2006/math" xmlns:v="urn:schemas-microsoft-com:vml" xmlns:wp14="http://schemas.microsoft.com/office/word/2010/wordprocessingDrawing" xmlns:wp="http://schemas.openxmlformats.org/drawingml/2006/wordprocessingDrawing" xmlns:w10="urn:schemas-microsoft-com:office:word" xmlns:w="http://schemas.openxmlformats.org/wordprocessingml/2006/main" xmlns:w14="http://schemas.microsoft.com/office/word/2010/wordml" xmlns:w15="http://schemas.microsoft.com/office/word/2012/wordml" xmlns:w16cex="http://schemas.microsoft.com/office/word/2018/wordml/cex" xmlns:w16cid="http://schemas.microsoft.com/office/word/2016/wordml/cid" xmlns:w16="http://schemas.microsoft.com/office/word/2018/wordml" xmlns:w16du="http://schemas.microsoft.com/office/word/2023/wordml/word16du" xmlns:w16sdtdh="http://schemas.microsoft.com/office/word/2020/wordml/sdtdatahash" xmlns:w16sdtfl="http://schemas.microsoft.com/office/word/2024/wordml/sdtformatlock" xmlns:w16se="http://schemas.microsoft.com/office/word/2015/wordml/symex" xmlns:wpg="http://schemas.microsoft.com/office/word/2010/wordprocessingGroup" xmlns:wpi="http://schemas.microsoft.com/office/word/2010/wordprocessingInk" xmlns:wne="http://schemas.microsoft.com/office/word/2006/wordml" xmlns:wps="http://schemas.microsoft.com/office/word/2010/wordprocessingShape" mc:Ignorable="w14 w15 w16se w16cid w16 w16cex w16sdtdh w16sdtfl w16du wp14">
+  <w:footnote w:type="separator" w:id="-1">
+    <w:p>
+      <w:pPr>
+        <w:spacing w:after="0" w:line="240" w:lineRule="auto"/>
+      </w:pPr>
+      <w:r>
+        <w:separator/>
+      </w:r>
+    </w:p>
+  </w:footnote>
+  <w:footnote w:type="continuationSeparator" w:id="0">
+    <w:p>
+      <w:pPr>
+        <w:spacing w:after="0" w:line="240" w:lineRule="auto"/>
+      </w:pPr>
+      <w:r>
+        <w:continuationSeparator/>
+      </w:r>
+    </w:p>
+  </w:footnote>
+</w:footnotes>
+</file>
+
 <file path=word/header1.xml><?xml version="1.0" encoding="utf-8"?>
-<w:hdr xmlns:m="http://schemas.openxmlformats.org/officeDocument/2006/math" xmlns:mc="http://schemas.openxmlformats.org/markup-compatibility/2006" xmlns:mo="http://schemas.microsoft.com/office/mac/office/2008/main" xmlns:mv="urn:schemas-microsoft-com:mac:vml" xmlns:o="urn:schemas-microsoft-com:office:office" xmlns:r="http://schemas.openxmlformats.org/officeDocument/2006/relationships" xmlns:v="urn:schemas-microsoft-com:vml" xmlns:w10="urn:schemas-microsoft-com:office:word" xmlns:w14="http://schemas.microsoft.com/office/word/2010/wordml" xmlns:w="http://schemas.openxmlformats.org/wordprocessingml/2006/main" xmlns:wne="http://schemas.microsoft.com/office/word/2006/wordml" xmlns:wp14="http://schemas.microsoft.com/office/word/2010/wordprocessingDrawing" xmlns:wp="http://schemas.openxmlformats.org/drawingml/2006/wordprocessingDrawing" xmlns:wpc="http://schemas.microsoft.com/office/word/2010/wordprocessingCanvas" xmlns:wpg="http://schemas.microsoft.com/office/word/2010/wordprocessingGroup" xmlns:wpi="http://schemas.microsoft.com/office/word/2010/wordprocessingInk" xmlns:wps="http://schemas.microsoft.com/office/word/2010/wordprocessingShape" mc:Ignorable="w14 wp14">
+<w:hdr xmlns:wpc="http://schemas.microsoft.com/office/word/2010/wordprocessingCanvas" xmlns:cx="http://schemas.microsoft.com/office/drawing/2014/chartex" xmlns:cx1="http://schemas.microsoft.com/office/drawing/2015/9/8/chartex" xmlns:cx2="http://schemas.microsoft.com/office/drawing/2015/10/21/chartex" xmlns:cx3="http://schemas.microsoft.com/office/drawing/2016/5/9/chartex" xmlns:cx4="http://schemas.microsoft.com/office/drawing/2016/5/10/chartex" xmlns:cx5="http://schemas.microsoft.com/office/drawing/2016/5/11/chartex" xmlns:cx6="http://schemas.microsoft.com/office/drawing/2016/5/12/chartex" xmlns:cx7="http://schemas.microsoft.com/office/drawing/2016/5/13/chartex" xmlns:cx8="http://schemas.microsoft.com/office/drawing/2016/5/14/chartex" xmlns:mc="http://schemas.openxmlformats.org/markup-compatibility/2006" xmlns:aink="http://schemas.microsoft.com/office/drawing/2016/ink" xmlns:am3d="http://schemas.microsoft.com/office/drawing/2017/model3d" xmlns:o="urn:schemas-microsoft-com:office:office" xmlns:oel="http://schemas.microsoft.com/office/2019/extlst" xmlns:r="http://schemas.openxmlformats.org/officeDocument/2006/relationships" xmlns:m="http://schemas.openxmlformats.org/officeDocument/2006/math" xmlns:v="urn:schemas-microsoft-com:vml" xmlns:wp14="http://schemas.microsoft.com/office/word/2010/wordprocessingDrawing" xmlns:wp="http://schemas.openxmlformats.org/drawingml/2006/wordprocessingDrawing" xmlns:w10="urn:schemas-microsoft-com:office:word" xmlns:w="http://schemas.openxmlformats.org/wordprocessingml/2006/main" xmlns:w14="http://schemas.microsoft.com/office/word/2010/wordml" xmlns:w15="http://schemas.microsoft.com/office/word/2012/wordml" xmlns:w16cex="http://schemas.microsoft.com/office/word/2018/wordml/cex" xmlns:w16cid="http://schemas.microsoft.com/office/word/2016/wordml/cid" xmlns:w16="http://schemas.microsoft.com/office/word/2018/wordml" xmlns:w16du="http://schemas.microsoft.com/office/word/2023/wordml/word16du" xmlns:w16sdtdh="http://schemas.microsoft.com/office/word/2020/wordml/sdtdatahash" xmlns:w16sdtfl="http://schemas.microsoft.com/office/word/2024/wordml/sdtformatlock" xmlns:w16se="http://schemas.microsoft.com/office/word/2015/wordml/symex" xmlns:wpg="http://schemas.microsoft.com/office/word/2010/wordprocessingGroup" xmlns:wpi="http://schemas.microsoft.com/office/word/2010/wordprocessingInk" xmlns:wne="http://schemas.microsoft.com/office/word/2006/wordml" xmlns:wps="http://schemas.microsoft.com/office/word/2010/wordprocessingShape" mc:Ignorable="w14 w15 w16se w16cid w16 w16cex w16sdtdh w16sdtfl w16du wp14">
   <w:p>
     <w:pPr>
       <w:pStyle w:val="Header"/>
-      <w:tabs>
-        <w:tab w:pos="9820" w:val="right"/>
-      </w:tabs>
-      <w:spacing w:before="0" w:after="0" w:lineRule="exact" w:line="480"/>
-      <w:shd w:val="clear" w:fill="002855"/>
+    </w:pPr>
+  </w:p>
+</w:hdr>
+</file>
+
+<file path=word/header2.xml><?xml version="1.0" encoding="utf-8"?>
+<w:hdr xmlns:wpc="http://schemas.microsoft.com/office/word/2010/wordprocessingCanvas" xmlns:cx="http://schemas.microsoft.com/office/drawing/2014/chartex" xmlns:cx1="http://schemas.microsoft.com/office/drawing/2015/9/8/chartex" xmlns:cx2="http://schemas.microsoft.com/office/drawing/2015/10/21/chartex" xmlns:cx3="http://schemas.microsoft.com/office/drawing/2016/5/9/chartex" xmlns:cx4="http://schemas.microsoft.com/office/drawing/2016/5/10/chartex" xmlns:cx5="http://schemas.microsoft.com/office/drawing/2016/5/11/chartex" xmlns:cx6="http://schemas.microsoft.com/office/drawing/2016/5/12/chartex" xmlns:cx7="http://schemas.microsoft.com/office/drawing/2016/5/13/chartex" xmlns:cx8="http://schemas.microsoft.com/office/drawing/2016/5/14/chartex" xmlns:mc="http://schemas.openxmlformats.org/markup-compatibility/2006" xmlns:aink="http://schemas.microsoft.com/office/drawing/2016/ink" xmlns:am3d="http://schemas.microsoft.com/office/drawing/2017/model3d" xmlns:o="urn:schemas-microsoft-com:office:office" xmlns:oel="http://schemas.microsoft.com/office/2019/extlst" xmlns:r="http://schemas.openxmlformats.org/officeDocument/2006/relationships" xmlns:m="http://schemas.openxmlformats.org/officeDocument/2006/math" xmlns:v="urn:schemas-microsoft-com:vml" xmlns:wp14="http://schemas.microsoft.com/office/word/2010/wordprocessingDrawing" xmlns:wp="http://schemas.openxmlformats.org/drawingml/2006/wordprocessingDrawing" xmlns:w10="urn:schemas-microsoft-com:office:word" xmlns:w="http://schemas.openxmlformats.org/wordprocessingml/2006/main" xmlns:w14="http://schemas.microsoft.com/office/word/2010/wordml" xmlns:w15="http://schemas.microsoft.com/office/word/2012/wordml" xmlns:w16cex="http://schemas.microsoft.com/office/word/2018/wordml/cex" xmlns:w16cid="http://schemas.microsoft.com/office/word/2016/wordml/cid" xmlns:w16="http://schemas.microsoft.com/office/word/2018/wordml" xmlns:w16du="http://schemas.microsoft.com/office/word/2023/wordml/word16du" xmlns:w16sdtdh="http://schemas.microsoft.com/office/word/2020/wordml/sdtdatahash" xmlns:w16sdtfl="http://schemas.microsoft.com/office/word/2024/wordml/sdtformatlock" xmlns:w16se="http://schemas.microsoft.com/office/word/2015/wordml/symex" xmlns:wpg="http://schemas.microsoft.com/office/word/2010/wordprocessingGroup" xmlns:wpi="http://schemas.microsoft.com/office/word/2010/wordprocessingInk" xmlns:wne="http://schemas.microsoft.com/office/word/2006/wordml" xmlns:wps="http://schemas.microsoft.com/office/word/2010/wordprocessingShape" mc:Ignorable="w14 w15 w16se w16cid w16 w16cex w16sdtdh w16sdtfl w16du wp14">
+  <w:p>
+    <w:pPr>
+      <w:pStyle w:val="Header"/>
       <w:pBdr>
         <w:bottom w:val="single" w:sz="16" w:space="0" w:color="EEAA00"/>
       </w:pBdr>
+      <w:shd w:val="clear" w:color="auto" w:fill="002855"/>
+      <w:tabs>
+        <w:tab w:val="right" w:pos="9821"/>
+      </w:tabs>
+      <w:spacing w:line="600" w:lineRule="exact"/>
     </w:pPr>
     <w:r>
       <w:rPr>
-        <w:rFonts w:ascii="Arial" w:hAnsi="Arial"/>
         <w:b/>
         <w:color w:val="FFFFFF"/>
         <w:sz w:val="32"/>
@@ -2678,8 +2024,6 @@
     </w:r>
     <w:r>
       <w:rPr>
-        <w:rFonts w:ascii="Arial" w:hAnsi="Arial"/>
-        <w:b w:val="0"/>
         <w:color w:val="FFFFFF"/>
         <w:sz w:val="18"/>
       </w:rPr>
@@ -2690,9 +2034,22 @@
 </w:hdr>
 </file>
 
+<file path=word/header3.xml><?xml version="1.0" encoding="utf-8"?>
+<w:hdr xmlns:wpc="http://schemas.microsoft.com/office/word/2010/wordprocessingCanvas" xmlns:cx="http://schemas.microsoft.com/office/drawing/2014/chartex" xmlns:cx1="http://schemas.microsoft.com/office/drawing/2015/9/8/chartex" xmlns:cx2="http://schemas.microsoft.com/office/drawing/2015/10/21/chartex" xmlns:cx3="http://schemas.microsoft.com/office/drawing/2016/5/9/chartex" xmlns:cx4="http://schemas.microsoft.com/office/drawing/2016/5/10/chartex" xmlns:cx5="http://schemas.microsoft.com/office/drawing/2016/5/11/chartex" xmlns:cx6="http://schemas.microsoft.com/office/drawing/2016/5/12/chartex" xmlns:cx7="http://schemas.microsoft.com/office/drawing/2016/5/13/chartex" xmlns:cx8="http://schemas.microsoft.com/office/drawing/2016/5/14/chartex" xmlns:mc="http://schemas.openxmlformats.org/markup-compatibility/2006" xmlns:aink="http://schemas.microsoft.com/office/drawing/2016/ink" xmlns:am3d="http://schemas.microsoft.com/office/drawing/2017/model3d" xmlns:o="urn:schemas-microsoft-com:office:office" xmlns:oel="http://schemas.microsoft.com/office/2019/extlst" xmlns:r="http://schemas.openxmlformats.org/officeDocument/2006/relationships" xmlns:m="http://schemas.openxmlformats.org/officeDocument/2006/math" xmlns:v="urn:schemas-microsoft-com:vml" xmlns:wp14="http://schemas.microsoft.com/office/word/2010/wordprocessingDrawing" xmlns:wp="http://schemas.openxmlformats.org/drawingml/2006/wordprocessingDrawing" xmlns:w10="urn:schemas-microsoft-com:office:word" xmlns:w="http://schemas.openxmlformats.org/wordprocessingml/2006/main" xmlns:w14="http://schemas.microsoft.com/office/word/2010/wordml" xmlns:w15="http://schemas.microsoft.com/office/word/2012/wordml" xmlns:w16cex="http://schemas.microsoft.com/office/word/2018/wordml/cex" xmlns:w16cid="http://schemas.microsoft.com/office/word/2016/wordml/cid" xmlns:w16="http://schemas.microsoft.com/office/word/2018/wordml" xmlns:w16du="http://schemas.microsoft.com/office/word/2023/wordml/word16du" xmlns:w16sdtdh="http://schemas.microsoft.com/office/word/2020/wordml/sdtdatahash" xmlns:w16sdtfl="http://schemas.microsoft.com/office/word/2024/wordml/sdtformatlock" xmlns:w16se="http://schemas.microsoft.com/office/word/2015/wordml/symex" xmlns:wpg="http://schemas.microsoft.com/office/word/2010/wordprocessingGroup" xmlns:wpi="http://schemas.microsoft.com/office/word/2010/wordprocessingInk" xmlns:wne="http://schemas.microsoft.com/office/word/2006/wordml" xmlns:wps="http://schemas.microsoft.com/office/word/2010/wordprocessingShape" mc:Ignorable="w14 w15 w16se w16cid w16 w16cex w16sdtdh w16sdtfl w16du wp14">
+  <w:p>
+    <w:pPr>
+      <w:pStyle w:val="Header"/>
+    </w:pPr>
+  </w:p>
+</w:hdr>
+</file>
+
 <file path=word/numbering.xml><?xml version="1.0" encoding="utf-8"?>
-<w:numbering xmlns:mc="http://schemas.openxmlformats.org/markup-compatibility/2006" xmlns:o="urn:schemas-microsoft-com:office:office" xmlns:r="http://schemas.openxmlformats.org/officeDocument/2006/relationships" xmlns:m="http://schemas.openxmlformats.org/officeDocument/2006/math" xmlns:v="urn:schemas-microsoft-com:vml" xmlns:wp="http://schemas.openxmlformats.org/drawingml/2006/wordprocessingDrawing" xmlns:w10="urn:schemas-microsoft-com:office:word" xmlns:w="http://schemas.openxmlformats.org/wordprocessingml/2006/main" xmlns:wne="http://schemas.microsoft.com/office/word/2006/wordml" xmlns:sl="http://schemas.openxmlformats.org/schemaLibrary/2006/main" xmlns:a="http://schemas.openxmlformats.org/drawingml/2006/main" xmlns:pic="http://schemas.openxmlformats.org/drawingml/2006/picture" xmlns:c="http://schemas.openxmlformats.org/drawingml/2006/chart" xmlns:lc="http://schemas.openxmlformats.org/drawingml/2006/lockedCanvas" xmlns:dgm="http://schemas.openxmlformats.org/drawingml/2006/diagram" xmlns:wps="http://schemas.microsoft.com/office/word/2010/wordprocessingShape" xmlns:wpg="http://schemas.microsoft.com/office/word/2010/wordprocessingGroup" xmlns:w14="http://schemas.microsoft.com/office/word/2010/wordml" xmlns:w15="http://schemas.microsoft.com/office/word/2012/wordml" xmlns:w16="http://schemas.microsoft.com/office/word/2018/wordml" xmlns:w16cex="http://schemas.microsoft.com/office/word/2018/wordml/cex" xmlns:w16cid="http://schemas.microsoft.com/office/word/2016/wordml/cid" xmlns="http://schemas.microsoft.com/office/tasks/2019/documenttasks" xmlns:cr="http://schemas.microsoft.com/office/comments/2020/reactions">
-  <w:abstractNum w:abstractNumId="1">
+<w:numbering xmlns:wpc="http://schemas.microsoft.com/office/word/2010/wordprocessingCanvas" xmlns:cx="http://schemas.microsoft.com/office/drawing/2014/chartex" xmlns:cx1="http://schemas.microsoft.com/office/drawing/2015/9/8/chartex" xmlns:cx2="http://schemas.microsoft.com/office/drawing/2015/10/21/chartex" xmlns:cx3="http://schemas.microsoft.com/office/drawing/2016/5/9/chartex" xmlns:cx4="http://schemas.microsoft.com/office/drawing/2016/5/10/chartex" xmlns:cx5="http://schemas.microsoft.com/office/drawing/2016/5/11/chartex" xmlns:cx6="http://schemas.microsoft.com/office/drawing/2016/5/12/chartex" xmlns:cx7="http://schemas.microsoft.com/office/drawing/2016/5/13/chartex" xmlns:cx8="http://schemas.microsoft.com/office/drawing/2016/5/14/chartex" xmlns:mc="http://schemas.openxmlformats.org/markup-compatibility/2006" xmlns:aink="http://schemas.microsoft.com/office/drawing/2016/ink" xmlns:am3d="http://schemas.microsoft.com/office/drawing/2017/model3d" xmlns:o="urn:schemas-microsoft-com:office:office" xmlns:oel="http://schemas.microsoft.com/office/2019/extlst" xmlns:r="http://schemas.openxmlformats.org/officeDocument/2006/relationships" xmlns:m="http://schemas.openxmlformats.org/officeDocument/2006/math" xmlns:v="urn:schemas-microsoft-com:vml" xmlns:wp14="http://schemas.microsoft.com/office/word/2010/wordprocessingDrawing" xmlns:wp="http://schemas.openxmlformats.org/drawingml/2006/wordprocessingDrawing" xmlns:w10="urn:schemas-microsoft-com:office:word" xmlns:w="http://schemas.openxmlformats.org/wordprocessingml/2006/main" xmlns:w14="http://schemas.microsoft.com/office/word/2010/wordml" xmlns:w15="http://schemas.microsoft.com/office/word/2012/wordml" xmlns:w16cex="http://schemas.microsoft.com/office/word/2018/wordml/cex" xmlns:w16cid="http://schemas.microsoft.com/office/word/2016/wordml/cid" xmlns:w16="http://schemas.microsoft.com/office/word/2018/wordml" xmlns:w16du="http://schemas.microsoft.com/office/word/2023/wordml/word16du" xmlns:w16sdtdh="http://schemas.microsoft.com/office/word/2020/wordml/sdtdatahash" xmlns:w16sdtfl="http://schemas.microsoft.com/office/word/2024/wordml/sdtformatlock" xmlns:w16se="http://schemas.microsoft.com/office/word/2015/wordml/symex" xmlns:wpg="http://schemas.microsoft.com/office/word/2010/wordprocessingGroup" xmlns:wpi="http://schemas.microsoft.com/office/word/2010/wordprocessingInk" xmlns:wne="http://schemas.microsoft.com/office/word/2006/wordml" xmlns:wps="http://schemas.microsoft.com/office/word/2010/wordprocessingShape" mc:Ignorable="w14 w15 w16se w16cid w16 w16cex w16sdtdh w16sdtfl w16du wp14">
+  <w:abstractNum w:abstractNumId="0" w15:restartNumberingAfterBreak="0">
+    <w:nsid w:val="4CFB0135"/>
+    <w:multiLevelType w:val="multilevel"/>
+    <w:tmpl w:val="DEECBC62"/>
     <w:lvl w:ilvl="0">
       <w:start w:val="1"/>
       <w:numFmt w:val="bullet"/>
@@ -2702,7 +2059,7 @@
         <w:ind w:left="0" w:firstLine="0"/>
       </w:pPr>
       <w:rPr>
-        <w:rFonts w:ascii="Arial" w:cs="Arial" w:eastAsia="Arial" w:hAnsi="Arial"/>
+        <w:rFonts w:ascii="Arial" w:eastAsia="Arial" w:hAnsi="Arial" w:cs="Arial"/>
         <w:b w:val="0"/>
         <w:bCs w:val="0"/>
         <w:i w:val="0"/>
@@ -2713,7 +2070,7 @@
         <w:sz w:val="6"/>
         <w:szCs w:val="6"/>
         <w:u w:val="none"/>
-        <w:shd w:fill="auto" w:val="clear"/>
+        <w:shd w:val="clear" w:color="auto" w:fill="auto"/>
         <w:vertAlign w:val="baseline"/>
       </w:rPr>
     </w:lvl>
@@ -2726,7 +2083,7 @@
         <w:ind w:left="440" w:hanging="120"/>
       </w:pPr>
       <w:rPr>
-        <w:rFonts w:ascii="Arial" w:cs="Arial" w:eastAsia="Arial" w:hAnsi="Arial"/>
+        <w:rFonts w:ascii="Arial" w:eastAsia="Arial" w:hAnsi="Arial" w:cs="Arial"/>
         <w:b w:val="0"/>
         <w:bCs w:val="0"/>
         <w:i w:val="0"/>
@@ -2737,7 +2094,7 @@
         <w:sz w:val="6"/>
         <w:szCs w:val="6"/>
         <w:u w:val="none"/>
-        <w:shd w:fill="auto" w:val="clear"/>
+        <w:shd w:val="clear" w:color="auto" w:fill="auto"/>
         <w:vertAlign w:val="baseline"/>
       </w:rPr>
     </w:lvl>
@@ -2750,7 +2107,7 @@
         <w:ind w:left="620" w:hanging="120"/>
       </w:pPr>
       <w:rPr>
-        <w:rFonts w:ascii="Arial" w:cs="Arial" w:eastAsia="Arial" w:hAnsi="Arial"/>
+        <w:rFonts w:ascii="Arial" w:eastAsia="Arial" w:hAnsi="Arial" w:cs="Arial"/>
         <w:b w:val="0"/>
         <w:bCs w:val="0"/>
         <w:i w:val="0"/>
@@ -2761,7 +2118,7 @@
         <w:sz w:val="6"/>
         <w:szCs w:val="6"/>
         <w:u w:val="none"/>
-        <w:shd w:fill="auto" w:val="clear"/>
+        <w:shd w:val="clear" w:color="auto" w:fill="auto"/>
         <w:vertAlign w:val="baseline"/>
       </w:rPr>
     </w:lvl>
@@ -2774,7 +2131,7 @@
         <w:ind w:left="800" w:hanging="140"/>
       </w:pPr>
       <w:rPr>
-        <w:rFonts w:ascii="Arial" w:cs="Arial" w:eastAsia="Arial" w:hAnsi="Arial"/>
+        <w:rFonts w:ascii="Arial" w:eastAsia="Arial" w:hAnsi="Arial" w:cs="Arial"/>
         <w:b w:val="0"/>
         <w:bCs w:val="0"/>
         <w:i w:val="0"/>
@@ -2785,7 +2142,7 @@
         <w:sz w:val="6"/>
         <w:szCs w:val="6"/>
         <w:u w:val="none"/>
-        <w:shd w:fill="auto" w:val="clear"/>
+        <w:shd w:val="clear" w:color="auto" w:fill="auto"/>
         <w:vertAlign w:val="baseline"/>
       </w:rPr>
     </w:lvl>
@@ -2798,7 +2155,7 @@
         <w:ind w:left="940" w:hanging="80"/>
       </w:pPr>
       <w:rPr>
-        <w:rFonts w:ascii="Arial" w:cs="Arial" w:eastAsia="Arial" w:hAnsi="Arial"/>
+        <w:rFonts w:ascii="Arial" w:eastAsia="Arial" w:hAnsi="Arial" w:cs="Arial"/>
         <w:b w:val="0"/>
         <w:bCs w:val="0"/>
         <w:i w:val="0"/>
@@ -2809,7 +2166,7 @@
         <w:sz w:val="6"/>
         <w:szCs w:val="6"/>
         <w:u w:val="none"/>
-        <w:shd w:fill="auto" w:val="clear"/>
+        <w:shd w:val="clear" w:color="auto" w:fill="auto"/>
         <w:vertAlign w:val="baseline"/>
       </w:rPr>
     </w:lvl>
@@ -2822,7 +2179,7 @@
         <w:ind w:left="3620" w:hanging="140"/>
       </w:pPr>
       <w:rPr>
-        <w:rFonts w:ascii="Arial" w:cs="Arial" w:eastAsia="Arial" w:hAnsi="Arial"/>
+        <w:rFonts w:ascii="Arial" w:eastAsia="Arial" w:hAnsi="Arial" w:cs="Arial"/>
         <w:b w:val="0"/>
         <w:bCs w:val="0"/>
         <w:i w:val="0"/>
@@ -2833,7 +2190,7 @@
         <w:sz w:val="6"/>
         <w:szCs w:val="6"/>
         <w:u w:val="none"/>
-        <w:shd w:fill="auto" w:val="clear"/>
+        <w:shd w:val="clear" w:color="auto" w:fill="auto"/>
         <w:vertAlign w:val="baseline"/>
       </w:rPr>
     </w:lvl>
@@ -2846,7 +2203,7 @@
         <w:ind w:left="4280" w:hanging="140"/>
       </w:pPr>
       <w:rPr>
-        <w:rFonts w:ascii="Arial" w:cs="Arial" w:eastAsia="Arial" w:hAnsi="Arial"/>
+        <w:rFonts w:ascii="Arial" w:eastAsia="Arial" w:hAnsi="Arial" w:cs="Arial"/>
         <w:b w:val="0"/>
         <w:bCs w:val="0"/>
         <w:i w:val="0"/>
@@ -2857,7 +2214,7 @@
         <w:sz w:val="6"/>
         <w:szCs w:val="6"/>
         <w:u w:val="none"/>
-        <w:shd w:fill="auto" w:val="clear"/>
+        <w:shd w:val="clear" w:color="auto" w:fill="auto"/>
         <w:vertAlign w:val="baseline"/>
       </w:rPr>
     </w:lvl>
@@ -2870,7 +2227,7 @@
         <w:ind w:left="4940" w:hanging="140"/>
       </w:pPr>
       <w:rPr>
-        <w:rFonts w:ascii="Arial" w:cs="Arial" w:eastAsia="Arial" w:hAnsi="Arial"/>
+        <w:rFonts w:ascii="Arial" w:eastAsia="Arial" w:hAnsi="Arial" w:cs="Arial"/>
         <w:b w:val="0"/>
         <w:bCs w:val="0"/>
         <w:i w:val="0"/>
@@ -2881,7 +2238,7 @@
         <w:sz w:val="6"/>
         <w:szCs w:val="6"/>
         <w:u w:val="none"/>
-        <w:shd w:fill="auto" w:val="clear"/>
+        <w:shd w:val="clear" w:color="auto" w:fill="auto"/>
         <w:vertAlign w:val="baseline"/>
       </w:rPr>
     </w:lvl>
@@ -2894,7 +2251,7 @@
         <w:ind w:left="5600" w:hanging="140"/>
       </w:pPr>
       <w:rPr>
-        <w:rFonts w:ascii="Arial" w:cs="Arial" w:eastAsia="Arial" w:hAnsi="Arial"/>
+        <w:rFonts w:ascii="Arial" w:eastAsia="Arial" w:hAnsi="Arial" w:cs="Arial"/>
         <w:b w:val="0"/>
         <w:bCs w:val="0"/>
         <w:i w:val="0"/>
@@ -2905,22 +2262,26 @@
         <w:sz w:val="6"/>
         <w:szCs w:val="6"/>
         <w:u w:val="none"/>
-        <w:shd w:fill="auto" w:val="clear"/>
+        <w:shd w:val="clear" w:color="auto" w:fill="auto"/>
         <w:vertAlign w:val="baseline"/>
       </w:rPr>
     </w:lvl>
   </w:abstractNum>
-  <w:abstractNum w:abstractNumId="2">
+  <w:abstractNum w:abstractNumId="1" w15:restartNumberingAfterBreak="0">
+    <w:nsid w:val="54767F12"/>
+    <w:multiLevelType w:val="multilevel"/>
+    <w:tmpl w:val="70C0FD18"/>
     <w:lvl w:ilvl="0">
       <w:start w:val="1"/>
       <w:numFmt w:val="bullet"/>
+      <w:pStyle w:val="ListBullet"/>
       <w:lvlText w:val="•"/>
       <w:lvlJc w:val="right"/>
       <w:pPr>
         <w:ind w:left="0" w:firstLine="0"/>
       </w:pPr>
       <w:rPr>
-        <w:rFonts w:ascii="Arial" w:cs="Arial" w:eastAsia="Arial" w:hAnsi="Arial"/>
+        <w:rFonts w:ascii="Arial" w:eastAsia="Arial" w:hAnsi="Arial" w:cs="Arial"/>
         <w:b w:val="0"/>
         <w:bCs w:val="0"/>
         <w:i w:val="0"/>
@@ -2931,7 +2292,7 @@
         <w:sz w:val="6"/>
         <w:szCs w:val="6"/>
         <w:u w:val="none"/>
-        <w:shd w:fill="auto" w:val="clear"/>
+        <w:shd w:val="clear" w:color="auto" w:fill="auto"/>
         <w:vertAlign w:val="baseline"/>
       </w:rPr>
     </w:lvl>
@@ -2944,7 +2305,7 @@
         <w:ind w:left="440" w:hanging="120"/>
       </w:pPr>
       <w:rPr>
-        <w:rFonts w:ascii="Arial" w:cs="Arial" w:eastAsia="Arial" w:hAnsi="Arial"/>
+        <w:rFonts w:ascii="Arial" w:eastAsia="Arial" w:hAnsi="Arial" w:cs="Arial"/>
         <w:b w:val="0"/>
         <w:bCs w:val="0"/>
         <w:i w:val="0"/>
@@ -2955,7 +2316,7 @@
         <w:sz w:val="6"/>
         <w:szCs w:val="6"/>
         <w:u w:val="none"/>
-        <w:shd w:fill="auto" w:val="clear"/>
+        <w:shd w:val="clear" w:color="auto" w:fill="auto"/>
         <w:vertAlign w:val="baseline"/>
       </w:rPr>
     </w:lvl>
@@ -2968,7 +2329,7 @@
         <w:ind w:left="620" w:hanging="120"/>
       </w:pPr>
       <w:rPr>
-        <w:rFonts w:ascii="Arial" w:cs="Arial" w:eastAsia="Arial" w:hAnsi="Arial"/>
+        <w:rFonts w:ascii="Arial" w:eastAsia="Arial" w:hAnsi="Arial" w:cs="Arial"/>
         <w:b w:val="0"/>
         <w:bCs w:val="0"/>
         <w:i w:val="0"/>
@@ -2979,7 +2340,7 @@
         <w:sz w:val="6"/>
         <w:szCs w:val="6"/>
         <w:u w:val="none"/>
-        <w:shd w:fill="auto" w:val="clear"/>
+        <w:shd w:val="clear" w:color="auto" w:fill="auto"/>
         <w:vertAlign w:val="baseline"/>
       </w:rPr>
     </w:lvl>
@@ -2992,7 +2353,7 @@
         <w:ind w:left="800" w:hanging="140"/>
       </w:pPr>
       <w:rPr>
-        <w:rFonts w:ascii="Arial" w:cs="Arial" w:eastAsia="Arial" w:hAnsi="Arial"/>
+        <w:rFonts w:ascii="Arial" w:eastAsia="Arial" w:hAnsi="Arial" w:cs="Arial"/>
         <w:b w:val="0"/>
         <w:bCs w:val="0"/>
         <w:i w:val="0"/>
@@ -3003,7 +2364,7 @@
         <w:sz w:val="6"/>
         <w:szCs w:val="6"/>
         <w:u w:val="none"/>
-        <w:shd w:fill="auto" w:val="clear"/>
+        <w:shd w:val="clear" w:color="auto" w:fill="auto"/>
         <w:vertAlign w:val="baseline"/>
       </w:rPr>
     </w:lvl>
@@ -3016,7 +2377,7 @@
         <w:ind w:left="940" w:hanging="80"/>
       </w:pPr>
       <w:rPr>
-        <w:rFonts w:ascii="Arial" w:cs="Arial" w:eastAsia="Arial" w:hAnsi="Arial"/>
+        <w:rFonts w:ascii="Arial" w:eastAsia="Arial" w:hAnsi="Arial" w:cs="Arial"/>
         <w:b w:val="0"/>
         <w:bCs w:val="0"/>
         <w:i w:val="0"/>
@@ -3027,7 +2388,7 @@
         <w:sz w:val="6"/>
         <w:szCs w:val="6"/>
         <w:u w:val="none"/>
-        <w:shd w:fill="auto" w:val="clear"/>
+        <w:shd w:val="clear" w:color="auto" w:fill="auto"/>
         <w:vertAlign w:val="baseline"/>
       </w:rPr>
     </w:lvl>
@@ -3040,7 +2401,7 @@
         <w:ind w:left="3620" w:hanging="140"/>
       </w:pPr>
       <w:rPr>
-        <w:rFonts w:ascii="Arial" w:cs="Arial" w:eastAsia="Arial" w:hAnsi="Arial"/>
+        <w:rFonts w:ascii="Arial" w:eastAsia="Arial" w:hAnsi="Arial" w:cs="Arial"/>
         <w:b w:val="0"/>
         <w:bCs w:val="0"/>
         <w:i w:val="0"/>
@@ -3051,7 +2412,7 @@
         <w:sz w:val="6"/>
         <w:szCs w:val="6"/>
         <w:u w:val="none"/>
-        <w:shd w:fill="auto" w:val="clear"/>
+        <w:shd w:val="clear" w:color="auto" w:fill="auto"/>
         <w:vertAlign w:val="baseline"/>
       </w:rPr>
     </w:lvl>
@@ -3064,7 +2425,7 @@
         <w:ind w:left="4280" w:hanging="140"/>
       </w:pPr>
       <w:rPr>
-        <w:rFonts w:ascii="Arial" w:cs="Arial" w:eastAsia="Arial" w:hAnsi="Arial"/>
+        <w:rFonts w:ascii="Arial" w:eastAsia="Arial" w:hAnsi="Arial" w:cs="Arial"/>
         <w:b w:val="0"/>
         <w:bCs w:val="0"/>
         <w:i w:val="0"/>
@@ -3075,7 +2436,7 @@
         <w:sz w:val="6"/>
         <w:szCs w:val="6"/>
         <w:u w:val="none"/>
-        <w:shd w:fill="auto" w:val="clear"/>
+        <w:shd w:val="clear" w:color="auto" w:fill="auto"/>
         <w:vertAlign w:val="baseline"/>
       </w:rPr>
     </w:lvl>
@@ -3088,7 +2449,7 @@
         <w:ind w:left="4940" w:hanging="140"/>
       </w:pPr>
       <w:rPr>
-        <w:rFonts w:ascii="Arial" w:cs="Arial" w:eastAsia="Arial" w:hAnsi="Arial"/>
+        <w:rFonts w:ascii="Arial" w:eastAsia="Arial" w:hAnsi="Arial" w:cs="Arial"/>
         <w:b w:val="0"/>
         <w:bCs w:val="0"/>
         <w:i w:val="0"/>
@@ -3099,7 +2460,7 @@
         <w:sz w:val="6"/>
         <w:szCs w:val="6"/>
         <w:u w:val="none"/>
-        <w:shd w:fill="auto" w:val="clear"/>
+        <w:shd w:val="clear" w:color="auto" w:fill="auto"/>
         <w:vertAlign w:val="baseline"/>
       </w:rPr>
     </w:lvl>
@@ -3112,7 +2473,7 @@
         <w:ind w:left="5600" w:hanging="140"/>
       </w:pPr>
       <w:rPr>
-        <w:rFonts w:ascii="Arial" w:cs="Arial" w:eastAsia="Arial" w:hAnsi="Arial"/>
+        <w:rFonts w:ascii="Arial" w:eastAsia="Arial" w:hAnsi="Arial" w:cs="Arial"/>
         <w:b w:val="0"/>
         <w:bCs w:val="0"/>
         <w:i w:val="0"/>
@@ -3123,29 +2484,146 @@
         <w:sz w:val="6"/>
         <w:szCs w:val="6"/>
         <w:u w:val="none"/>
-        <w:shd w:fill="auto" w:val="clear"/>
+        <w:shd w:val="clear" w:color="auto" w:fill="auto"/>
         <w:vertAlign w:val="baseline"/>
       </w:rPr>
     </w:lvl>
   </w:abstractNum>
-  <w:num w:numId="1">
+  <w:abstractNum w:abstractNumId="2" w15:restartNumberingAfterBreak="0">
+    <w:nsid w:val="66DB2212"/>
+    <w:multiLevelType w:val="multilevel"/>
+    <w:tmpl w:val="97145C5E"/>
+    <w:lvl w:ilvl="0">
+      <w:start w:val="1"/>
+      <w:numFmt w:val="decimal"/>
+      <w:pStyle w:val="ListNumber"/>
+      <w:lvlText w:val="%1."/>
+      <w:lvlJc w:val="left"/>
+      <w:pPr>
+        <w:tabs>
+          <w:tab w:val="num" w:pos="720"/>
+        </w:tabs>
+        <w:ind w:left="720" w:hanging="720"/>
+      </w:pPr>
+    </w:lvl>
+    <w:lvl w:ilvl="1">
+      <w:start w:val="1"/>
+      <w:numFmt w:val="decimal"/>
+      <w:lvlText w:val="%2."/>
+      <w:lvlJc w:val="left"/>
+      <w:pPr>
+        <w:tabs>
+          <w:tab w:val="num" w:pos="1440"/>
+        </w:tabs>
+        <w:ind w:left="1440" w:hanging="720"/>
+      </w:pPr>
+    </w:lvl>
+    <w:lvl w:ilvl="2">
+      <w:start w:val="1"/>
+      <w:numFmt w:val="decimal"/>
+      <w:lvlText w:val="%3."/>
+      <w:lvlJc w:val="left"/>
+      <w:pPr>
+        <w:tabs>
+          <w:tab w:val="num" w:pos="2160"/>
+        </w:tabs>
+        <w:ind w:left="2160" w:hanging="720"/>
+      </w:pPr>
+    </w:lvl>
+    <w:lvl w:ilvl="3">
+      <w:start w:val="1"/>
+      <w:numFmt w:val="decimal"/>
+      <w:lvlText w:val="%4."/>
+      <w:lvlJc w:val="left"/>
+      <w:pPr>
+        <w:tabs>
+          <w:tab w:val="num" w:pos="2880"/>
+        </w:tabs>
+        <w:ind w:left="2880" w:hanging="720"/>
+      </w:pPr>
+    </w:lvl>
+    <w:lvl w:ilvl="4">
+      <w:start w:val="1"/>
+      <w:numFmt w:val="decimal"/>
+      <w:lvlText w:val="%5."/>
+      <w:lvlJc w:val="left"/>
+      <w:pPr>
+        <w:tabs>
+          <w:tab w:val="num" w:pos="3600"/>
+        </w:tabs>
+        <w:ind w:left="3600" w:hanging="720"/>
+      </w:pPr>
+    </w:lvl>
+    <w:lvl w:ilvl="5">
+      <w:start w:val="1"/>
+      <w:numFmt w:val="decimal"/>
+      <w:lvlText w:val="%6."/>
+      <w:lvlJc w:val="left"/>
+      <w:pPr>
+        <w:tabs>
+          <w:tab w:val="num" w:pos="4320"/>
+        </w:tabs>
+        <w:ind w:left="4320" w:hanging="720"/>
+      </w:pPr>
+    </w:lvl>
+    <w:lvl w:ilvl="6">
+      <w:start w:val="1"/>
+      <w:numFmt w:val="decimal"/>
+      <w:lvlText w:val="%7."/>
+      <w:lvlJc w:val="left"/>
+      <w:pPr>
+        <w:tabs>
+          <w:tab w:val="num" w:pos="5040"/>
+        </w:tabs>
+        <w:ind w:left="5040" w:hanging="720"/>
+      </w:pPr>
+    </w:lvl>
+    <w:lvl w:ilvl="7">
+      <w:start w:val="1"/>
+      <w:numFmt w:val="decimal"/>
+      <w:lvlText w:val="%8."/>
+      <w:lvlJc w:val="left"/>
+      <w:pPr>
+        <w:tabs>
+          <w:tab w:val="num" w:pos="5760"/>
+        </w:tabs>
+        <w:ind w:left="5760" w:hanging="720"/>
+      </w:pPr>
+    </w:lvl>
+    <w:lvl w:ilvl="8">
+      <w:start w:val="1"/>
+      <w:numFmt w:val="decimal"/>
+      <w:lvlText w:val="%9."/>
+      <w:lvlJc w:val="left"/>
+      <w:pPr>
+        <w:tabs>
+          <w:tab w:val="num" w:pos="6480"/>
+        </w:tabs>
+        <w:ind w:left="6480" w:hanging="720"/>
+      </w:pPr>
+    </w:lvl>
+  </w:abstractNum>
+  <w:num w:numId="1" w16cid:durableId="1737584409">
     <w:abstractNumId w:val="1"/>
   </w:num>
-  <w:num w:numId="2">
+  <w:num w:numId="2" w16cid:durableId="909584433">
+    <w:abstractNumId w:val="0"/>
+  </w:num>
+  <w:num w:numId="3" w16cid:durableId="166023357">
     <w:abstractNumId w:val="2"/>
   </w:num>
 </w:numbering>
 </file>
 
 <file path=word/styles.xml><?xml version="1.0" encoding="utf-8"?>
-<w:styles xmlns:mc="http://schemas.openxmlformats.org/markup-compatibility/2006" xmlns:o="urn:schemas-microsoft-com:office:office" xmlns:r="http://schemas.openxmlformats.org/officeDocument/2006/relationships" xmlns:m="http://schemas.openxmlformats.org/officeDocument/2006/math" xmlns:v="urn:schemas-microsoft-com:vml" xmlns:wp="http://schemas.openxmlformats.org/drawingml/2006/wordprocessingDrawing" xmlns:w10="urn:schemas-microsoft-com:office:word" xmlns:w="http://schemas.openxmlformats.org/wordprocessingml/2006/main" xmlns:wne="http://schemas.microsoft.com/office/word/2006/wordml" xmlns:sl="http://schemas.openxmlformats.org/schemaLibrary/2006/main" xmlns:a="http://schemas.openxmlformats.org/drawingml/2006/main" xmlns:pic="http://schemas.openxmlformats.org/drawingml/2006/picture" xmlns:c="http://schemas.openxmlformats.org/drawingml/2006/chart" xmlns:lc="http://schemas.openxmlformats.org/drawingml/2006/lockedCanvas" xmlns:dgm="http://schemas.openxmlformats.org/drawingml/2006/diagram" xmlns:wps="http://schemas.microsoft.com/office/word/2010/wordprocessingShape" xmlns:wpg="http://schemas.microsoft.com/office/word/2010/wordprocessingGroup" xmlns:w14="http://schemas.microsoft.com/office/word/2010/wordml" xmlns:w15="http://schemas.microsoft.com/office/word/2012/wordml" xmlns:w16="http://schemas.microsoft.com/office/word/2018/wordml" xmlns:w16cex="http://schemas.microsoft.com/office/word/2018/wordml/cex" xmlns:w16cid="http://schemas.microsoft.com/office/word/2016/wordml/cid" xmlns="http://schemas.microsoft.com/office/tasks/2019/documenttasks" xmlns:cr="http://schemas.microsoft.com/office/comments/2020/reactions">
+<w:styles xmlns:mc="http://schemas.openxmlformats.org/markup-compatibility/2006" xmlns:r="http://schemas.openxmlformats.org/officeDocument/2006/relationships" xmlns:w="http://schemas.openxmlformats.org/wordprocessingml/2006/main" xmlns:w14="http://schemas.microsoft.com/office/word/2010/wordml" xmlns:w15="http://schemas.microsoft.com/office/word/2012/wordml" xmlns:w16cex="http://schemas.microsoft.com/office/word/2018/wordml/cex" xmlns:w16cid="http://schemas.microsoft.com/office/word/2016/wordml/cid" xmlns:w16="http://schemas.microsoft.com/office/word/2018/wordml" xmlns:w16du="http://schemas.microsoft.com/office/word/2023/wordml/word16du" xmlns:w16sdtdh="http://schemas.microsoft.com/office/word/2020/wordml/sdtdatahash" xmlns:w16sdtfl="http://schemas.microsoft.com/office/word/2024/wordml/sdtformatlock" xmlns:w16se="http://schemas.microsoft.com/office/word/2015/wordml/symex" mc:Ignorable="w14 w15 w16se w16cid w16 w16cex w16sdtdh w16sdtfl w16du">
   <w:docDefaults>
     <w:rPrDefault>
       <w:rPr>
-        <w:rFonts w:ascii="Arial" w:cs="Arial" w:eastAsia="Arial" w:hAnsi="Arial"/>
+        <w:rFonts w:ascii="Arial" w:eastAsia="Arial" w:hAnsi="Arial" w:cs="Arial"/>
         <w:sz w:val="22"/>
         <w:szCs w:val="22"/>
-        <w:lang w:val="en"/>
+        <w:lang w:val="en" w:eastAsia="en-US" w:bidi="ar-SA"/>
       </w:rPr>
     </w:rPrDefault>
     <w:pPrDefault>
@@ -3154,97 +2632,471 @@
       </w:pPr>
     </w:pPrDefault>
   </w:docDefaults>
-  <w:style w:type="table" w:styleId="TableNormal" w:default="1">
-    <w:name w:val="TableNormal"/>
-    <w:tblPr>
-      <w:tblCellMar>
-        <w:top w:w="100.0" w:type="dxa"/>
-        <w:left w:w="100.0" w:type="dxa"/>
-        <w:bottom w:w="100.0" w:type="dxa"/>
-        <w:right w:w="100.0" w:type="dxa"/>
-      </w:tblCellMar>
-    </w:tblPr>
-  </w:style>
-  <w:style w:type="paragraph" w:styleId="Normal" w:default="1">
-    <w:name w:val="normal"/>
+  <w:latentStyles w:defLockedState="0" w:defUIPriority="99" w:defSemiHidden="0" w:defUnhideWhenUsed="0" w:defQFormat="0" w:count="376">
+    <w:lsdException w:name="Normal" w:uiPriority="0" w:qFormat="1"/>
+    <w:lsdException w:name="heading 1" w:uiPriority="9" w:qFormat="1"/>
+    <w:lsdException w:name="heading 2" w:semiHidden="1" w:uiPriority="9" w:unhideWhenUsed="1" w:qFormat="1"/>
+    <w:lsdException w:name="heading 3" w:semiHidden="1" w:uiPriority="9" w:unhideWhenUsed="1" w:qFormat="1"/>
+    <w:lsdException w:name="heading 4" w:semiHidden="1" w:uiPriority="9" w:unhideWhenUsed="1" w:qFormat="1"/>
+    <w:lsdException w:name="heading 5" w:semiHidden="1" w:uiPriority="9" w:unhideWhenUsed="1" w:qFormat="1"/>
+    <w:lsdException w:name="heading 6" w:semiHidden="1" w:uiPriority="9" w:unhideWhenUsed="1" w:qFormat="1"/>
+    <w:lsdException w:name="heading 7" w:semiHidden="1" w:uiPriority="9" w:unhideWhenUsed="1" w:qFormat="1"/>
+    <w:lsdException w:name="heading 8" w:semiHidden="1" w:uiPriority="9" w:unhideWhenUsed="1" w:qFormat="1"/>
+    <w:lsdException w:name="heading 9" w:semiHidden="1" w:uiPriority="9" w:unhideWhenUsed="1" w:qFormat="1"/>
+    <w:lsdException w:name="index 1" w:semiHidden="1" w:unhideWhenUsed="1"/>
+    <w:lsdException w:name="index 2" w:semiHidden="1" w:unhideWhenUsed="1"/>
+    <w:lsdException w:name="index 3" w:semiHidden="1" w:unhideWhenUsed="1"/>
+    <w:lsdException w:name="index 4" w:semiHidden="1" w:unhideWhenUsed="1"/>
+    <w:lsdException w:name="index 5" w:semiHidden="1" w:unhideWhenUsed="1"/>
+    <w:lsdException w:name="index 6" w:semiHidden="1" w:unhideWhenUsed="1"/>
+    <w:lsdException w:name="index 7" w:semiHidden="1" w:unhideWhenUsed="1"/>
+    <w:lsdException w:name="index 8" w:semiHidden="1" w:unhideWhenUsed="1"/>
+    <w:lsdException w:name="index 9" w:semiHidden="1" w:unhideWhenUsed="1"/>
+    <w:lsdException w:name="toc 1" w:semiHidden="1" w:uiPriority="39" w:unhideWhenUsed="1"/>
+    <w:lsdException w:name="toc 2" w:semiHidden="1" w:uiPriority="39" w:unhideWhenUsed="1"/>
+    <w:lsdException w:name="toc 3" w:semiHidden="1" w:uiPriority="39" w:unhideWhenUsed="1"/>
+    <w:lsdException w:name="toc 4" w:semiHidden="1" w:uiPriority="39" w:unhideWhenUsed="1"/>
+    <w:lsdException w:name="toc 5" w:semiHidden="1" w:uiPriority="39" w:unhideWhenUsed="1"/>
+    <w:lsdException w:name="toc 6" w:semiHidden="1" w:uiPriority="39" w:unhideWhenUsed="1"/>
+    <w:lsdException w:name="toc 7" w:semiHidden="1" w:uiPriority="39" w:unhideWhenUsed="1"/>
+    <w:lsdException w:name="toc 8" w:semiHidden="1" w:uiPriority="39" w:unhideWhenUsed="1"/>
+    <w:lsdException w:name="toc 9" w:semiHidden="1" w:uiPriority="39" w:unhideWhenUsed="1"/>
+    <w:lsdException w:name="Normal Indent" w:semiHidden="1" w:unhideWhenUsed="1"/>
+    <w:lsdException w:name="footnote text" w:semiHidden="1" w:unhideWhenUsed="1"/>
+    <w:lsdException w:name="annotation text" w:semiHidden="1" w:unhideWhenUsed="1"/>
+    <w:lsdException w:name="header" w:semiHidden="1" w:unhideWhenUsed="1"/>
+    <w:lsdException w:name="footer" w:semiHidden="1" w:unhideWhenUsed="1"/>
+    <w:lsdException w:name="index heading" w:semiHidden="1" w:unhideWhenUsed="1"/>
+    <w:lsdException w:name="caption" w:semiHidden="1" w:uiPriority="35" w:unhideWhenUsed="1" w:qFormat="1"/>
+    <w:lsdException w:name="table of figures" w:semiHidden="1" w:unhideWhenUsed="1"/>
+    <w:lsdException w:name="envelope address" w:semiHidden="1" w:unhideWhenUsed="1"/>
+    <w:lsdException w:name="envelope return" w:semiHidden="1" w:unhideWhenUsed="1"/>
+    <w:lsdException w:name="footnote reference" w:semiHidden="1" w:unhideWhenUsed="1"/>
+    <w:lsdException w:name="annotation reference" w:semiHidden="1" w:unhideWhenUsed="1"/>
+    <w:lsdException w:name="line number" w:semiHidden="1" w:unhideWhenUsed="1"/>
+    <w:lsdException w:name="page number" w:semiHidden="1" w:unhideWhenUsed="1"/>
+    <w:lsdException w:name="endnote reference" w:semiHidden="1" w:unhideWhenUsed="1"/>
+    <w:lsdException w:name="endnote text" w:semiHidden="1" w:unhideWhenUsed="1"/>
+    <w:lsdException w:name="table of authorities" w:semiHidden="1" w:unhideWhenUsed="1"/>
+    <w:lsdException w:name="macro" w:semiHidden="1" w:unhideWhenUsed="1"/>
+    <w:lsdException w:name="toa heading" w:semiHidden="1" w:unhideWhenUsed="1"/>
+    <w:lsdException w:name="List" w:semiHidden="1" w:unhideWhenUsed="1"/>
+    <w:lsdException w:name="List Bullet" w:semiHidden="1" w:unhideWhenUsed="1"/>
+    <w:lsdException w:name="List Number" w:semiHidden="1" w:unhideWhenUsed="1"/>
+    <w:lsdException w:name="List 2" w:semiHidden="1" w:unhideWhenUsed="1"/>
+    <w:lsdException w:name="List 3" w:semiHidden="1" w:unhideWhenUsed="1"/>
+    <w:lsdException w:name="List 4" w:semiHidden="1" w:unhideWhenUsed="1"/>
+    <w:lsdException w:name="List 5" w:semiHidden="1" w:unhideWhenUsed="1"/>
+    <w:lsdException w:name="List Bullet 2" w:semiHidden="1" w:unhideWhenUsed="1"/>
+    <w:lsdException w:name="List Bullet 3" w:semiHidden="1" w:unhideWhenUsed="1"/>
+    <w:lsdException w:name="List Bullet 4" w:semiHidden="1" w:unhideWhenUsed="1"/>
+    <w:lsdException w:name="List Bullet 5" w:semiHidden="1" w:unhideWhenUsed="1"/>
+    <w:lsdException w:name="List Number 2" w:semiHidden="1" w:unhideWhenUsed="1"/>
+    <w:lsdException w:name="List Number 3" w:semiHidden="1" w:unhideWhenUsed="1"/>
+    <w:lsdException w:name="List Number 4" w:semiHidden="1" w:unhideWhenUsed="1"/>
+    <w:lsdException w:name="List Number 5" w:semiHidden="1" w:unhideWhenUsed="1"/>
+    <w:lsdException w:name="Title" w:uiPriority="10" w:qFormat="1"/>
+    <w:lsdException w:name="Closing" w:semiHidden="1" w:unhideWhenUsed="1"/>
+    <w:lsdException w:name="Signature" w:semiHidden="1" w:unhideWhenUsed="1"/>
+    <w:lsdException w:name="Default Paragraph Font" w:semiHidden="1" w:uiPriority="1" w:unhideWhenUsed="1"/>
+    <w:lsdException w:name="Body Text" w:semiHidden="1" w:unhideWhenUsed="1"/>
+    <w:lsdException w:name="Body Text Indent" w:semiHidden="1" w:unhideWhenUsed="1"/>
+    <w:lsdException w:name="List Continue" w:semiHidden="1" w:unhideWhenUsed="1"/>
+    <w:lsdException w:name="List Continue 2" w:semiHidden="1" w:unhideWhenUsed="1"/>
+    <w:lsdException w:name="List Continue 3" w:semiHidden="1" w:unhideWhenUsed="1"/>
+    <w:lsdException w:name="List Continue 4" w:semiHidden="1" w:unhideWhenUsed="1"/>
+    <w:lsdException w:name="List Continue 5" w:semiHidden="1" w:unhideWhenUsed="1"/>
+    <w:lsdException w:name="Message Header" w:semiHidden="1" w:unhideWhenUsed="1"/>
+    <w:lsdException w:name="Subtitle" w:uiPriority="11" w:qFormat="1"/>
+    <w:lsdException w:name="Salutation" w:semiHidden="1" w:unhideWhenUsed="1"/>
+    <w:lsdException w:name="Date" w:semiHidden="1" w:unhideWhenUsed="1"/>
+    <w:lsdException w:name="Body Text First Indent" w:semiHidden="1" w:unhideWhenUsed="1"/>
+    <w:lsdException w:name="Body Text First Indent 2" w:semiHidden="1" w:unhideWhenUsed="1"/>
+    <w:lsdException w:name="Note Heading" w:semiHidden="1" w:unhideWhenUsed="1"/>
+    <w:lsdException w:name="Body Text 2" w:semiHidden="1" w:unhideWhenUsed="1"/>
+    <w:lsdException w:name="Body Text 3" w:semiHidden="1" w:unhideWhenUsed="1"/>
+    <w:lsdException w:name="Body Text Indent 2" w:semiHidden="1" w:unhideWhenUsed="1"/>
+    <w:lsdException w:name="Body Text Indent 3" w:semiHidden="1" w:unhideWhenUsed="1"/>
+    <w:lsdException w:name="Block Text" w:semiHidden="1" w:unhideWhenUsed="1"/>
+    <w:lsdException w:name="Hyperlink" w:semiHidden="1" w:unhideWhenUsed="1"/>
+    <w:lsdException w:name="FollowedHyperlink" w:semiHidden="1" w:unhideWhenUsed="1"/>
+    <w:lsdException w:name="Strong" w:uiPriority="22" w:qFormat="1"/>
+    <w:lsdException w:name="Emphasis" w:uiPriority="20" w:qFormat="1"/>
+    <w:lsdException w:name="Document Map" w:semiHidden="1" w:unhideWhenUsed="1"/>
+    <w:lsdException w:name="Plain Text" w:semiHidden="1" w:unhideWhenUsed="1"/>
+    <w:lsdException w:name="E-mail Signature" w:semiHidden="1" w:unhideWhenUsed="1"/>
+    <w:lsdException w:name="HTML Top of Form" w:semiHidden="1" w:unhideWhenUsed="1"/>
+    <w:lsdException w:name="HTML Bottom of Form" w:semiHidden="1" w:unhideWhenUsed="1"/>
+    <w:lsdException w:name="Normal (Web)" w:semiHidden="1" w:unhideWhenUsed="1"/>
+    <w:lsdException w:name="HTML Acronym" w:semiHidden="1" w:unhideWhenUsed="1"/>
+    <w:lsdException w:name="HTML Address" w:semiHidden="1" w:unhideWhenUsed="1"/>
+    <w:lsdException w:name="HTML Cite" w:semiHidden="1" w:unhideWhenUsed="1"/>
+    <w:lsdException w:name="HTML Code" w:semiHidden="1" w:unhideWhenUsed="1"/>
+    <w:lsdException w:name="HTML Definition" w:semiHidden="1" w:unhideWhenUsed="1"/>
+    <w:lsdException w:name="HTML Keyboard" w:semiHidden="1" w:unhideWhenUsed="1"/>
+    <w:lsdException w:name="HTML Preformatted" w:semiHidden="1" w:unhideWhenUsed="1"/>
+    <w:lsdException w:name="HTML Sample" w:semiHidden="1" w:unhideWhenUsed="1"/>
+    <w:lsdException w:name="HTML Typewriter" w:semiHidden="1" w:unhideWhenUsed="1"/>
+    <w:lsdException w:name="HTML Variable" w:semiHidden="1" w:unhideWhenUsed="1"/>
+    <w:lsdException w:name="Normal Table" w:semiHidden="1" w:unhideWhenUsed="1"/>
+    <w:lsdException w:name="annotation subject" w:semiHidden="1" w:unhideWhenUsed="1"/>
+    <w:lsdException w:name="No List" w:semiHidden="1" w:unhideWhenUsed="1"/>
+    <w:lsdException w:name="Outline List 1" w:semiHidden="1" w:unhideWhenUsed="1"/>
+    <w:lsdException w:name="Outline List 2" w:semiHidden="1" w:unhideWhenUsed="1"/>
+    <w:lsdException w:name="Outline List 3" w:semiHidden="1" w:unhideWhenUsed="1"/>
+    <w:lsdException w:name="Table Simple 1" w:semiHidden="1" w:unhideWhenUsed="1"/>
+    <w:lsdException w:name="Table Simple 2" w:semiHidden="1" w:unhideWhenUsed="1"/>
+    <w:lsdException w:name="Table Simple 3" w:semiHidden="1" w:unhideWhenUsed="1"/>
+    <w:lsdException w:name="Table Classic 1" w:semiHidden="1" w:unhideWhenUsed="1"/>
+    <w:lsdException w:name="Table Classic 2" w:semiHidden="1" w:unhideWhenUsed="1"/>
+    <w:lsdException w:name="Table Classic 3" w:semiHidden="1" w:unhideWhenUsed="1"/>
+    <w:lsdException w:name="Table Classic 4" w:semiHidden="1" w:unhideWhenUsed="1"/>
+    <w:lsdException w:name="Table Colorful 1" w:semiHidden="1" w:unhideWhenUsed="1"/>
+    <w:lsdException w:name="Table Colorful 2" w:semiHidden="1" w:unhideWhenUsed="1"/>
+    <w:lsdException w:name="Table Colorful 3" w:semiHidden="1" w:unhideWhenUsed="1"/>
+    <w:lsdException w:name="Table Columns 1" w:semiHidden="1" w:unhideWhenUsed="1"/>
+    <w:lsdException w:name="Table Columns 2" w:semiHidden="1" w:unhideWhenUsed="1"/>
+    <w:lsdException w:name="Table Columns 3" w:semiHidden="1" w:unhideWhenUsed="1"/>
+    <w:lsdException w:name="Table Columns 4" w:semiHidden="1" w:unhideWhenUsed="1"/>
+    <w:lsdException w:name="Table Columns 5" w:semiHidden="1" w:unhideWhenUsed="1"/>
+    <w:lsdException w:name="Table Grid 1" w:semiHidden="1" w:unhideWhenUsed="1"/>
+    <w:lsdException w:name="Table Grid 2" w:semiHidden="1" w:unhideWhenUsed="1"/>
+    <w:lsdException w:name="Table Grid 3" w:semiHidden="1" w:unhideWhenUsed="1"/>
+    <w:lsdException w:name="Table Grid 4" w:semiHidden="1" w:unhideWhenUsed="1"/>
+    <w:lsdException w:name="Table Grid 5" w:semiHidden="1" w:unhideWhenUsed="1"/>
+    <w:lsdException w:name="Table Grid 6" w:semiHidden="1" w:unhideWhenUsed="1"/>
+    <w:lsdException w:name="Table Grid 7" w:semiHidden="1" w:unhideWhenUsed="1"/>
+    <w:lsdException w:name="Table Grid 8" w:semiHidden="1" w:unhideWhenUsed="1"/>
+    <w:lsdException w:name="Table List 1" w:semiHidden="1" w:unhideWhenUsed="1"/>
+    <w:lsdException w:name="Table List 2" w:semiHidden="1" w:unhideWhenUsed="1"/>
+    <w:lsdException w:name="Table List 3" w:semiHidden="1" w:unhideWhenUsed="1"/>
+    <w:lsdException w:name="Table List 4" w:semiHidden="1" w:unhideWhenUsed="1"/>
+    <w:lsdException w:name="Table List 5" w:semiHidden="1" w:unhideWhenUsed="1"/>
+    <w:lsdException w:name="Table List 6" w:semiHidden="1" w:unhideWhenUsed="1"/>
+    <w:lsdException w:name="Table List 7" w:semiHidden="1" w:unhideWhenUsed="1"/>
+    <w:lsdException w:name="Table List 8" w:semiHidden="1" w:unhideWhenUsed="1"/>
+    <w:lsdException w:name="Table 3D effects 1" w:semiHidden="1" w:unhideWhenUsed="1"/>
+    <w:lsdException w:name="Table 3D effects 2" w:semiHidden="1" w:unhideWhenUsed="1"/>
+    <w:lsdException w:name="Table 3D effects 3" w:semiHidden="1" w:unhideWhenUsed="1"/>
+    <w:lsdException w:name="Table Contemporary" w:semiHidden="1" w:unhideWhenUsed="1"/>
+    <w:lsdException w:name="Table Elegant" w:semiHidden="1" w:unhideWhenUsed="1"/>
+    <w:lsdException w:name="Table Professional" w:semiHidden="1" w:unhideWhenUsed="1"/>
+    <w:lsdException w:name="Table Subtle 1" w:semiHidden="1" w:unhideWhenUsed="1"/>
+    <w:lsdException w:name="Table Subtle 2" w:semiHidden="1" w:unhideWhenUsed="1"/>
+    <w:lsdException w:name="Table Web 1" w:semiHidden="1" w:unhideWhenUsed="1"/>
+    <w:lsdException w:name="Table Web 2" w:semiHidden="1" w:unhideWhenUsed="1"/>
+    <w:lsdException w:name="Table Web 3" w:semiHidden="1" w:unhideWhenUsed="1"/>
+    <w:lsdException w:name="Balloon Text" w:semiHidden="1" w:unhideWhenUsed="1"/>
+    <w:lsdException w:name="Table Grid" w:uiPriority="39"/>
+    <w:lsdException w:name="Table Theme" w:semiHidden="1" w:unhideWhenUsed="1"/>
+    <w:lsdException w:name="Placeholder Text" w:semiHidden="1"/>
+    <w:lsdException w:name="No Spacing" w:uiPriority="1" w:qFormat="1"/>
+    <w:lsdException w:name="Light Shading" w:uiPriority="60"/>
+    <w:lsdException w:name="Light List" w:uiPriority="61"/>
+    <w:lsdException w:name="Light Grid" w:uiPriority="62"/>
+    <w:lsdException w:name="Medium Shading 1" w:uiPriority="63"/>
+    <w:lsdException w:name="Medium Shading 2" w:uiPriority="64"/>
+    <w:lsdException w:name="Medium List 1" w:uiPriority="65"/>
+    <w:lsdException w:name="Medium List 2" w:uiPriority="66"/>
+    <w:lsdException w:name="Medium Grid 1" w:uiPriority="67"/>
+    <w:lsdException w:name="Medium Grid 2" w:uiPriority="68"/>
+    <w:lsdException w:name="Medium Grid 3" w:uiPriority="69"/>
+    <w:lsdException w:name="Dark List" w:uiPriority="70"/>
+    <w:lsdException w:name="Colorful Shading" w:uiPriority="71"/>
+    <w:lsdException w:name="Colorful List" w:uiPriority="72"/>
+    <w:lsdException w:name="Colorful Grid" w:uiPriority="73"/>
+    <w:lsdException w:name="Light Shading Accent 1" w:uiPriority="60"/>
+    <w:lsdException w:name="Light List Accent 1" w:uiPriority="61"/>
+    <w:lsdException w:name="Light Grid Accent 1" w:uiPriority="62"/>
+    <w:lsdException w:name="Medium Shading 1 Accent 1" w:uiPriority="63"/>
+    <w:lsdException w:name="Medium Shading 2 Accent 1" w:uiPriority="64"/>
+    <w:lsdException w:name="Medium List 1 Accent 1" w:uiPriority="65"/>
+    <w:lsdException w:name="Revision" w:semiHidden="1"/>
+    <w:lsdException w:name="List Paragraph" w:uiPriority="34" w:qFormat="1"/>
+    <w:lsdException w:name="Quote" w:uiPriority="29" w:qFormat="1"/>
+    <w:lsdException w:name="Intense Quote" w:uiPriority="30" w:qFormat="1"/>
+    <w:lsdException w:name="Medium List 2 Accent 1" w:uiPriority="66"/>
+    <w:lsdException w:name="Medium Grid 1 Accent 1" w:uiPriority="67"/>
+    <w:lsdException w:name="Medium Grid 2 Accent 1" w:uiPriority="68"/>
+    <w:lsdException w:name="Medium Grid 3 Accent 1" w:uiPriority="69"/>
+    <w:lsdException w:name="Dark List Accent 1" w:uiPriority="70"/>
+    <w:lsdException w:name="Colorful Shading Accent 1" w:uiPriority="71"/>
+    <w:lsdException w:name="Colorful List Accent 1" w:uiPriority="72"/>
+    <w:lsdException w:name="Colorful Grid Accent 1" w:uiPriority="73"/>
+    <w:lsdException w:name="Light Shading Accent 2" w:uiPriority="60"/>
+    <w:lsdException w:name="Light List Accent 2" w:uiPriority="61"/>
+    <w:lsdException w:name="Light Grid Accent 2" w:uiPriority="62"/>
+    <w:lsdException w:name="Medium Shading 1 Accent 2" w:uiPriority="63"/>
+    <w:lsdException w:name="Medium Shading 2 Accent 2" w:uiPriority="64"/>
+    <w:lsdException w:name="Medium List 1 Accent 2" w:uiPriority="65"/>
+    <w:lsdException w:name="Medium List 2 Accent 2" w:uiPriority="66"/>
+    <w:lsdException w:name="Medium Grid 1 Accent 2" w:uiPriority="67"/>
+    <w:lsdException w:name="Medium Grid 2 Accent 2" w:uiPriority="68"/>
+    <w:lsdException w:name="Medium Grid 3 Accent 2" w:uiPriority="69"/>
+    <w:lsdException w:name="Dark List Accent 2" w:uiPriority="70"/>
+    <w:lsdException w:name="Colorful Shading Accent 2" w:uiPriority="71"/>
+    <w:lsdException w:name="Colorful List Accent 2" w:uiPriority="72"/>
+    <w:lsdException w:name="Colorful Grid Accent 2" w:uiPriority="73"/>
+    <w:lsdException w:name="Light Shading Accent 3" w:uiPriority="60"/>
+    <w:lsdException w:name="Light List Accent 3" w:uiPriority="61"/>
+    <w:lsdException w:name="Light Grid Accent 3" w:uiPriority="62"/>
+    <w:lsdException w:name="Medium Shading 1 Accent 3" w:uiPriority="63"/>
+    <w:lsdException w:name="Medium Shading 2 Accent 3" w:uiPriority="64"/>
+    <w:lsdException w:name="Medium List 1 Accent 3" w:uiPriority="65"/>
+    <w:lsdException w:name="Medium List 2 Accent 3" w:uiPriority="66"/>
+    <w:lsdException w:name="Medium Grid 1 Accent 3" w:uiPriority="67"/>
+    <w:lsdException w:name="Medium Grid 2 Accent 3" w:uiPriority="68"/>
+    <w:lsdException w:name="Medium Grid 3 Accent 3" w:uiPriority="69"/>
+    <w:lsdException w:name="Dark List Accent 3" w:uiPriority="70"/>
+    <w:lsdException w:name="Colorful Shading Accent 3" w:uiPriority="71"/>
+    <w:lsdException w:name="Colorful List Accent 3" w:uiPriority="72"/>
+    <w:lsdException w:name="Colorful Grid Accent 3" w:uiPriority="73"/>
+    <w:lsdException w:name="Light Shading Accent 4" w:uiPriority="60"/>
+    <w:lsdException w:name="Light List Accent 4" w:uiPriority="61"/>
+    <w:lsdException w:name="Light Grid Accent 4" w:uiPriority="62"/>
+    <w:lsdException w:name="Medium Shading 1 Accent 4" w:uiPriority="63"/>
+    <w:lsdException w:name="Medium Shading 2 Accent 4" w:uiPriority="64"/>
+    <w:lsdException w:name="Medium List 1 Accent 4" w:uiPriority="65"/>
+    <w:lsdException w:name="Medium List 2 Accent 4" w:uiPriority="66"/>
+    <w:lsdException w:name="Medium Grid 1 Accent 4" w:uiPriority="67"/>
+    <w:lsdException w:name="Medium Grid 2 Accent 4" w:uiPriority="68"/>
+    <w:lsdException w:name="Medium Grid 3 Accent 4" w:uiPriority="69"/>
+    <w:lsdException w:name="Dark List Accent 4" w:uiPriority="70"/>
+    <w:lsdException w:name="Colorful Shading Accent 4" w:uiPriority="71"/>
+    <w:lsdException w:name="Colorful List Accent 4" w:uiPriority="72"/>
+    <w:lsdException w:name="Colorful Grid Accent 4" w:uiPriority="73"/>
+    <w:lsdException w:name="Light Shading Accent 5" w:uiPriority="60"/>
+    <w:lsdException w:name="Light List Accent 5" w:uiPriority="61"/>
+    <w:lsdException w:name="Light Grid Accent 5" w:uiPriority="62"/>
+    <w:lsdException w:name="Medium Shading 1 Accent 5" w:uiPriority="63"/>
+    <w:lsdException w:name="Medium Shading 2 Accent 5" w:uiPriority="64"/>
+    <w:lsdException w:name="Medium List 1 Accent 5" w:uiPriority="65"/>
+    <w:lsdException w:name="Medium List 2 Accent 5" w:uiPriority="66"/>
+    <w:lsdException w:name="Medium Grid 1 Accent 5" w:uiPriority="67"/>
+    <w:lsdException w:name="Medium Grid 2 Accent 5" w:uiPriority="68"/>
+    <w:lsdException w:name="Medium Grid 3 Accent 5" w:uiPriority="69"/>
+    <w:lsdException w:name="Dark List Accent 5" w:uiPriority="70"/>
+    <w:lsdException w:name="Colorful Shading Accent 5" w:uiPriority="71"/>
+    <w:lsdException w:name="Colorful List Accent 5" w:uiPriority="72"/>
+    <w:lsdException w:name="Colorful Grid Accent 5" w:uiPriority="73"/>
+    <w:lsdException w:name="Light Shading Accent 6" w:uiPriority="60"/>
+    <w:lsdException w:name="Light List Accent 6" w:uiPriority="61"/>
+    <w:lsdException w:name="Light Grid Accent 6" w:uiPriority="62"/>
+    <w:lsdException w:name="Medium Shading 1 Accent 6" w:uiPriority="63"/>
+    <w:lsdException w:name="Medium Shading 2 Accent 6" w:uiPriority="64"/>
+    <w:lsdException w:name="Medium List 1 Accent 6" w:uiPriority="65"/>
+    <w:lsdException w:name="Medium List 2 Accent 6" w:uiPriority="66"/>
+    <w:lsdException w:name="Medium Grid 1 Accent 6" w:uiPriority="67"/>
+    <w:lsdException w:name="Medium Grid 2 Accent 6" w:uiPriority="68"/>
+    <w:lsdException w:name="Medium Grid 3 Accent 6" w:uiPriority="69"/>
+    <w:lsdException w:name="Dark List Accent 6" w:uiPriority="70"/>
+    <w:lsdException w:name="Colorful Shading Accent 6" w:uiPriority="71"/>
+    <w:lsdException w:name="Colorful List Accent 6" w:uiPriority="72"/>
+    <w:lsdException w:name="Colorful Grid Accent 6" w:uiPriority="73"/>
+    <w:lsdException w:name="Subtle Emphasis" w:uiPriority="19" w:qFormat="1"/>
+    <w:lsdException w:name="Intense Emphasis" w:uiPriority="21" w:qFormat="1"/>
+    <w:lsdException w:name="Subtle Reference" w:uiPriority="31" w:qFormat="1"/>
+    <w:lsdException w:name="Intense Reference" w:uiPriority="32" w:qFormat="1"/>
+    <w:lsdException w:name="Book Title" w:uiPriority="33" w:qFormat="1"/>
+    <w:lsdException w:name="Bibliography" w:semiHidden="1" w:uiPriority="37" w:unhideWhenUsed="1"/>
+    <w:lsdException w:name="TOC Heading" w:semiHidden="1" w:uiPriority="39" w:unhideWhenUsed="1" w:qFormat="1"/>
+    <w:lsdException w:name="Plain Table 1" w:uiPriority="41"/>
+    <w:lsdException w:name="Plain Table 2" w:uiPriority="42"/>
+    <w:lsdException w:name="Plain Table 3" w:uiPriority="43"/>
+    <w:lsdException w:name="Plain Table 4" w:uiPriority="44"/>
+    <w:lsdException w:name="Plain Table 5" w:uiPriority="45"/>
+    <w:lsdException w:name="Grid Table Light" w:uiPriority="40"/>
+    <w:lsdException w:name="Grid Table 1 Light" w:uiPriority="46"/>
+    <w:lsdException w:name="Grid Table 2" w:uiPriority="47"/>
+    <w:lsdException w:name="Grid Table 3" w:uiPriority="48"/>
+    <w:lsdException w:name="Grid Table 4" w:uiPriority="49"/>
+    <w:lsdException w:name="Grid Table 5 Dark" w:uiPriority="50"/>
+    <w:lsdException w:name="Grid Table 6 Colorful" w:uiPriority="51"/>
+    <w:lsdException w:name="Grid Table 7 Colorful" w:uiPriority="52"/>
+    <w:lsdException w:name="Grid Table 1 Light Accent 1" w:uiPriority="46"/>
+    <w:lsdException w:name="Grid Table 2 Accent 1" w:uiPriority="47"/>
+    <w:lsdException w:name="Grid Table 3 Accent 1" w:uiPriority="48"/>
+    <w:lsdException w:name="Grid Table 4 Accent 1" w:uiPriority="49"/>
+    <w:lsdException w:name="Grid Table 5 Dark Accent 1" w:uiPriority="50"/>
+    <w:lsdException w:name="Grid Table 6 Colorful Accent 1" w:uiPriority="51"/>
+    <w:lsdException w:name="Grid Table 7 Colorful Accent 1" w:uiPriority="52"/>
+    <w:lsdException w:name="Grid Table 1 Light Accent 2" w:uiPriority="46"/>
+    <w:lsdException w:name="Grid Table 2 Accent 2" w:uiPriority="47"/>
+    <w:lsdException w:name="Grid Table 3 Accent 2" w:uiPriority="48"/>
+    <w:lsdException w:name="Grid Table 4 Accent 2" w:uiPriority="49"/>
+    <w:lsdException w:name="Grid Table 5 Dark Accent 2" w:uiPriority="50"/>
+    <w:lsdException w:name="Grid Table 6 Colorful Accent 2" w:uiPriority="51"/>
+    <w:lsdException w:name="Grid Table 7 Colorful Accent 2" w:uiPriority="52"/>
+    <w:lsdException w:name="Grid Table 1 Light Accent 3" w:uiPriority="46"/>
+    <w:lsdException w:name="Grid Table 2 Accent 3" w:uiPriority="47"/>
+    <w:lsdException w:name="Grid Table 3 Accent 3" w:uiPriority="48"/>
+    <w:lsdException w:name="Grid Table 4 Accent 3" w:uiPriority="49"/>
+    <w:lsdException w:name="Grid Table 5 Dark Accent 3" w:uiPriority="50"/>
+    <w:lsdException w:name="Grid Table 6 Colorful Accent 3" w:uiPriority="51"/>
+    <w:lsdException w:name="Grid Table 7 Colorful Accent 3" w:uiPriority="52"/>
+    <w:lsdException w:name="Grid Table 1 Light Accent 4" w:uiPriority="46"/>
+    <w:lsdException w:name="Grid Table 2 Accent 4" w:uiPriority="47"/>
+    <w:lsdException w:name="Grid Table 3 Accent 4" w:uiPriority="48"/>
+    <w:lsdException w:name="Grid Table 4 Accent 4" w:uiPriority="49"/>
+    <w:lsdException w:name="Grid Table 5 Dark Accent 4" w:uiPriority="50"/>
+    <w:lsdException w:name="Grid Table 6 Colorful Accent 4" w:uiPriority="51"/>
+    <w:lsdException w:name="Grid Table 7 Colorful Accent 4" w:uiPriority="52"/>
+    <w:lsdException w:name="Grid Table 1 Light Accent 5" w:uiPriority="46"/>
+    <w:lsdException w:name="Grid Table 2 Accent 5" w:uiPriority="47"/>
+    <w:lsdException w:name="Grid Table 3 Accent 5" w:uiPriority="48"/>
+    <w:lsdException w:name="Grid Table 4 Accent 5" w:uiPriority="49"/>
+    <w:lsdException w:name="Grid Table 5 Dark Accent 5" w:uiPriority="50"/>
+    <w:lsdException w:name="Grid Table 6 Colorful Accent 5" w:uiPriority="51"/>
+    <w:lsdException w:name="Grid Table 7 Colorful Accent 5" w:uiPriority="52"/>
+    <w:lsdException w:name="Grid Table 1 Light Accent 6" w:uiPriority="46"/>
+    <w:lsdException w:name="Grid Table 2 Accent 6" w:uiPriority="47"/>
+    <w:lsdException w:name="Grid Table 3 Accent 6" w:uiPriority="48"/>
+    <w:lsdException w:name="Grid Table 4 Accent 6" w:uiPriority="49"/>
+    <w:lsdException w:name="Grid Table 5 Dark Accent 6" w:uiPriority="50"/>
+    <w:lsdException w:name="Grid Table 6 Colorful Accent 6" w:uiPriority="51"/>
+    <w:lsdException w:name="Grid Table 7 Colorful Accent 6" w:uiPriority="52"/>
+    <w:lsdException w:name="List Table 1 Light" w:uiPriority="46"/>
+    <w:lsdException w:name="List Table 2" w:uiPriority="47"/>
+    <w:lsdException w:name="List Table 3" w:uiPriority="48"/>
+    <w:lsdException w:name="List Table 4" w:uiPriority="49"/>
+    <w:lsdException w:name="List Table 5 Dark" w:uiPriority="50"/>
+    <w:lsdException w:name="List Table 6 Colorful" w:uiPriority="51"/>
+    <w:lsdException w:name="List Table 7 Colorful" w:uiPriority="52"/>
+    <w:lsdException w:name="List Table 1 Light Accent 1" w:uiPriority="46"/>
+    <w:lsdException w:name="List Table 2 Accent 1" w:uiPriority="47"/>
+    <w:lsdException w:name="List Table 3 Accent 1" w:uiPriority="48"/>
+    <w:lsdException w:name="List Table 4 Accent 1" w:uiPriority="49"/>
+    <w:lsdException w:name="List Table 5 Dark Accent 1" w:uiPriority="50"/>
+    <w:lsdException w:name="List Table 6 Colorful Accent 1" w:uiPriority="51"/>
+    <w:lsdException w:name="List Table 7 Colorful Accent 1" w:uiPriority="52"/>
+    <w:lsdException w:name="List Table 1 Light Accent 2" w:uiPriority="46"/>
+    <w:lsdException w:name="List Table 2 Accent 2" w:uiPriority="47"/>
+    <w:lsdException w:name="List Table 3 Accent 2" w:uiPriority="48"/>
+    <w:lsdException w:name="List Table 4 Accent 2" w:uiPriority="49"/>
+    <w:lsdException w:name="List Table 5 Dark Accent 2" w:uiPriority="50"/>
+    <w:lsdException w:name="List Table 6 Colorful Accent 2" w:uiPriority="51"/>
+    <w:lsdException w:name="List Table 7 Colorful Accent 2" w:uiPriority="52"/>
+    <w:lsdException w:name="List Table 1 Light Accent 3" w:uiPriority="46"/>
+    <w:lsdException w:name="List Table 2 Accent 3" w:uiPriority="47"/>
+    <w:lsdException w:name="List Table 3 Accent 3" w:uiPriority="48"/>
+    <w:lsdException w:name="List Table 4 Accent 3" w:uiPriority="49"/>
+    <w:lsdException w:name="List Table 5 Dark Accent 3" w:uiPriority="50"/>
+    <w:lsdException w:name="List Table 6 Colorful Accent 3" w:uiPriority="51"/>
+    <w:lsdException w:name="List Table 7 Colorful Accent 3" w:uiPriority="52"/>
+    <w:lsdException w:name="List Table 1 Light Accent 4" w:uiPriority="46"/>
+    <w:lsdException w:name="List Table 2 Accent 4" w:uiPriority="47"/>
+    <w:lsdException w:name="List Table 3 Accent 4" w:uiPriority="48"/>
+    <w:lsdException w:name="List Table 4 Accent 4" w:uiPriority="49"/>
+    <w:lsdException w:name="List Table 5 Dark Accent 4" w:uiPriority="50"/>
+    <w:lsdException w:name="List Table 6 Colorful Accent 4" w:uiPriority="51"/>
+    <w:lsdException w:name="List Table 7 Colorful Accent 4" w:uiPriority="52"/>
+    <w:lsdException w:name="List Table 1 Light Accent 5" w:uiPriority="46"/>
+    <w:lsdException w:name="List Table 2 Accent 5" w:uiPriority="47"/>
+    <w:lsdException w:name="List Table 3 Accent 5" w:uiPriority="48"/>
+    <w:lsdException w:name="List Table 4 Accent 5" w:uiPriority="49"/>
+    <w:lsdException w:name="List Table 5 Dark Accent 5" w:uiPriority="50"/>
+    <w:lsdException w:name="List Table 6 Colorful Accent 5" w:uiPriority="51"/>
+    <w:lsdException w:name="List Table 7 Colorful Accent 5" w:uiPriority="52"/>
+    <w:lsdException w:name="List Table 1 Light Accent 6" w:uiPriority="46"/>
+    <w:lsdException w:name="List Table 2 Accent 6" w:uiPriority="47"/>
+    <w:lsdException w:name="List Table 3 Accent 6" w:uiPriority="48"/>
+    <w:lsdException w:name="List Table 4 Accent 6" w:uiPriority="49"/>
+    <w:lsdException w:name="List Table 5 Dark Accent 6" w:uiPriority="50"/>
+    <w:lsdException w:name="List Table 6 Colorful Accent 6" w:uiPriority="51"/>
+    <w:lsdException w:name="List Table 7 Colorful Accent 6" w:uiPriority="52"/>
+    <w:lsdException w:name="Mention" w:semiHidden="1" w:unhideWhenUsed="1"/>
+    <w:lsdException w:name="Smart Hyperlink" w:semiHidden="1" w:unhideWhenUsed="1"/>
+    <w:lsdException w:name="Hashtag" w:semiHidden="1" w:unhideWhenUsed="1"/>
+    <w:lsdException w:name="Unresolved Mention" w:semiHidden="1" w:unhideWhenUsed="1"/>
+    <w:lsdException w:name="Smart Link" w:semiHidden="1" w:unhideWhenUsed="1"/>
+  </w:latentStyles>
+  <w:style w:type="paragraph" w:default="1" w:styleId="Normal">
+    <w:name w:val="Normal"/>
+    <w:qFormat/>
+    <w:rsid w:val="00FC693F"/>
     <w:pPr>
-      <w:spacing w:after="120" w:line="264" w:lineRule="auto"/>
+      <w:spacing w:after="140" w:line="264" w:lineRule="auto"/>
     </w:pPr>
     <w:rPr>
-      <w:rFonts w:ascii="Arial" w:hAnsi="Arial" w:cs="Arial" w:eastAsia="Arial"/>
-      <w:b w:val="0"/>
       <w:color w:val="000000"/>
-      <w:sz w:val="22"/>
     </w:rPr>
   </w:style>
   <w:style w:type="paragraph" w:styleId="Heading1">
     <w:name w:val="heading 1"/>
     <w:basedOn w:val="Normal"/>
     <w:next w:val="Normal"/>
+    <w:uiPriority w:val="9"/>
+    <w:qFormat/>
+    <w:rsid w:val="00FC693F"/>
     <w:pPr>
       <w:keepNext/>
-      <w:keepLines w:val="1"/>
-      <w:pageBreakBefore w:val="0"/>
-      <w:spacing w:after="120" w:before="280" w:lineRule="auto" w:line="264"/>
+      <w:keepLines/>
+      <w:spacing w:before="240"/>
+      <w:outlineLvl w:val="0"/>
     </w:pPr>
     <w:rPr>
-      <w:rFonts w:ascii="Arial" w:hAnsi="Arial" w:cs="Arial" w:eastAsia="Arial"/>
       <w:b/>
-      <w:color w:val="000000"/>
+      <w:bCs/>
       <w:sz w:val="30"/>
-      <w:szCs w:val="40"/>
+      <w:szCs w:val="28"/>
     </w:rPr>
   </w:style>
   <w:style w:type="paragraph" w:styleId="Heading2">
     <w:name w:val="heading 2"/>
     <w:basedOn w:val="Normal"/>
     <w:next w:val="Normal"/>
+    <w:uiPriority w:val="9"/>
+    <w:unhideWhenUsed/>
+    <w:qFormat/>
+    <w:rsid w:val="00FC693F"/>
     <w:pPr>
       <w:keepNext/>
-      <w:keepLines w:val="1"/>
-      <w:pageBreakBefore w:val="0"/>
-      <w:spacing w:after="120" w:before="280" w:lineRule="auto" w:line="264"/>
+      <w:keepLines/>
+      <w:spacing w:before="240"/>
+      <w:outlineLvl w:val="1"/>
     </w:pPr>
     <w:rPr>
-      <w:rFonts w:ascii="Arial" w:hAnsi="Arial" w:cs="Arial" w:eastAsia="Arial"/>
       <w:b/>
-      <w:bCs w:val="0"/>
-      <w:color w:val="000000"/>
+      <w:bCs/>
       <w:sz w:val="24"/>
-      <w:szCs w:val="32"/>
+      <w:szCs w:val="26"/>
     </w:rPr>
   </w:style>
   <w:style w:type="paragraph" w:styleId="Heading3">
     <w:name w:val="heading 3"/>
     <w:basedOn w:val="Normal"/>
     <w:next w:val="Normal"/>
+    <w:uiPriority w:val="9"/>
+    <w:semiHidden/>
+    <w:unhideWhenUsed/>
+    <w:qFormat/>
+    <w:rsid w:val="00FC693F"/>
     <w:pPr>
-      <w:keepNext w:val="1"/>
-      <w:keepLines w:val="1"/>
-      <w:pageBreakBefore w:val="0"/>
-      <w:spacing w:after="80" w:before="320" w:lineRule="auto"/>
+      <w:keepNext/>
+      <w:keepLines/>
+      <w:spacing w:before="200" w:after="0"/>
+      <w:outlineLvl w:val="2"/>
     </w:pPr>
     <w:rPr>
-      <w:rFonts w:ascii="Arial" w:hAnsi="Arial" w:cs="Arial" w:eastAsia="Arial"/>
-      <w:b w:val="0"/>
-      <w:bCs w:val="0"/>
-      <w:color w:val="434343"/>
-      <w:sz w:val="28"/>
-      <w:szCs w:val="28"/>
+      <w:b/>
+      <w:bCs/>
     </w:rPr>
   </w:style>
   <w:style w:type="paragraph" w:styleId="Heading4">
     <w:name w:val="heading 4"/>
     <w:basedOn w:val="Normal"/>
     <w:next w:val="Normal"/>
+    <w:uiPriority w:val="9"/>
+    <w:semiHidden/>
+    <w:unhideWhenUsed/>
+    <w:qFormat/>
     <w:pPr>
-      <w:keepNext w:val="1"/>
-      <w:keepLines w:val="1"/>
-      <w:pageBreakBefore w:val="0"/>
-      <w:spacing w:after="80" w:before="280" w:lineRule="auto"/>
+      <w:keepNext/>
+      <w:keepLines/>
+      <w:spacing w:before="280" w:after="80"/>
+      <w:outlineLvl w:val="3"/>
     </w:pPr>
     <w:rPr>
-      <w:rFonts w:ascii="Arial" w:hAnsi="Arial" w:cs="Arial" w:eastAsia="Arial"/>
       <w:color w:val="666666"/>
       <w:sz w:val="24"/>
       <w:szCs w:val="24"/>
@@ -3254,52 +3106,91 @@
     <w:name w:val="heading 5"/>
     <w:basedOn w:val="Normal"/>
     <w:next w:val="Normal"/>
+    <w:uiPriority w:val="9"/>
+    <w:semiHidden/>
+    <w:unhideWhenUsed/>
+    <w:qFormat/>
     <w:pPr>
-      <w:keepNext w:val="1"/>
-      <w:keepLines w:val="1"/>
-      <w:pageBreakBefore w:val="0"/>
-      <w:spacing w:after="80" w:before="240" w:lineRule="auto"/>
+      <w:keepNext/>
+      <w:keepLines/>
+      <w:spacing w:before="240" w:after="80"/>
+      <w:outlineLvl w:val="4"/>
     </w:pPr>
     <w:rPr>
-      <w:rFonts w:ascii="Arial" w:hAnsi="Arial" w:cs="Arial" w:eastAsia="Arial"/>
       <w:color w:val="666666"/>
-      <w:sz w:val="22"/>
-      <w:szCs w:val="22"/>
     </w:rPr>
   </w:style>
   <w:style w:type="paragraph" w:styleId="Heading6">
     <w:name w:val="heading 6"/>
     <w:basedOn w:val="Normal"/>
     <w:next w:val="Normal"/>
+    <w:uiPriority w:val="9"/>
+    <w:semiHidden/>
+    <w:unhideWhenUsed/>
+    <w:qFormat/>
     <w:pPr>
-      <w:keepNext w:val="1"/>
-      <w:keepLines w:val="1"/>
-      <w:pageBreakBefore w:val="0"/>
-      <w:spacing w:after="80" w:before="240" w:lineRule="auto"/>
+      <w:keepNext/>
+      <w:keepLines/>
+      <w:spacing w:before="240" w:after="80"/>
+      <w:outlineLvl w:val="5"/>
     </w:pPr>
     <w:rPr>
-      <w:rFonts w:ascii="Arial" w:hAnsi="Arial" w:cs="Arial" w:eastAsia="Arial"/>
-      <w:i w:val="1"/>
-      <w:iCs w:val="1"/>
+      <w:i/>
+      <w:iCs/>
       <w:color w:val="666666"/>
-      <w:sz w:val="22"/>
-      <w:szCs w:val="22"/>
     </w:rPr>
+  </w:style>
+  <w:style w:type="character" w:default="1" w:styleId="DefaultParagraphFont">
+    <w:name w:val="Default Paragraph Font"/>
+    <w:uiPriority w:val="1"/>
+    <w:semiHidden/>
+    <w:unhideWhenUsed/>
+  </w:style>
+  <w:style w:type="table" w:default="1" w:styleId="TableNormal">
+    <w:name w:val="Normal Table"/>
+    <w:uiPriority w:val="99"/>
+    <w:semiHidden/>
+    <w:unhideWhenUsed/>
+    <w:tblPr>
+      <w:tblInd w:w="0" w:type="dxa"/>
+      <w:tblCellMar>
+        <w:top w:w="0" w:type="dxa"/>
+        <w:left w:w="108" w:type="dxa"/>
+        <w:bottom w:w="0" w:type="dxa"/>
+        <w:right w:w="108" w:type="dxa"/>
+      </w:tblCellMar>
+    </w:tblPr>
+  </w:style>
+  <w:style w:type="numbering" w:default="1" w:styleId="NoList">
+    <w:name w:val="No List"/>
+    <w:uiPriority w:val="99"/>
+    <w:semiHidden/>
+    <w:unhideWhenUsed/>
+  </w:style>
+  <w:style w:type="table" w:customStyle="1" w:styleId="TableNormal0">
+    <w:name w:val="TableNormal"/>
+    <w:tblPr>
+      <w:tblCellMar>
+        <w:top w:w="100" w:type="dxa"/>
+        <w:left w:w="100" w:type="dxa"/>
+        <w:bottom w:w="100" w:type="dxa"/>
+        <w:right w:w="100" w:type="dxa"/>
+      </w:tblCellMar>
+    </w:tblPr>
   </w:style>
   <w:style w:type="paragraph" w:styleId="Title">
     <w:name w:val="Title"/>
     <w:basedOn w:val="Normal"/>
     <w:next w:val="Normal"/>
+    <w:uiPriority w:val="10"/>
+    <w:qFormat/>
+    <w:rsid w:val="00FC693F"/>
     <w:pPr>
-      <w:keepNext w:val="1"/>
-      <w:keepLines w:val="1"/>
-      <w:pageBreakBefore w:val="0"/>
-      <w:spacing w:after="120" w:before="0" w:lineRule="auto" w:line="264"/>
+      <w:spacing w:after="160" w:line="240" w:lineRule="auto"/>
+      <w:contextualSpacing/>
     </w:pPr>
     <w:rPr>
-      <w:rFonts w:ascii="Arial" w:hAnsi="Arial" w:cs="Arial" w:eastAsia="Arial"/>
-      <w:b/>
-      <w:color w:val="000000"/>
+      <w:kern w:val="28"/>
       <w:sz w:val="48"/>
       <w:szCs w:val="52"/>
     </w:rPr>
@@ -3308,114 +3199,172 @@
     <w:name w:val="Subtitle"/>
     <w:basedOn w:val="Normal"/>
     <w:next w:val="Normal"/>
+    <w:uiPriority w:val="11"/>
+    <w:qFormat/>
+    <w:rsid w:val="00FC693F"/>
     <w:pPr>
-      <w:keepNext w:val="1"/>
-      <w:keepLines w:val="1"/>
-      <w:pageBreakBefore w:val="0"/>
-      <w:spacing w:after="120" w:before="0" w:lineRule="auto" w:line="264"/>
+      <w:numPr>
+        <w:ilvl w:val="1"/>
+      </w:numPr>
+      <w:spacing w:after="160"/>
     </w:pPr>
     <w:rPr>
-      <w:rFonts w:ascii="Arial" w:cs="Arial" w:eastAsia="Arial" w:hAnsi="Arial"/>
-      <w:b w:val="0"/>
-      <w:i w:val="0"/>
-      <w:iCs w:val="0"/>
-      <w:color w:val="000000"/>
-      <w:sz w:val="22"/>
-      <w:szCs w:val="30"/>
+      <w:iCs/>
+      <w:szCs w:val="24"/>
     </w:rPr>
   </w:style>
-  <w:style w:type="table" w:styleId="Table1">
-    <w:basedOn w:val="TableNormal"/>
-    <w:pPr/>
-    <w:rPr/>
+  <w:style w:type="table" w:customStyle="1" w:styleId="a">
+    <w:basedOn w:val="TableNormal0"/>
     <w:tblPr>
       <w:tblStyleRowBandSize w:val="1"/>
       <w:tblStyleColBandSize w:val="1"/>
-      <w:tblCellMar/>
     </w:tblPr>
-    <w:tblStylePr w:type="band1Horz">
-      <w:pPr/>
-      <w:rPr/>
-      <w:tcPr/>
+    <w:tblStylePr w:type="firstRow">
+      <w:rPr>
+        <w:rFonts w:ascii="Arial" w:eastAsia="Arial" w:hAnsi="Arial" w:cs="Arial"/>
+      </w:rPr>
+    </w:tblStylePr>
+    <w:tblStylePr w:type="lastRow">
+      <w:rPr>
+        <w:rFonts w:ascii="Arial" w:eastAsia="Arial" w:hAnsi="Arial" w:cs="Arial"/>
+      </w:rPr>
+    </w:tblStylePr>
+    <w:tblStylePr w:type="firstCol">
+      <w:rPr>
+        <w:rFonts w:ascii="Arial" w:eastAsia="Arial" w:hAnsi="Arial" w:cs="Arial"/>
+      </w:rPr>
+    </w:tblStylePr>
+    <w:tblStylePr w:type="lastCol">
+      <w:rPr>
+        <w:rFonts w:ascii="Arial" w:eastAsia="Arial" w:hAnsi="Arial" w:cs="Arial"/>
+      </w:rPr>
     </w:tblStylePr>
     <w:tblStylePr w:type="band1Vert">
-      <w:pPr/>
-      <w:rPr/>
-      <w:tcPr/>
+      <w:rPr>
+        <w:rFonts w:ascii="Arial" w:eastAsia="Arial" w:hAnsi="Arial" w:cs="Arial"/>
+      </w:rPr>
+    </w:tblStylePr>
+    <w:tblStylePr w:type="band2Vert">
+      <w:rPr>
+        <w:rFonts w:ascii="Arial" w:eastAsia="Arial" w:hAnsi="Arial" w:cs="Arial"/>
+      </w:rPr>
+    </w:tblStylePr>
+    <w:tblStylePr w:type="band1Horz">
+      <w:rPr>
+        <w:rFonts w:ascii="Arial" w:eastAsia="Arial" w:hAnsi="Arial" w:cs="Arial"/>
+      </w:rPr>
     </w:tblStylePr>
     <w:tblStylePr w:type="band2Horz">
-      <w:pPr/>
-      <w:rPr/>
-      <w:tcPr/>
-    </w:tblStylePr>
-    <w:tblStylePr w:type="band2Vert">
-      <w:pPr/>
-      <w:rPr/>
-      <w:tcPr/>
-    </w:tblStylePr>
-    <w:tblStylePr w:type="firstCol">
-      <w:pPr/>
-      <w:rPr/>
-      <w:tcPr/>
-    </w:tblStylePr>
-    <w:tblStylePr w:type="firstRow">
-      <w:pPr/>
-      <w:rPr/>
-      <w:tcPr/>
-    </w:tblStylePr>
-    <w:tblStylePr w:type="lastCol">
-      <w:pPr/>
-      <w:rPr/>
-      <w:tcPr/>
-    </w:tblStylePr>
-    <w:tblStylePr w:type="lastRow">
-      <w:pPr/>
-      <w:rPr/>
-      <w:tcPr/>
+      <w:rPr>
+        <w:rFonts w:ascii="Arial" w:eastAsia="Arial" w:hAnsi="Arial" w:cs="Arial"/>
+      </w:rPr>
     </w:tblStylePr>
     <w:tblStylePr w:type="neCell">
-      <w:pPr/>
-      <w:rPr/>
-      <w:tcPr/>
+      <w:rPr>
+        <w:rFonts w:ascii="Arial" w:eastAsia="Arial" w:hAnsi="Arial" w:cs="Arial"/>
+      </w:rPr>
     </w:tblStylePr>
     <w:tblStylePr w:type="nwCell">
-      <w:pPr/>
-      <w:rPr/>
-      <w:tcPr/>
+      <w:rPr>
+        <w:rFonts w:ascii="Arial" w:eastAsia="Arial" w:hAnsi="Arial" w:cs="Arial"/>
+      </w:rPr>
     </w:tblStylePr>
     <w:tblStylePr w:type="seCell">
-      <w:pPr/>
-      <w:rPr/>
-      <w:tcPr/>
+      <w:rPr>
+        <w:rFonts w:ascii="Arial" w:eastAsia="Arial" w:hAnsi="Arial" w:cs="Arial"/>
+      </w:rPr>
     </w:tblStylePr>
     <w:tblStylePr w:type="swCell">
-      <w:pPr/>
-      <w:rPr/>
-      <w:tcPr/>
+      <w:rPr>
+        <w:rFonts w:ascii="Arial" w:eastAsia="Arial" w:hAnsi="Arial" w:cs="Arial"/>
+      </w:rPr>
     </w:tblStylePr>
   </w:style>
-  <w:style w:type="paragraph" w:customStyle="1" w:styleId="header">
-    <w:name w:val="header"/>
+  <w:style w:type="paragraph" w:customStyle="1" w:styleId="Header1">
+    <w:name w:val="Header1"/>
     <w:pPr>
       <w:spacing w:after="120" w:line="264" w:lineRule="auto"/>
     </w:pPr>
     <w:rPr>
-      <w:rFonts w:ascii="Arial" w:hAnsi="Arial" w:cs="Arial" w:eastAsia="Arial"/>
-      <w:b w:val="0"/>
       <w:color w:val="000000"/>
       <w:sz w:val="18"/>
     </w:rPr>
   </w:style>
-  <w:style w:type="paragraph" w:customStyle="1" w:styleId="footer">
-    <w:name w:val="footer"/>
+  <w:style w:type="paragraph" w:customStyle="1" w:styleId="Footer1">
+    <w:name w:val="Footer1"/>
     <w:pPr>
       <w:spacing w:after="120" w:line="264" w:lineRule="auto"/>
     </w:pPr>
     <w:rPr>
-      <w:rFonts w:ascii="Arial" w:hAnsi="Arial" w:cs="Arial" w:eastAsia="Arial"/>
-      <w:b w:val="0"/>
       <w:color w:val="000000"/>
       <w:sz w:val="18"/>
+    </w:rPr>
+  </w:style>
+  <w:style w:type="paragraph" w:styleId="Header">
+    <w:name w:val="header"/>
+    <w:basedOn w:val="Normal"/>
+    <w:uiPriority w:val="99"/>
+    <w:unhideWhenUsed/>
+    <w:rsid w:val="00E618BF"/>
+    <w:pPr>
+      <w:spacing w:after="0" w:line="240" w:lineRule="auto"/>
+    </w:pPr>
+  </w:style>
+  <w:style w:type="paragraph" w:styleId="Footer">
+    <w:name w:val="footer"/>
+    <w:basedOn w:val="Normal"/>
+    <w:uiPriority w:val="99"/>
+    <w:unhideWhenUsed/>
+    <w:rsid w:val="00E618BF"/>
+    <w:pPr>
+      <w:spacing w:after="0" w:line="240" w:lineRule="auto"/>
+    </w:pPr>
+    <w:rPr>
+      <w:sz w:val="18"/>
+    </w:rPr>
+  </w:style>
+  <w:style w:type="paragraph" w:styleId="ListBullet">
+    <w:name w:val="List Bullet"/>
+    <w:basedOn w:val="Normal"/>
+    <w:uiPriority w:val="99"/>
+    <w:unhideWhenUsed/>
+    <w:rsid w:val="00326F90"/>
+    <w:pPr>
+      <w:numPr>
+        <w:numId w:val="1"/>
+      </w:numPr>
+      <w:contextualSpacing/>
+    </w:pPr>
+  </w:style>
+  <w:style w:type="paragraph" w:styleId="ListNumber">
+    <w:name w:val="List Number"/>
+    <w:basedOn w:val="Normal"/>
+    <w:uiPriority w:val="99"/>
+    <w:unhideWhenUsed/>
+    <w:rsid w:val="00326F90"/>
+    <w:pPr>
+      <w:numPr>
+        <w:numId w:val="3"/>
+      </w:numPr>
+      <w:contextualSpacing/>
+    </w:pPr>
+  </w:style>
+  <w:style w:type="paragraph" w:styleId="Caption">
+    <w:name w:val="caption"/>
+    <w:basedOn w:val="Normal"/>
+    <w:next w:val="Normal"/>
+    <w:uiPriority w:val="35"/>
+    <w:semiHidden/>
+    <w:unhideWhenUsed/>
+    <w:qFormat/>
+    <w:rsid w:val="00FC693F"/>
+    <w:pPr>
+      <w:spacing w:line="240" w:lineRule="auto"/>
+    </w:pPr>
+    <w:rPr>
+      <w:bCs/>
+      <w:sz w:val="20"/>
+      <w:szCs w:val="18"/>
     </w:rPr>
   </w:style>
 </w:styles>

--- a/assets/lessons/telescope-research/public-use-report.docx
+++ b/assets/lessons/telescope-research/public-use-report.docx
@@ -1848,7 +1848,7 @@
         <w:t>DSPIRA Guided Tour</w:t>
       </w:r>
       <w:r>
-        <w:t>. Digital Signal Processing in Radio Astronomy Lesson Portal. https://wvurail.org/dspira/</w:t>
+        <w:t>. Digital Signal Processing in Radio Astronomy Lesson Portal. https://rail.wvu.edu/dspira/</w:t>
       </w:r>
     </w:p>
     <w:sectPr>
@@ -1912,7 +1912,7 @@
       </w:tabs>
     </w:pPr>
     <w:r>
-      <w:t>wvurail.org/dspira</w:t>
+      <w:t>rail.wvu.edu/dspira</w:t>
     </w:r>
     <w:r>
       <w:tab/>
